--- a/行政端使用手冊_更新版.docx
+++ b/行政端使用手冊_更新版.docx
@@ -157,7 +157,7 @@
     <w:sdt>
       <w:sdtPr>
         <w:alias w:val="目錄"/>
-        <w:id w:val="690575102"/>
+        <w:id w:val="-2116053567"/>
       </w:sdtPr>
       <w:sdtEndPr/>
       <w:sdtContent>
@@ -180,7 +180,7 @@
           <w:r>
             <w:fldChar w:fldCharType="separate"/>
           </w:r>
-          <w:hyperlink w:anchor="_Toc242821600" w:history="1">
+          <w:hyperlink w:anchor="_Toc242826331" w:history="1">
             <w:r>
               <w:rPr>
                 <w:rStyle w:val="a5"/>
@@ -218,7 +218,7 @@
               <w:rPr>
                 <w:noProof/>
               </w:rPr>
-              <w:instrText xml:space="preserve"> PAGEREF _Toc242821600 \h </w:instrText>
+              <w:instrText xml:space="preserve"> PAGEREF _Toc242826331 \h </w:instrText>
             </w:r>
             <w:r>
               <w:rPr>
@@ -255,7 +255,7 @@
               <w:noProof/>
             </w:rPr>
           </w:pPr>
-          <w:hyperlink w:anchor="_Toc242821601" w:history="1">
+          <w:hyperlink w:anchor="_Toc242826332" w:history="1">
             <w:r>
               <w:rPr>
                 <w:rStyle w:val="a5"/>
@@ -300,7 +300,7 @@
               <w:rPr>
                 <w:noProof/>
               </w:rPr>
-              <w:instrText xml:space="preserve"> PAGEREF _Toc242821601 \h </w:instrText>
+              <w:instrText xml:space="preserve"> PAGEREF _Toc242826332 \h </w:instrText>
             </w:r>
             <w:r>
               <w:rPr>
@@ -337,7 +337,7 @@
               <w:noProof/>
             </w:rPr>
           </w:pPr>
-          <w:hyperlink w:anchor="_Toc242821602" w:history="1">
+          <w:hyperlink w:anchor="_Toc242826333" w:history="1">
             <w:r>
               <w:rPr>
                 <w:rStyle w:val="a5"/>
@@ -382,7 +382,7 @@
               <w:rPr>
                 <w:noProof/>
               </w:rPr>
-              <w:instrText xml:space="preserve"> PAGEREF _Toc242821602 \h </w:instrText>
+              <w:instrText xml:space="preserve"> PAGEREF _Toc242826333 \h </w:instrText>
             </w:r>
             <w:r>
               <w:rPr>
@@ -419,7 +419,7 @@
               <w:noProof/>
             </w:rPr>
           </w:pPr>
-          <w:hyperlink w:anchor="_Toc242821603" w:history="1">
+          <w:hyperlink w:anchor="_Toc242826334" w:history="1">
             <w:r>
               <w:rPr>
                 <w:rStyle w:val="a5"/>
@@ -464,7 +464,7 @@
               <w:rPr>
                 <w:noProof/>
               </w:rPr>
-              <w:instrText xml:space="preserve"> PAGEREF _Toc242821603 \h </w:instrText>
+              <w:instrText xml:space="preserve"> PAGEREF _Toc242826334 \h </w:instrText>
             </w:r>
             <w:r>
               <w:rPr>
@@ -501,7 +501,7 @@
               <w:noProof/>
             </w:rPr>
           </w:pPr>
-          <w:hyperlink w:anchor="_Toc242821604" w:history="1">
+          <w:hyperlink w:anchor="_Toc242826335" w:history="1">
             <w:r>
               <w:rPr>
                 <w:rStyle w:val="a5"/>
@@ -539,7 +539,7 @@
               <w:rPr>
                 <w:noProof/>
               </w:rPr>
-              <w:instrText xml:space="preserve"> PAGEREF _Toc242821604 \h </w:instrText>
+              <w:instrText xml:space="preserve"> PAGEREF _Toc242826335 \h </w:instrText>
             </w:r>
             <w:r>
               <w:rPr>
@@ -576,7 +576,7 @@
               <w:noProof/>
             </w:rPr>
           </w:pPr>
-          <w:hyperlink w:anchor="_Toc242821605" w:history="1">
+          <w:hyperlink w:anchor="_Toc242826336" w:history="1">
             <w:r>
               <w:rPr>
                 <w:rStyle w:val="a5"/>
@@ -621,7 +621,7 @@
               <w:rPr>
                 <w:noProof/>
               </w:rPr>
-              <w:instrText xml:space="preserve"> PAGEREF _Toc242821605 \h </w:instrText>
+              <w:instrText xml:space="preserve"> PAGEREF _Toc242826336 \h </w:instrText>
             </w:r>
             <w:r>
               <w:rPr>
@@ -658,7 +658,7 @@
               <w:noProof/>
             </w:rPr>
           </w:pPr>
-          <w:hyperlink w:anchor="_Toc242821606" w:history="1">
+          <w:hyperlink w:anchor="_Toc242826337" w:history="1">
             <w:r>
               <w:rPr>
                 <w:rStyle w:val="a5"/>
@@ -703,7 +703,7 @@
               <w:rPr>
                 <w:noProof/>
               </w:rPr>
-              <w:instrText xml:space="preserve"> PAGEREF _Toc242821606 \h </w:instrText>
+              <w:instrText xml:space="preserve"> PAGEREF _Toc242826337 \h </w:instrText>
             </w:r>
             <w:r>
               <w:rPr>
@@ -740,7 +740,7 @@
               <w:noProof/>
             </w:rPr>
           </w:pPr>
-          <w:hyperlink w:anchor="_Toc242821607" w:history="1">
+          <w:hyperlink w:anchor="_Toc242826338" w:history="1">
             <w:r>
               <w:rPr>
                 <w:rStyle w:val="a5"/>
@@ -785,7 +785,7 @@
               <w:rPr>
                 <w:noProof/>
               </w:rPr>
-              <w:instrText xml:space="preserve"> PAGEREF _Toc242821607 \h </w:instrText>
+              <w:instrText xml:space="preserve"> PAGEREF _Toc242826338 \h </w:instrText>
             </w:r>
             <w:r>
               <w:rPr>
@@ -802,7 +802,7 @@
               <w:rPr>
                 <w:noProof/>
               </w:rPr>
-              <w:t>3</w:t>
+              <w:t>4</w:t>
             </w:r>
             <w:r>
               <w:rPr>
@@ -822,7 +822,7 @@
               <w:noProof/>
             </w:rPr>
           </w:pPr>
-          <w:hyperlink w:anchor="_Toc242821608" w:history="1">
+          <w:hyperlink w:anchor="_Toc242826339" w:history="1">
             <w:r>
               <w:rPr>
                 <w:rStyle w:val="a5"/>
@@ -867,7 +867,7 @@
               <w:rPr>
                 <w:noProof/>
               </w:rPr>
-              <w:instrText xml:space="preserve"> PAGEREF _Toc242821608 \h </w:instrText>
+              <w:instrText xml:space="preserve"> PAGEREF _Toc242826339 \h </w:instrText>
             </w:r>
             <w:r>
               <w:rPr>
@@ -904,7 +904,7 @@
               <w:noProof/>
             </w:rPr>
           </w:pPr>
-          <w:hyperlink w:anchor="_Toc242821609" w:history="1">
+          <w:hyperlink w:anchor="_Toc242826340" w:history="1">
             <w:r>
               <w:rPr>
                 <w:rStyle w:val="a5"/>
@@ -942,7 +942,7 @@
               <w:rPr>
                 <w:noProof/>
               </w:rPr>
-              <w:instrText xml:space="preserve"> PAGEREF _Toc242821609 \h </w:instrText>
+              <w:instrText xml:space="preserve"> PAGEREF _Toc242826340 \h </w:instrText>
             </w:r>
             <w:r>
               <w:rPr>
@@ -959,7 +959,7 @@
               <w:rPr>
                 <w:noProof/>
               </w:rPr>
-              <w:t>5</w:t>
+              <w:t>6</w:t>
             </w:r>
             <w:r>
               <w:rPr>
@@ -979,7 +979,7 @@
               <w:noProof/>
             </w:rPr>
           </w:pPr>
-          <w:hyperlink w:anchor="_Toc242821610" w:history="1">
+          <w:hyperlink w:anchor="_Toc242826341" w:history="1">
             <w:r>
               <w:rPr>
                 <w:rStyle w:val="a5"/>
@@ -1024,7 +1024,7 @@
               <w:rPr>
                 <w:noProof/>
               </w:rPr>
-              <w:instrText xml:space="preserve"> PAGEREF _Toc242821610 \h </w:instrText>
+              <w:instrText xml:space="preserve"> PAGEREF _Toc242826341 \h </w:instrText>
             </w:r>
             <w:r>
               <w:rPr>
@@ -1041,7 +1041,7 @@
               <w:rPr>
                 <w:noProof/>
               </w:rPr>
-              <w:t>5</w:t>
+              <w:t>6</w:t>
             </w:r>
             <w:r>
               <w:rPr>
@@ -1061,7 +1061,7 @@
               <w:noProof/>
             </w:rPr>
           </w:pPr>
-          <w:hyperlink w:anchor="_Toc242821611" w:history="1">
+          <w:hyperlink w:anchor="_Toc242826342" w:history="1">
             <w:r>
               <w:rPr>
                 <w:rStyle w:val="a5"/>
@@ -1106,7 +1106,7 @@
               <w:rPr>
                 <w:noProof/>
               </w:rPr>
-              <w:instrText xml:space="preserve"> PAGEREF _Toc242821611 \h </w:instrText>
+              <w:instrText xml:space="preserve"> PAGEREF _Toc242826342 \h </w:instrText>
             </w:r>
             <w:r>
               <w:rPr>
@@ -1123,7 +1123,7 @@
               <w:rPr>
                 <w:noProof/>
               </w:rPr>
-              <w:t>5</w:t>
+              <w:t>6</w:t>
             </w:r>
             <w:r>
               <w:rPr>
@@ -1143,7 +1143,7 @@
               <w:noProof/>
             </w:rPr>
           </w:pPr>
-          <w:hyperlink w:anchor="_Toc242821612" w:history="1">
+          <w:hyperlink w:anchor="_Toc242826343" w:history="1">
             <w:r>
               <w:rPr>
                 <w:rStyle w:val="a5"/>
@@ -1188,7 +1188,7 @@
               <w:rPr>
                 <w:noProof/>
               </w:rPr>
-              <w:instrText xml:space="preserve"> PAGEREF _Toc242821612 \h </w:instrText>
+              <w:instrText xml:space="preserve"> PAGEREF _Toc242826343 \h </w:instrText>
             </w:r>
             <w:r>
               <w:rPr>
@@ -1205,7 +1205,7 @@
               <w:rPr>
                 <w:noProof/>
               </w:rPr>
-              <w:t>6</w:t>
+              <w:t>7</w:t>
             </w:r>
             <w:r>
               <w:rPr>
@@ -1225,7 +1225,7 @@
               <w:noProof/>
             </w:rPr>
           </w:pPr>
-          <w:hyperlink w:anchor="_Toc242821613" w:history="1">
+          <w:hyperlink w:anchor="_Toc242826344" w:history="1">
             <w:r>
               <w:rPr>
                 <w:rStyle w:val="a5"/>
@@ -1270,7 +1270,7 @@
               <w:rPr>
                 <w:noProof/>
               </w:rPr>
-              <w:instrText xml:space="preserve"> PAGEREF _Toc242821613 \h </w:instrText>
+              <w:instrText xml:space="preserve"> PAGEREF _Toc242826344 \h </w:instrText>
             </w:r>
             <w:r>
               <w:rPr>
@@ -1287,7 +1287,7 @@
               <w:rPr>
                 <w:noProof/>
               </w:rPr>
-              <w:t>6</w:t>
+              <w:t>7</w:t>
             </w:r>
             <w:r>
               <w:rPr>
@@ -1307,7 +1307,7 @@
               <w:noProof/>
             </w:rPr>
           </w:pPr>
-          <w:hyperlink w:anchor="_Toc242821614" w:history="1">
+          <w:hyperlink w:anchor="_Toc242826345" w:history="1">
             <w:r>
               <w:rPr>
                 <w:rStyle w:val="a5"/>
@@ -1345,7 +1345,7 @@
               <w:rPr>
                 <w:noProof/>
               </w:rPr>
-              <w:instrText xml:space="preserve"> PAGEREF _Toc242821614 \h </w:instrText>
+              <w:instrText xml:space="preserve"> PAGEREF _Toc242826345 \h </w:instrText>
             </w:r>
             <w:r>
               <w:rPr>
@@ -1362,7 +1362,7 @@
               <w:rPr>
                 <w:noProof/>
               </w:rPr>
-              <w:t>7</w:t>
+              <w:t>8</w:t>
             </w:r>
             <w:r>
               <w:rPr>
@@ -1382,7 +1382,7 @@
               <w:noProof/>
             </w:rPr>
           </w:pPr>
-          <w:hyperlink w:anchor="_Toc242821615" w:history="1">
+          <w:hyperlink w:anchor="_Toc242826346" w:history="1">
             <w:r>
               <w:rPr>
                 <w:rStyle w:val="a5"/>
@@ -1427,7 +1427,7 @@
               <w:rPr>
                 <w:noProof/>
               </w:rPr>
-              <w:instrText xml:space="preserve"> PAGEREF _Toc242821615 \h </w:instrText>
+              <w:instrText xml:space="preserve"> PAGEREF _Toc242826346 \h </w:instrText>
             </w:r>
             <w:r>
               <w:rPr>
@@ -1444,7 +1444,7 @@
               <w:rPr>
                 <w:noProof/>
               </w:rPr>
-              <w:t>7</w:t>
+              <w:t>8</w:t>
             </w:r>
             <w:r>
               <w:rPr>
@@ -1464,7 +1464,7 @@
               <w:noProof/>
             </w:rPr>
           </w:pPr>
-          <w:hyperlink w:anchor="_Toc242821616" w:history="1">
+          <w:hyperlink w:anchor="_Toc242826347" w:history="1">
             <w:r>
               <w:rPr>
                 <w:rStyle w:val="a5"/>
@@ -1509,7 +1509,7 @@
               <w:rPr>
                 <w:noProof/>
               </w:rPr>
-              <w:instrText xml:space="preserve"> PAGEREF _Toc242821616 \h </w:instrText>
+              <w:instrText xml:space="preserve"> PAGEREF _Toc242826347 \h </w:instrText>
             </w:r>
             <w:r>
               <w:rPr>
@@ -1526,7 +1526,7 @@
               <w:rPr>
                 <w:noProof/>
               </w:rPr>
-              <w:t>7</w:t>
+              <w:t>8</w:t>
             </w:r>
             <w:r>
               <w:rPr>
@@ -1546,7 +1546,7 @@
               <w:noProof/>
             </w:rPr>
           </w:pPr>
-          <w:hyperlink w:anchor="_Toc242821617" w:history="1">
+          <w:hyperlink w:anchor="_Toc242826348" w:history="1">
             <w:r>
               <w:rPr>
                 <w:rStyle w:val="a5"/>
@@ -1591,7 +1591,7 @@
               <w:rPr>
                 <w:noProof/>
               </w:rPr>
-              <w:instrText xml:space="preserve"> PAGEREF _Toc242821617 \h </w:instrText>
+              <w:instrText xml:space="preserve"> PAGEREF _Toc242826348 \h </w:instrText>
             </w:r>
             <w:r>
               <w:rPr>
@@ -1608,7 +1608,7 @@
               <w:rPr>
                 <w:noProof/>
               </w:rPr>
-              <w:t>7</w:t>
+              <w:t>8</w:t>
             </w:r>
             <w:r>
               <w:rPr>
@@ -1628,7 +1628,7 @@
               <w:noProof/>
             </w:rPr>
           </w:pPr>
-          <w:hyperlink w:anchor="_Toc242821618" w:history="1">
+          <w:hyperlink w:anchor="_Toc242826349" w:history="1">
             <w:r>
               <w:rPr>
                 <w:rStyle w:val="a5"/>
@@ -1680,7 +1680,7 @@
               <w:rPr>
                 <w:noProof/>
               </w:rPr>
-              <w:instrText xml:space="preserve"> PAGEREF _Toc242821618 \h </w:instrText>
+              <w:instrText xml:space="preserve"> PAGEREF _Toc242826349 \h </w:instrText>
             </w:r>
             <w:r>
               <w:rPr>
@@ -1697,7 +1697,7 @@
               <w:rPr>
                 <w:noProof/>
               </w:rPr>
-              <w:t>9</w:t>
+              <w:t>10</w:t>
             </w:r>
             <w:r>
               <w:rPr>
@@ -1717,7 +1717,7 @@
               <w:noProof/>
             </w:rPr>
           </w:pPr>
-          <w:hyperlink w:anchor="_Toc242821619" w:history="1">
+          <w:hyperlink w:anchor="_Toc242826350" w:history="1">
             <w:r>
               <w:rPr>
                 <w:rStyle w:val="a5"/>
@@ -1762,7 +1762,7 @@
               <w:rPr>
                 <w:noProof/>
               </w:rPr>
-              <w:instrText xml:space="preserve"> PAGEREF _Toc242821619 \h </w:instrText>
+              <w:instrText xml:space="preserve"> PAGEREF _Toc242826350 \h </w:instrText>
             </w:r>
             <w:r>
               <w:rPr>
@@ -1779,7 +1779,7 @@
               <w:rPr>
                 <w:noProof/>
               </w:rPr>
-              <w:t>9</w:t>
+              <w:t>10</w:t>
             </w:r>
             <w:r>
               <w:rPr>
@@ -1799,7 +1799,7 @@
               <w:noProof/>
             </w:rPr>
           </w:pPr>
-          <w:hyperlink w:anchor="_Toc242821620" w:history="1">
+          <w:hyperlink w:anchor="_Toc242826351" w:history="1">
             <w:r>
               <w:rPr>
                 <w:rStyle w:val="a5"/>
@@ -1844,7 +1844,7 @@
               <w:rPr>
                 <w:noProof/>
               </w:rPr>
-              <w:instrText xml:space="preserve"> PAGEREF _Toc242821620 \h </w:instrText>
+              <w:instrText xml:space="preserve"> PAGEREF _Toc242826351 \h </w:instrText>
             </w:r>
             <w:r>
               <w:rPr>
@@ -1861,7 +1861,7 @@
               <w:rPr>
                 <w:noProof/>
               </w:rPr>
-              <w:t>9</w:t>
+              <w:t>10</w:t>
             </w:r>
             <w:r>
               <w:rPr>
@@ -1881,7 +1881,7 @@
               <w:noProof/>
             </w:rPr>
           </w:pPr>
-          <w:hyperlink w:anchor="_Toc242821621" w:history="1">
+          <w:hyperlink w:anchor="_Toc242826352" w:history="1">
             <w:r>
               <w:rPr>
                 <w:rStyle w:val="a5"/>
@@ -1933,7 +1933,7 @@
               <w:rPr>
                 <w:noProof/>
               </w:rPr>
-              <w:instrText xml:space="preserve"> PAGEREF _Toc242821621 \h </w:instrText>
+              <w:instrText xml:space="preserve"> PAGEREF _Toc242826352 \h </w:instrText>
             </w:r>
             <w:r>
               <w:rPr>
@@ -1950,7 +1950,7 @@
               <w:rPr>
                 <w:noProof/>
               </w:rPr>
-              <w:t>10</w:t>
+              <w:t>11</w:t>
             </w:r>
             <w:r>
               <w:rPr>
@@ -1970,7 +1970,7 @@
               <w:noProof/>
             </w:rPr>
           </w:pPr>
-          <w:hyperlink w:anchor="_Toc242821622" w:history="1">
+          <w:hyperlink w:anchor="_Toc242826353" w:history="1">
             <w:r>
               <w:rPr>
                 <w:rStyle w:val="a5"/>
@@ -2015,7 +2015,7 @@
               <w:rPr>
                 <w:noProof/>
               </w:rPr>
-              <w:instrText xml:space="preserve"> PAGEREF _Toc242821622 \h </w:instrText>
+              <w:instrText xml:space="preserve"> PAGEREF _Toc242826353 \h </w:instrText>
             </w:r>
             <w:r>
               <w:rPr>
@@ -2032,7 +2032,7 @@
               <w:rPr>
                 <w:noProof/>
               </w:rPr>
-              <w:t>10</w:t>
+              <w:t>11</w:t>
             </w:r>
             <w:r>
               <w:rPr>
@@ -2052,7 +2052,7 @@
               <w:noProof/>
             </w:rPr>
           </w:pPr>
-          <w:hyperlink w:anchor="_Toc242821623" w:history="1">
+          <w:hyperlink w:anchor="_Toc242826354" w:history="1">
             <w:r>
               <w:rPr>
                 <w:rStyle w:val="a5"/>
@@ -2104,7 +2104,7 @@
                 <w:noProof/>
               </w:rPr>
               <w:lastRenderedPageBreak/>
-              <w:instrText xml:space="preserve">oc242821623 \h </w:instrText>
+              <w:instrText xml:space="preserve">oc242826354 \h </w:instrText>
             </w:r>
             <w:r>
               <w:rPr>
@@ -2121,7 +2121,7 @@
               <w:rPr>
                 <w:noProof/>
               </w:rPr>
-              <w:t>10</w:t>
+              <w:t>11</w:t>
             </w:r>
             <w:r>
               <w:rPr>
@@ -2141,7 +2141,7 @@
               <w:noProof/>
             </w:rPr>
           </w:pPr>
-          <w:hyperlink w:anchor="_Toc242821624" w:history="1">
+          <w:hyperlink w:anchor="_Toc242826355" w:history="1">
             <w:r>
               <w:rPr>
                 <w:rStyle w:val="a5"/>
@@ -2186,7 +2186,7 @@
               <w:rPr>
                 <w:noProof/>
               </w:rPr>
-              <w:instrText xml:space="preserve"> PAGEREF _Toc242821624 \h </w:instrText>
+              <w:instrText xml:space="preserve"> PAGEREF _Toc242826355 \h </w:instrText>
             </w:r>
             <w:r>
               <w:rPr>
@@ -2203,7 +2203,7 @@
               <w:rPr>
                 <w:noProof/>
               </w:rPr>
-              <w:t>10</w:t>
+              <w:t>11</w:t>
             </w:r>
             <w:r>
               <w:rPr>
@@ -2223,7 +2223,7 @@
               <w:noProof/>
             </w:rPr>
           </w:pPr>
-          <w:hyperlink w:anchor="_Toc242821625" w:history="1">
+          <w:hyperlink w:anchor="_Toc242826356" w:history="1">
             <w:r>
               <w:rPr>
                 <w:rStyle w:val="a5"/>
@@ -2268,7 +2268,7 @@
               <w:rPr>
                 <w:noProof/>
               </w:rPr>
-              <w:instrText xml:space="preserve"> PAGEREF _Toc242821625 \h </w:instrText>
+              <w:instrText xml:space="preserve"> PAGEREF _Toc242826356 \h </w:instrText>
             </w:r>
             <w:r>
               <w:rPr>
@@ -2285,7 +2285,7 @@
               <w:rPr>
                 <w:noProof/>
               </w:rPr>
-              <w:t>11</w:t>
+              <w:t>12</w:t>
             </w:r>
             <w:r>
               <w:rPr>
@@ -2305,7 +2305,7 @@
               <w:noProof/>
             </w:rPr>
           </w:pPr>
-          <w:hyperlink w:anchor="_Toc242821626" w:history="1">
+          <w:hyperlink w:anchor="_Toc242826357" w:history="1">
             <w:r>
               <w:rPr>
                 <w:rStyle w:val="a5"/>
@@ -2350,7 +2350,7 @@
               <w:rPr>
                 <w:noProof/>
               </w:rPr>
-              <w:instrText xml:space="preserve"> PAGEREF _Toc242821626 \h </w:instrText>
+              <w:instrText xml:space="preserve"> PAGEREF _Toc242826357 \h </w:instrText>
             </w:r>
             <w:r>
               <w:rPr>
@@ -2367,7 +2367,7 @@
               <w:rPr>
                 <w:noProof/>
               </w:rPr>
-              <w:t>11</w:t>
+              <w:t>12</w:t>
             </w:r>
             <w:r>
               <w:rPr>
@@ -2387,7 +2387,7 @@
               <w:noProof/>
             </w:rPr>
           </w:pPr>
-          <w:hyperlink w:anchor="_Toc242821627" w:history="1">
+          <w:hyperlink w:anchor="_Toc242826358" w:history="1">
             <w:r>
               <w:rPr>
                 <w:rStyle w:val="a5"/>
@@ -2439,7 +2439,7 @@
               <w:rPr>
                 <w:noProof/>
               </w:rPr>
-              <w:instrText xml:space="preserve"> PAGEREF _Toc242821627 \h </w:instrText>
+              <w:instrText xml:space="preserve"> PAGEREF _Toc242826358 \h </w:instrText>
             </w:r>
             <w:r>
               <w:rPr>
@@ -2456,7 +2456,7 @@
               <w:rPr>
                 <w:noProof/>
               </w:rPr>
-              <w:t>12</w:t>
+              <w:t>13</w:t>
             </w:r>
             <w:r>
               <w:rPr>
@@ -2476,7 +2476,7 @@
               <w:noProof/>
             </w:rPr>
           </w:pPr>
-          <w:hyperlink w:anchor="_Toc242821628" w:history="1">
+          <w:hyperlink w:anchor="_Toc242826359" w:history="1">
             <w:r>
               <w:rPr>
                 <w:rStyle w:val="a5"/>
@@ -2521,7 +2521,7 @@
               <w:rPr>
                 <w:noProof/>
               </w:rPr>
-              <w:instrText xml:space="preserve"> PAGEREF _Toc242821628 \h </w:instrText>
+              <w:instrText xml:space="preserve"> PAGEREF _Toc242826359 \h </w:instrText>
             </w:r>
             <w:r>
               <w:rPr>
@@ -2538,7 +2538,7 @@
               <w:rPr>
                 <w:noProof/>
               </w:rPr>
-              <w:t>12</w:t>
+              <w:t>13</w:t>
             </w:r>
             <w:r>
               <w:rPr>
@@ -2558,7 +2558,7 @@
               <w:noProof/>
             </w:rPr>
           </w:pPr>
-          <w:hyperlink w:anchor="_Toc242821629" w:history="1">
+          <w:hyperlink w:anchor="_Toc242826360" w:history="1">
             <w:r>
               <w:rPr>
                 <w:rStyle w:val="a5"/>
@@ -2603,7 +2603,7 @@
               <w:rPr>
                 <w:noProof/>
               </w:rPr>
-              <w:instrText xml:space="preserve"> PAGEREF _Toc242821629 \h </w:instrText>
+              <w:instrText xml:space="preserve"> PAGEREF _Toc242826360 \h </w:instrText>
             </w:r>
             <w:r>
               <w:rPr>
@@ -2620,7 +2620,7 @@
               <w:rPr>
                 <w:noProof/>
               </w:rPr>
-              <w:t>12</w:t>
+              <w:t>13</w:t>
             </w:r>
             <w:r>
               <w:rPr>
@@ -2640,7 +2640,7 @@
               <w:noProof/>
             </w:rPr>
           </w:pPr>
-          <w:hyperlink w:anchor="_Toc242821630" w:history="1">
+          <w:hyperlink w:anchor="_Toc242826361" w:history="1">
             <w:r>
               <w:rPr>
                 <w:rStyle w:val="a5"/>
@@ -2685,7 +2685,7 @@
               <w:rPr>
                 <w:noProof/>
               </w:rPr>
-              <w:instrText xml:space="preserve"> PAGEREF _Toc242821630 \h </w:instrText>
+              <w:instrText xml:space="preserve"> PAGEREF _Toc242826361 \h </w:instrText>
             </w:r>
             <w:r>
               <w:rPr>
@@ -2702,7 +2702,7 @@
               <w:rPr>
                 <w:noProof/>
               </w:rPr>
-              <w:t>12</w:t>
+              <w:t>13</w:t>
             </w:r>
             <w:r>
               <w:rPr>
@@ -2722,7 +2722,7 @@
               <w:noProof/>
             </w:rPr>
           </w:pPr>
-          <w:hyperlink w:anchor="_Toc242821631" w:history="1">
+          <w:hyperlink w:anchor="_Toc242826362" w:history="1">
             <w:r>
               <w:rPr>
                 <w:rStyle w:val="a5"/>
@@ -2774,7 +2774,7 @@
               <w:rPr>
                 <w:noProof/>
               </w:rPr>
-              <w:instrText xml:space="preserve"> PAGEREF _Toc242821631 \h </w:instrText>
+              <w:instrText xml:space="preserve"> PAGEREF _Toc242826362 \h </w:instrText>
             </w:r>
             <w:r>
               <w:rPr>
@@ -2791,7 +2791,7 @@
               <w:rPr>
                 <w:noProof/>
               </w:rPr>
-              <w:t>14</w:t>
+              <w:t>15</w:t>
             </w:r>
             <w:r>
               <w:rPr>
@@ -2811,7 +2811,7 @@
               <w:noProof/>
             </w:rPr>
           </w:pPr>
-          <w:hyperlink w:anchor="_Toc242821632" w:history="1">
+          <w:hyperlink w:anchor="_Toc242826363" w:history="1">
             <w:r>
               <w:rPr>
                 <w:rStyle w:val="a5"/>
@@ -2856,7 +2856,7 @@
               <w:rPr>
                 <w:noProof/>
               </w:rPr>
-              <w:instrText xml:space="preserve"> PAGEREF _Toc242821632 \h </w:instrText>
+              <w:instrText xml:space="preserve"> PAGEREF _Toc242826363 \h </w:instrText>
             </w:r>
             <w:r>
               <w:rPr>
@@ -2873,7 +2873,7 @@
               <w:rPr>
                 <w:noProof/>
               </w:rPr>
-              <w:t>14</w:t>
+              <w:t>15</w:t>
             </w:r>
             <w:r>
               <w:rPr>
@@ -2893,7 +2893,7 @@
               <w:noProof/>
             </w:rPr>
           </w:pPr>
-          <w:hyperlink w:anchor="_Toc242821633" w:history="1">
+          <w:hyperlink w:anchor="_Toc242826364" w:history="1">
             <w:r>
               <w:rPr>
                 <w:rStyle w:val="a5"/>
@@ -2938,7 +2938,7 @@
               <w:rPr>
                 <w:noProof/>
               </w:rPr>
-              <w:instrText xml:space="preserve"> PAGEREF _Toc242821633 \h </w:instrText>
+              <w:instrText xml:space="preserve"> PAGEREF _Toc242826364 \h </w:instrText>
             </w:r>
             <w:r>
               <w:rPr>
@@ -2955,7 +2955,7 @@
               <w:rPr>
                 <w:noProof/>
               </w:rPr>
-              <w:t>14</w:t>
+              <w:t>15</w:t>
             </w:r>
             <w:r>
               <w:rPr>
@@ -2975,7 +2975,7 @@
               <w:noProof/>
             </w:rPr>
           </w:pPr>
-          <w:hyperlink w:anchor="_Toc242821634" w:history="1">
+          <w:hyperlink w:anchor="_Toc242826365" w:history="1">
             <w:r>
               <w:rPr>
                 <w:rStyle w:val="a5"/>
@@ -3020,7 +3020,7 @@
               <w:rPr>
                 <w:noProof/>
               </w:rPr>
-              <w:instrText xml:space="preserve"> PAGEREF _Toc242821634 \h </w:instrText>
+              <w:instrText xml:space="preserve"> PAGEREF _Toc242826365 \h </w:instrText>
             </w:r>
             <w:r>
               <w:rPr>
@@ -3037,7 +3037,7 @@
               <w:rPr>
                 <w:noProof/>
               </w:rPr>
-              <w:t>14</w:t>
+              <w:t>15</w:t>
             </w:r>
             <w:r>
               <w:rPr>
@@ -3057,7 +3057,7 @@
               <w:noProof/>
             </w:rPr>
           </w:pPr>
-          <w:hyperlink w:anchor="_Toc242821635" w:history="1">
+          <w:hyperlink w:anchor="_Toc242826366" w:history="1">
             <w:r>
               <w:rPr>
                 <w:rStyle w:val="a5"/>
@@ -3095,7 +3095,7 @@
               <w:rPr>
                 <w:noProof/>
               </w:rPr>
-              <w:instrText xml:space="preserve"> PAGEREF _Toc242821635 \h </w:instrText>
+              <w:instrText xml:space="preserve"> PAGEREF _Toc242826366 \h </w:instrText>
             </w:r>
             <w:r>
               <w:rPr>
@@ -3112,7 +3112,7 @@
               <w:rPr>
                 <w:noProof/>
               </w:rPr>
-              <w:t>15</w:t>
+              <w:t>17</w:t>
             </w:r>
             <w:r>
               <w:rPr>
@@ -3132,7 +3132,7 @@
               <w:noProof/>
             </w:rPr>
           </w:pPr>
-          <w:hyperlink w:anchor="_Toc242821636" w:history="1">
+          <w:hyperlink w:anchor="_Toc242826367" w:history="1">
             <w:r>
               <w:rPr>
                 <w:rStyle w:val="a5"/>
@@ -3177,7 +3177,7 @@
               <w:rPr>
                 <w:noProof/>
               </w:rPr>
-              <w:instrText xml:space="preserve"> PAGEREF _Toc242821636 \h </w:instrText>
+              <w:instrText xml:space="preserve"> PAGEREF _Toc242826367 \h </w:instrText>
             </w:r>
             <w:r>
               <w:rPr>
@@ -3194,7 +3194,7 @@
               <w:rPr>
                 <w:noProof/>
               </w:rPr>
-              <w:t>15</w:t>
+              <w:t>17</w:t>
             </w:r>
             <w:r>
               <w:rPr>
@@ -3214,7 +3214,7 @@
               <w:noProof/>
             </w:rPr>
           </w:pPr>
-          <w:hyperlink w:anchor="_Toc242821637" w:history="1">
+          <w:hyperlink w:anchor="_Toc242826368" w:history="1">
             <w:r>
               <w:rPr>
                 <w:rStyle w:val="a5"/>
@@ -3259,7 +3259,7 @@
               <w:rPr>
                 <w:noProof/>
               </w:rPr>
-              <w:instrText xml:space="preserve"> PAGEREF _Toc242821637 \h </w:instrText>
+              <w:instrText xml:space="preserve"> PAGEREF _Toc242826368 \h </w:instrText>
             </w:r>
             <w:r>
               <w:rPr>
@@ -3276,7 +3276,7 @@
               <w:rPr>
                 <w:noProof/>
               </w:rPr>
-              <w:t>15</w:t>
+              <w:t>17</w:t>
             </w:r>
             <w:r>
               <w:rPr>
@@ -3296,7 +3296,7 @@
               <w:noProof/>
             </w:rPr>
           </w:pPr>
-          <w:hyperlink w:anchor="_Toc242821638" w:history="1">
+          <w:hyperlink w:anchor="_Toc242826369" w:history="1">
             <w:r>
               <w:rPr>
                 <w:rStyle w:val="a5"/>
@@ -3334,7 +3334,7 @@
               <w:rPr>
                 <w:noProof/>
               </w:rPr>
-              <w:instrText xml:space="preserve"> PAGEREF _Toc242821638 \h </w:instrText>
+              <w:instrText xml:space="preserve"> PAGEREF _Toc242826369 \h </w:instrText>
             </w:r>
             <w:r>
               <w:rPr>
@@ -3351,7 +3351,7 @@
               <w:rPr>
                 <w:noProof/>
               </w:rPr>
-              <w:t>16</w:t>
+              <w:t>18</w:t>
             </w:r>
             <w:r>
               <w:rPr>
@@ -3371,7 +3371,7 @@
               <w:noProof/>
             </w:rPr>
           </w:pPr>
-          <w:hyperlink w:anchor="_Toc242821639" w:history="1">
+          <w:hyperlink w:anchor="_Toc242826370" w:history="1">
             <w:r>
               <w:rPr>
                 <w:rStyle w:val="a5"/>
@@ -3416,7 +3416,7 @@
               <w:rPr>
                 <w:noProof/>
               </w:rPr>
-              <w:instrText xml:space="preserve"> PAGEREF _Toc242821639 \h </w:instrText>
+              <w:instrText xml:space="preserve"> PAGEREF _Toc242826370 \h </w:instrText>
             </w:r>
             <w:r>
               <w:rPr>
@@ -3433,7 +3433,7 @@
               <w:rPr>
                 <w:noProof/>
               </w:rPr>
-              <w:t>16</w:t>
+              <w:t>18</w:t>
             </w:r>
             <w:r>
               <w:rPr>
@@ -3453,7 +3453,7 @@
               <w:noProof/>
             </w:rPr>
           </w:pPr>
-          <w:hyperlink w:anchor="_Toc242821640" w:history="1">
+          <w:hyperlink w:anchor="_Toc242826371" w:history="1">
             <w:r>
               <w:rPr>
                 <w:rStyle w:val="a5"/>
@@ -3498,7 +3498,7 @@
               <w:rPr>
                 <w:noProof/>
               </w:rPr>
-              <w:instrText xml:space="preserve"> PAGEREF _Toc242821640 \h </w:instrText>
+              <w:instrText xml:space="preserve"> PAGEREF _Toc242826371 \h </w:instrText>
             </w:r>
             <w:r>
               <w:rPr>
@@ -3515,7 +3515,7 @@
               <w:rPr>
                 <w:noProof/>
               </w:rPr>
-              <w:t>16</w:t>
+              <w:t>18</w:t>
             </w:r>
             <w:r>
               <w:rPr>
@@ -3535,7 +3535,7 @@
               <w:noProof/>
             </w:rPr>
           </w:pPr>
-          <w:hyperlink w:anchor="_Toc242821641" w:history="1">
+          <w:hyperlink w:anchor="_Toc242826372" w:history="1">
             <w:r>
               <w:rPr>
                 <w:rStyle w:val="a5"/>
@@ -3580,7 +3580,7 @@
               <w:rPr>
                 <w:noProof/>
               </w:rPr>
-              <w:instrText xml:space="preserve"> PAGEREF _Toc242821641 \h </w:instrText>
+              <w:instrText xml:space="preserve"> PAGEREF _Toc242826372 \h </w:instrText>
             </w:r>
             <w:r>
               <w:rPr>
@@ -3597,7 +3597,7 @@
               <w:rPr>
                 <w:noProof/>
               </w:rPr>
-              <w:t>17</w:t>
+              <w:t>19</w:t>
             </w:r>
             <w:r>
               <w:rPr>
@@ -3617,7 +3617,7 @@
               <w:noProof/>
             </w:rPr>
           </w:pPr>
-          <w:hyperlink w:anchor="_Toc242821642" w:history="1">
+          <w:hyperlink w:anchor="_Toc242826373" w:history="1">
             <w:r>
               <w:rPr>
                 <w:rStyle w:val="a5"/>
@@ -3655,7 +3655,7 @@
               <w:rPr>
                 <w:noProof/>
               </w:rPr>
-              <w:instrText xml:space="preserve"> PAGEREF _Toc242821642 \h </w:instrText>
+              <w:instrText xml:space="preserve"> PAGEREF _Toc242826373 \h </w:instrText>
             </w:r>
             <w:r>
               <w:rPr>
@@ -3672,7 +3672,7 @@
               <w:rPr>
                 <w:noProof/>
               </w:rPr>
-              <w:t>18</w:t>
+              <w:t>20</w:t>
             </w:r>
             <w:r>
               <w:rPr>
@@ -3703,7 +3703,7 @@
       <w:pPr>
         <w:pStyle w:val="1"/>
       </w:pPr>
-      <w:bookmarkStart w:id="0" w:name="_Toc242821600"/>
+      <w:bookmarkStart w:id="0" w:name="_Toc242826331"/>
       <w:r>
         <w:t>一、</w:t>
       </w:r>
@@ -3731,7 +3731,7 @@
       <w:pPr>
         <w:pStyle w:val="2"/>
       </w:pPr>
-      <w:bookmarkStart w:id="1" w:name="_Toc242821601"/>
+      <w:bookmarkStart w:id="1" w:name="_Toc242826332"/>
       <w:r>
         <w:t>(</w:t>
       </w:r>
@@ -3881,6 +3881,24 @@
         <w:rPr>
           <w:rFonts w:eastAsia="微軟正黑體"/>
         </w:rPr>
+        <w:t>在行政端修改人員或學生的生日後，登入密碼會同步改為新的生日；修改姓名後，登入帳號也會跟著改為新的姓名。</w:t>
+      </w:r>
+    </w:p>
+    <w:p>
+      <w:pPr>
+        <w:spacing w:after="100" w:line="290" w:lineRule="auto"/>
+        <w:ind w:left="1140" w:hanging="480"/>
+      </w:pPr>
+      <w:r>
+        <w:rPr>
+          <w:rFonts w:eastAsia="微軟正黑體"/>
+        </w:rPr>
+        <w:t xml:space="preserve">(4) </w:t>
+      </w:r>
+      <w:r>
+        <w:rPr>
+          <w:rFonts w:eastAsia="微軟正黑體"/>
+        </w:rPr>
         <w:t>登入後可由左側選單切換「學生管理、老師與行政人員、日誌管理、課程資訊、課表排程、點數管理、系統設定」各頁面。</w:t>
       </w:r>
     </w:p>
@@ -3888,7 +3906,7 @@
       <w:pPr>
         <w:pStyle w:val="2"/>
       </w:pPr>
-      <w:bookmarkStart w:id="2" w:name="_Toc242821602"/>
+      <w:bookmarkStart w:id="2" w:name="_Toc242826333"/>
       <w:r>
         <w:t>(</w:t>
       </w:r>
@@ -4069,7 +4087,7 @@
       <w:pPr>
         <w:pStyle w:val="2"/>
       </w:pPr>
-      <w:bookmarkStart w:id="3" w:name="_Toc242821603"/>
+      <w:bookmarkStart w:id="3" w:name="_Toc242826334"/>
       <w:r>
         <w:t>(</w:t>
       </w:r>
@@ -4137,7 +4155,7 @@
         <w:pStyle w:val="1"/>
         <w:pageBreakBefore/>
       </w:pPr>
-      <w:bookmarkStart w:id="4" w:name="_Toc242821604"/>
+      <w:bookmarkStart w:id="4" w:name="_Toc242826335"/>
       <w:r>
         <w:t>二、</w:t>
       </w:r>
@@ -4165,7 +4183,7 @@
       <w:pPr>
         <w:pStyle w:val="2"/>
       </w:pPr>
-      <w:bookmarkStart w:id="5" w:name="_Toc242821605"/>
+      <w:bookmarkStart w:id="5" w:name="_Toc242826336"/>
       <w:r>
         <w:t>(</w:t>
       </w:r>
@@ -4225,7 +4243,7 @@
         <w:rPr>
           <w:rFonts w:eastAsia="微軟正黑體"/>
         </w:rPr>
-        <w:t>篩選教室：點擊「全部教室」下拉選單，可依照上課地點進行篩選。</w:t>
+        <w:t>篩選教室：點擊「全部教室」下拉選單，可依照學生目前班級的上課教室進行篩選。</w:t>
       </w:r>
     </w:p>
     <w:p>
@@ -4243,7 +4261,7 @@
         <w:rPr>
           <w:rFonts w:eastAsia="微軟正黑體"/>
         </w:rPr>
-        <w:t>篩選課程：點擊「全部課程」下拉選單，可依照課程類別過濾名單。</w:t>
+        <w:t>篩選課程：點擊「全部課程」下拉選單，可依照學生目前班級的課程類別過濾名單。</w:t>
       </w:r>
     </w:p>
     <w:p>
@@ -4266,9 +4284,45 @@
     </w:p>
     <w:p>
       <w:pPr>
+        <w:spacing w:after="100" w:line="290" w:lineRule="auto"/>
+        <w:ind w:left="1140" w:hanging="480"/>
+      </w:pPr>
+      <w:r>
+        <w:rPr>
+          <w:rFonts w:eastAsia="微軟正黑體"/>
+        </w:rPr>
+        <w:t xml:space="preserve">(5) </w:t>
+      </w:r>
+      <w:r>
+        <w:rPr>
+          <w:rFonts w:eastAsia="微軟正黑體"/>
+        </w:rPr>
+        <w:t>課程名稱、上課時間、教室與授課老師皆依學生「目前所在的班級」顯示，換班後會自動更新，並與教師端看到的內容一致；尚未加入班級的學生才顯示學生資料上填寫的內容。</w:t>
+      </w:r>
+    </w:p>
+    <w:p>
+      <w:pPr>
+        <w:spacing w:after="100" w:line="290" w:lineRule="auto"/>
+        <w:ind w:left="1140" w:hanging="480"/>
+      </w:pPr>
+      <w:r>
+        <w:rPr>
+          <w:rFonts w:eastAsia="微軟正黑體"/>
+        </w:rPr>
+        <w:t xml:space="preserve">(6) </w:t>
+      </w:r>
+      <w:r>
+        <w:rPr>
+          <w:rFonts w:eastAsia="微軟正黑體"/>
+        </w:rPr>
+        <w:t>上課堂數由老師填寫的課程日誌自動計算（出席與補課各算一堂），無須人工維護。</w:t>
+      </w:r>
+    </w:p>
+    <w:p>
+      <w:pPr>
         <w:pStyle w:val="2"/>
       </w:pPr>
-      <w:bookmarkStart w:id="6" w:name="_Toc242821606"/>
+      <w:bookmarkStart w:id="6" w:name="_Toc242826337"/>
       <w:r>
         <w:t>(</w:t>
       </w:r>
@@ -4358,7 +4412,7 @@
         <w:rPr>
           <w:rFonts w:eastAsia="微軟正黑體"/>
         </w:rPr>
-        <w:t>選填欄位：性別、學校、年級、家長姓名與家長電話（父、母）、體驗課老師與體驗課主題、教室、上課類別等，可視需求完整記錄。</w:t>
+        <w:t>選填欄位：性別、學校、年級、電話、電子郵件、家長姓名與家長電話（父、母）、體驗課老師與體驗課主題、教室、上課類別等，可視需求完整記錄。</w:t>
       </w:r>
     </w:p>
     <w:p>
@@ -4376,7 +4430,73 @@
         <w:rPr>
           <w:rFonts w:eastAsia="微軟正黑體"/>
         </w:rPr>
-        <w:t>班級：可於「班級」欄位輸入關鍵字搜尋（例：動力機器人・陳老師・週一・</w:t>
+        <w:t>電話與電子郵件：「電話」為學生本人的電話，與家長電話</w:t>
+      </w:r>
+      <w:r>
+        <w:rPr>
+          <w:rFonts w:eastAsia="微軟正黑體"/>
+        </w:rPr>
+        <w:t>(</w:t>
+      </w:r>
+      <w:r>
+        <w:rPr>
+          <w:rFonts w:eastAsia="微軟正黑體"/>
+        </w:rPr>
+        <w:t>父</w:t>
+      </w:r>
+      <w:r>
+        <w:rPr>
+          <w:rFonts w:eastAsia="微軟正黑體"/>
+        </w:rPr>
+        <w:t>)</w:t>
+      </w:r>
+      <w:r>
+        <w:rPr>
+          <w:rFonts w:eastAsia="微軟正黑體"/>
+        </w:rPr>
+        <w:t>、家長電話</w:t>
+      </w:r>
+      <w:r>
+        <w:rPr>
+          <w:rFonts w:eastAsia="微軟正黑體"/>
+        </w:rPr>
+        <w:t>(</w:t>
+      </w:r>
+      <w:r>
+        <w:rPr>
+          <w:rFonts w:eastAsia="微軟正黑體"/>
+        </w:rPr>
+        <w:t>母</w:t>
+      </w:r>
+      <w:r>
+        <w:rPr>
+          <w:rFonts w:eastAsia="微軟正黑體"/>
+        </w:rPr>
+        <w:t>)</w:t>
+      </w:r>
+      <w:r>
+        <w:rPr>
+          <w:rFonts w:eastAsia="微軟正黑體"/>
+        </w:rPr>
+        <w:t>分開儲存，三者互不影響。電子郵件若格式不正確或已被其他帳號使用，系統會提示並請您修正。</w:t>
+      </w:r>
+    </w:p>
+    <w:p>
+      <w:pPr>
+        <w:spacing w:after="100" w:line="290" w:lineRule="auto"/>
+        <w:ind w:left="1140" w:hanging="480"/>
+      </w:pPr>
+      <w:r>
+        <w:rPr>
+          <w:rFonts w:eastAsia="微軟正黑體"/>
+        </w:rPr>
+        <w:t xml:space="preserve">(5) </w:t>
+      </w:r>
+      <w:r>
+        <w:rPr>
+          <w:rFonts w:eastAsia="微軟正黑體"/>
+        </w:rPr>
+        <w:t>班級：可於「班級」欄位選擇班級（例：動力機器人・陳老師・週一・</w:t>
       </w:r>
       <w:r>
         <w:rPr>
@@ -4388,7 +4508,225 @@
         <w:rPr>
           <w:rFonts w:eastAsia="微軟正黑體"/>
         </w:rPr>
-        <w:t>），直接將學生加入指定班級。</w:t>
+        <w:t>），直接將學生加入指定班級。選擇班級後，授課老師、教室與上課類別會依該班級自動帶入並鎖定；未選班級時才需手動選擇。</w:t>
+      </w:r>
+    </w:p>
+    <w:p>
+      <w:pPr>
+        <w:spacing w:after="100" w:line="290" w:lineRule="auto"/>
+        <w:ind w:left="1140" w:hanging="480"/>
+      </w:pPr>
+      <w:r>
+        <w:rPr>
+          <w:rFonts w:eastAsia="微軟正黑體"/>
+        </w:rPr>
+        <w:t xml:space="preserve">(6) </w:t>
+      </w:r>
+      <w:r>
+        <w:rPr>
+          <w:rFonts w:eastAsia="微軟正黑體"/>
+        </w:rPr>
+        <w:t>確認資料無誤後，點擊右下角的「新增」按鈕即可完成資料建檔。建立後學生即可登入學生端：帳號為姓名，密碼為生日（格式：</w:t>
+      </w:r>
+      <w:r>
+        <w:rPr>
+          <w:rFonts w:eastAsia="微軟正黑體"/>
+        </w:rPr>
+        <w:t>YYYYMMDD</w:t>
+      </w:r>
+      <w:r>
+        <w:rPr>
+          <w:rFonts w:eastAsia="微軟正黑體"/>
+        </w:rPr>
+        <w:t>）。</w:t>
+      </w:r>
+    </w:p>
+    <w:p>
+      <w:pPr>
+        <w:pStyle w:val="2"/>
+      </w:pPr>
+      <w:bookmarkStart w:id="7" w:name="_Toc242826338"/>
+      <w:r>
+        <w:t>(</w:t>
+      </w:r>
+      <w:r>
+        <w:t>三</w:t>
+      </w:r>
+      <w:r>
+        <w:t xml:space="preserve">) </w:t>
+      </w:r>
+      <w:r>
+        <w:t>查看出缺席紀錄</w:t>
+      </w:r>
+      <w:bookmarkEnd w:id="7"/>
+    </w:p>
+    <w:p>
+      <w:pPr>
+        <w:spacing w:after="100" w:line="290" w:lineRule="auto"/>
+        <w:ind w:left="480"/>
+      </w:pPr>
+      <w:r>
+        <w:rPr>
+          <w:rFonts w:eastAsia="微軟正黑體"/>
+        </w:rPr>
+        <w:t>檢視學生個別出席狀況的功能。</w:t>
+      </w:r>
+    </w:p>
+    <w:p>
+      <w:pPr>
+        <w:spacing w:after="100" w:line="290" w:lineRule="auto"/>
+        <w:ind w:left="1140" w:hanging="480"/>
+      </w:pPr>
+      <w:r>
+        <w:rPr>
+          <w:rFonts w:eastAsia="微軟正黑體"/>
+        </w:rPr>
+        <w:t xml:space="preserve">(1) </w:t>
+      </w:r>
+      <w:r>
+        <w:rPr>
+          <w:rFonts w:eastAsia="微軟正黑體"/>
+        </w:rPr>
+        <w:t>操作步驟：在學生清單最右側，點擊「日曆圖示」。</w:t>
+      </w:r>
+    </w:p>
+    <w:p>
+      <w:pPr>
+        <w:spacing w:after="100" w:line="290" w:lineRule="auto"/>
+        <w:ind w:left="1140" w:hanging="480"/>
+      </w:pPr>
+      <w:r>
+        <w:rPr>
+          <w:rFonts w:eastAsia="微軟正黑體"/>
+        </w:rPr>
+        <w:t xml:space="preserve">(2) </w:t>
+      </w:r>
+      <w:r>
+        <w:rPr>
+          <w:rFonts w:eastAsia="微軟正黑體"/>
+        </w:rPr>
+        <w:t>紀錄呈現：點擊後會彈出專屬該學生的「出缺席紀錄」視窗，依日期由近到遠條列該學生的到班狀態；紀錄來自老師填寫的課程日誌。</w:t>
+      </w:r>
+    </w:p>
+    <w:p>
+      <w:pPr>
+        <w:spacing w:after="100" w:line="290" w:lineRule="auto"/>
+        <w:ind w:left="1140" w:hanging="480"/>
+      </w:pPr>
+      <w:r>
+        <w:rPr>
+          <w:rFonts w:eastAsia="微軟正黑體"/>
+        </w:rPr>
+        <w:t xml:space="preserve">(3) </w:t>
+      </w:r>
+      <w:r>
+        <w:rPr>
+          <w:rFonts w:eastAsia="微軟正黑體"/>
+        </w:rPr>
+        <w:t>狀態標示：系統會以不同顏色的標籤顯示「出席、請假、補課、未約課」，方便管理者快速掌握學生的上課頻率與出席狀況。</w:t>
+      </w:r>
+    </w:p>
+    <w:p>
+      <w:pPr>
+        <w:pStyle w:val="2"/>
+      </w:pPr>
+      <w:bookmarkStart w:id="8" w:name="_Toc242826339"/>
+      <w:r>
+        <w:t>(</w:t>
+      </w:r>
+      <w:r>
+        <w:t>四</w:t>
+      </w:r>
+      <w:r>
+        <w:t xml:space="preserve">) </w:t>
+      </w:r>
+      <w:r>
+        <w:t>編輯學生資訊</w:t>
+      </w:r>
+      <w:bookmarkEnd w:id="8"/>
+    </w:p>
+    <w:p>
+      <w:pPr>
+        <w:spacing w:after="100" w:line="290" w:lineRule="auto"/>
+        <w:ind w:left="480"/>
+      </w:pPr>
+      <w:r>
+        <w:rPr>
+          <w:rFonts w:eastAsia="微軟正黑體"/>
+        </w:rPr>
+        <w:t>修改現有學生的基本資料或聯絡方式。</w:t>
+      </w:r>
+    </w:p>
+    <w:p>
+      <w:pPr>
+        <w:spacing w:after="100" w:line="290" w:lineRule="auto"/>
+        <w:ind w:left="1140" w:hanging="480"/>
+      </w:pPr>
+      <w:r>
+        <w:rPr>
+          <w:rFonts w:eastAsia="微軟正黑體"/>
+        </w:rPr>
+        <w:t xml:space="preserve">(1) </w:t>
+      </w:r>
+      <w:r>
+        <w:rPr>
+          <w:rFonts w:eastAsia="微軟正黑體"/>
+        </w:rPr>
+        <w:t>在學生清單中找到該名學生的欄位，點擊列表最右側的「鉛筆圖示」。</w:t>
+      </w:r>
+    </w:p>
+    <w:p>
+      <w:pPr>
+        <w:spacing w:after="100" w:line="290" w:lineRule="auto"/>
+        <w:ind w:left="1140" w:hanging="480"/>
+      </w:pPr>
+      <w:r>
+        <w:rPr>
+          <w:rFonts w:eastAsia="微軟正黑體"/>
+        </w:rPr>
+        <w:t xml:space="preserve">(2) </w:t>
+      </w:r>
+      <w:r>
+        <w:rPr>
+          <w:rFonts w:eastAsia="微軟正黑體"/>
+        </w:rPr>
+        <w:t>即可開啟「編輯學生資訊」視窗進行編輯與更新，視窗會自動帶出學生目前的班級。</w:t>
+      </w:r>
+    </w:p>
+    <w:p>
+      <w:pPr>
+        <w:spacing w:after="100" w:line="290" w:lineRule="auto"/>
+        <w:ind w:left="1140" w:hanging="480"/>
+      </w:pPr>
+      <w:r>
+        <w:rPr>
+          <w:rFonts w:eastAsia="微軟正黑體"/>
+        </w:rPr>
+        <w:t xml:space="preserve">(3) </w:t>
+      </w:r>
+      <w:r>
+        <w:rPr>
+          <w:rFonts w:eastAsia="微軟正黑體"/>
+        </w:rPr>
+        <w:t>更換班級：於「班級」欄位改選新的班級後儲存，學生會轉入新班級並離開原班級（一位學生同時只會在一個班級）；原課程若已有上課紀錄，會保留為該生的歷史課程。</w:t>
+      </w:r>
+    </w:p>
+    <w:p>
+      <w:pPr>
+        <w:spacing w:after="100" w:line="290" w:lineRule="auto"/>
+        <w:ind w:left="1140" w:hanging="480"/>
+      </w:pPr>
+      <w:r>
+        <w:rPr>
+          <w:rFonts w:eastAsia="微軟正黑體"/>
+        </w:rPr>
+        <w:t xml:space="preserve">(4) </w:t>
+      </w:r>
+      <w:r>
+        <w:rPr>
+          <w:rFonts w:eastAsia="微軟正黑體"/>
+        </w:rPr>
+        <w:t>此處修改的姓名、生日、電話、電子郵件與家長資料，會與教師端「查看檔案」及學生端同步，任一端修改後其他端重新整理即可看到。</w:t>
       </w:r>
     </w:p>
     <w:p>
@@ -4401,188 +4739,6 @@
           <w:rFonts w:eastAsia="微軟正黑體"/>
         </w:rPr>
         <w:t xml:space="preserve">(5) </w:t>
-      </w:r>
-      <w:r>
-        <w:rPr>
-          <w:rFonts w:eastAsia="微軟正黑體"/>
-        </w:rPr>
-        <w:t>確認資料無誤後，點擊右下角的「新增」按鈕即可完成資料建檔。建立後學生即可登入學生端：帳號為姓名，密碼為生日（格式：</w:t>
-      </w:r>
-      <w:r>
-        <w:rPr>
-          <w:rFonts w:eastAsia="微軟正黑體"/>
-        </w:rPr>
-        <w:t>YYYYMMDD</w:t>
-      </w:r>
-      <w:r>
-        <w:rPr>
-          <w:rFonts w:eastAsia="微軟正黑體"/>
-        </w:rPr>
-        <w:t>）。</w:t>
-      </w:r>
-    </w:p>
-    <w:p>
-      <w:pPr>
-        <w:pStyle w:val="2"/>
-      </w:pPr>
-      <w:bookmarkStart w:id="7" w:name="_Toc242821607"/>
-      <w:r>
-        <w:t>(</w:t>
-      </w:r>
-      <w:r>
-        <w:t>三</w:t>
-      </w:r>
-      <w:r>
-        <w:t xml:space="preserve">) </w:t>
-      </w:r>
-      <w:r>
-        <w:t>查看出缺席紀錄</w:t>
-      </w:r>
-      <w:bookmarkEnd w:id="7"/>
-    </w:p>
-    <w:p>
-      <w:pPr>
-        <w:spacing w:after="100" w:line="290" w:lineRule="auto"/>
-        <w:ind w:left="480"/>
-      </w:pPr>
-      <w:r>
-        <w:rPr>
-          <w:rFonts w:eastAsia="微軟正黑體"/>
-        </w:rPr>
-        <w:t>檢視學生個別出席狀況的功能。</w:t>
-      </w:r>
-    </w:p>
-    <w:p>
-      <w:pPr>
-        <w:spacing w:after="100" w:line="290" w:lineRule="auto"/>
-        <w:ind w:left="1140" w:hanging="480"/>
-      </w:pPr>
-      <w:r>
-        <w:rPr>
-          <w:rFonts w:eastAsia="微軟正黑體"/>
-        </w:rPr>
-        <w:t xml:space="preserve">(1) </w:t>
-      </w:r>
-      <w:r>
-        <w:rPr>
-          <w:rFonts w:eastAsia="微軟正黑體"/>
-        </w:rPr>
-        <w:t>操作步驟：在學生清單最右側，點擊「日曆圖示」。</w:t>
-      </w:r>
-    </w:p>
-    <w:p>
-      <w:pPr>
-        <w:spacing w:after="100" w:line="290" w:lineRule="auto"/>
-        <w:ind w:left="1140" w:hanging="480"/>
-      </w:pPr>
-      <w:r>
-        <w:rPr>
-          <w:rFonts w:eastAsia="微軟正黑體"/>
-        </w:rPr>
-        <w:t xml:space="preserve">(2) </w:t>
-      </w:r>
-      <w:r>
-        <w:rPr>
-          <w:rFonts w:eastAsia="微軟正黑體"/>
-        </w:rPr>
-        <w:t>紀錄呈現：點擊後會彈出專屬該學生的「出缺席紀錄」視窗，依日期由近到遠條列該學生的到班狀態；紀錄來自老師填寫的課程日誌。</w:t>
-      </w:r>
-    </w:p>
-    <w:p>
-      <w:pPr>
-        <w:spacing w:after="100" w:line="290" w:lineRule="auto"/>
-        <w:ind w:left="1140" w:hanging="480"/>
-      </w:pPr>
-      <w:r>
-        <w:rPr>
-          <w:rFonts w:eastAsia="微軟正黑體"/>
-        </w:rPr>
-        <w:t xml:space="preserve">(3) </w:t>
-      </w:r>
-      <w:r>
-        <w:rPr>
-          <w:rFonts w:eastAsia="微軟正黑體"/>
-        </w:rPr>
-        <w:t>狀態標示：系統會以不同顏色的標籤顯示「出席、請假、補課、未約課」，方便管理者快速掌握學生的上課頻率與出席狀況。</w:t>
-      </w:r>
-    </w:p>
-    <w:p>
-      <w:pPr>
-        <w:pStyle w:val="2"/>
-      </w:pPr>
-      <w:bookmarkStart w:id="8" w:name="_Toc242821608"/>
-      <w:r>
-        <w:t>(</w:t>
-      </w:r>
-      <w:r>
-        <w:t>四</w:t>
-      </w:r>
-      <w:r>
-        <w:t xml:space="preserve">) </w:t>
-      </w:r>
-      <w:r>
-        <w:t>編輯學生資訊</w:t>
-      </w:r>
-      <w:bookmarkEnd w:id="8"/>
-    </w:p>
-    <w:p>
-      <w:pPr>
-        <w:spacing w:after="100" w:line="290" w:lineRule="auto"/>
-        <w:ind w:left="480"/>
-      </w:pPr>
-      <w:r>
-        <w:rPr>
-          <w:rFonts w:eastAsia="微軟正黑體"/>
-        </w:rPr>
-        <w:t>修改現有學生的基本資料或聯絡方式。</w:t>
-      </w:r>
-    </w:p>
-    <w:p>
-      <w:pPr>
-        <w:spacing w:after="100" w:line="290" w:lineRule="auto"/>
-        <w:ind w:left="1140" w:hanging="480"/>
-      </w:pPr>
-      <w:r>
-        <w:rPr>
-          <w:rFonts w:eastAsia="微軟正黑體"/>
-        </w:rPr>
-        <w:t xml:space="preserve">(1) </w:t>
-      </w:r>
-      <w:r>
-        <w:rPr>
-          <w:rFonts w:eastAsia="微軟正黑體"/>
-        </w:rPr>
-        <w:t>在學生清單中找到該名學生的欄位，點擊列表最右側的「鉛筆圖示」。</w:t>
-      </w:r>
-    </w:p>
-    <w:p>
-      <w:pPr>
-        <w:spacing w:after="100" w:line="290" w:lineRule="auto"/>
-        <w:ind w:left="1140" w:hanging="480"/>
-      </w:pPr>
-      <w:r>
-        <w:rPr>
-          <w:rFonts w:eastAsia="微軟正黑體"/>
-        </w:rPr>
-        <w:t xml:space="preserve">(2) </w:t>
-      </w:r>
-      <w:r>
-        <w:rPr>
-          <w:rFonts w:eastAsia="微軟正黑體"/>
-        </w:rPr>
-        <w:t>即可開啟「編輯學生資訊」視窗進行編輯與更新。</w:t>
-      </w:r>
-    </w:p>
-    <w:p>
-      <w:pPr>
-        <w:spacing w:after="100" w:line="290" w:lineRule="auto"/>
-        <w:ind w:left="1140" w:hanging="480"/>
-      </w:pPr>
-      <w:r>
-        <w:rPr>
-          <w:rFonts w:eastAsia="微軟正黑體"/>
-        </w:rPr>
-        <w:t xml:space="preserve">(3) </w:t>
       </w:r>
       <w:r>
         <w:rPr>
@@ -4596,7 +4752,7 @@
         <w:pStyle w:val="1"/>
         <w:pageBreakBefore/>
       </w:pPr>
-      <w:bookmarkStart w:id="9" w:name="_Toc242821609"/>
+      <w:bookmarkStart w:id="9" w:name="_Toc242826340"/>
       <w:r>
         <w:t>三、</w:t>
       </w:r>
@@ -4624,7 +4780,7 @@
       <w:pPr>
         <w:pStyle w:val="2"/>
       </w:pPr>
-      <w:bookmarkStart w:id="10" w:name="_Toc242821610"/>
+      <w:bookmarkStart w:id="10" w:name="_Toc242826341"/>
       <w:r>
         <w:t>(</w:t>
       </w:r>
@@ -4781,7 +4937,7 @@
       <w:pPr>
         <w:pStyle w:val="2"/>
       </w:pPr>
-      <w:bookmarkStart w:id="11" w:name="_Toc242821611"/>
+      <w:bookmarkStart w:id="11" w:name="_Toc242826342"/>
       <w:r>
         <w:t>(</w:t>
       </w:r>
@@ -4884,7 +5040,7 @@
       <w:pPr>
         <w:pStyle w:val="2"/>
       </w:pPr>
-      <w:bookmarkStart w:id="12" w:name="_Toc242821612"/>
+      <w:bookmarkStart w:id="12" w:name="_Toc242826343"/>
       <w:r>
         <w:t>(</w:t>
       </w:r>
@@ -4986,7 +5142,19 @@
         <w:rPr>
           <w:rFonts w:eastAsia="微軟正黑體"/>
         </w:rPr>
-        <w:t>、電話、生日、到職日與備註；其中姓名與生日為必填。</w:t>
+        <w:t>、電話、生日、到職日、</w:t>
+      </w:r>
+      <w:r>
+        <w:rPr>
+          <w:rFonts w:eastAsia="微軟正黑體"/>
+        </w:rPr>
+        <w:t xml:space="preserve">Email </w:t>
+      </w:r>
+      <w:r>
+        <w:rPr>
+          <w:rFonts w:eastAsia="微軟正黑體"/>
+        </w:rPr>
+        <w:t>與備註；其中姓名與生日為必填。</w:t>
       </w:r>
     </w:p>
     <w:p>
@@ -5023,7 +5191,7 @@
       <w:pPr>
         <w:pStyle w:val="2"/>
       </w:pPr>
-      <w:bookmarkStart w:id="13" w:name="_Toc242821613"/>
+      <w:bookmarkStart w:id="13" w:name="_Toc242826344"/>
       <w:r>
         <w:t>(</w:t>
       </w:r>
@@ -5157,7 +5325,7 @@
         <w:pStyle w:val="1"/>
         <w:pageBreakBefore/>
       </w:pPr>
-      <w:bookmarkStart w:id="14" w:name="_Toc242821614"/>
+      <w:bookmarkStart w:id="14" w:name="_Toc242826345"/>
       <w:r>
         <w:t>四、</w:t>
       </w:r>
@@ -5185,7 +5353,7 @@
       <w:pPr>
         <w:pStyle w:val="2"/>
       </w:pPr>
-      <w:bookmarkStart w:id="15" w:name="_Toc242821615"/>
+      <w:bookmarkStart w:id="15" w:name="_Toc242826346"/>
       <w:r>
         <w:t>(</w:t>
       </w:r>
@@ -5318,7 +5486,7 @@
       <w:pPr>
         <w:pStyle w:val="2"/>
       </w:pPr>
-      <w:bookmarkStart w:id="16" w:name="_Toc242821616"/>
+      <w:bookmarkStart w:id="16" w:name="_Toc242826347"/>
       <w:r>
         <w:t>(</w:t>
       </w:r>
@@ -5403,7 +5571,7 @@
       <w:pPr>
         <w:pStyle w:val="2"/>
       </w:pPr>
-      <w:bookmarkStart w:id="17" w:name="_Toc242821617"/>
+      <w:bookmarkStart w:id="17" w:name="_Toc242826348"/>
       <w:r>
         <w:t>(</w:t>
       </w:r>
@@ -5597,7 +5765,7 @@
         <w:pStyle w:val="1"/>
         <w:pageBreakBefore/>
       </w:pPr>
-      <w:bookmarkStart w:id="18" w:name="_Toc242821618"/>
+      <w:bookmarkStart w:id="18" w:name="_Toc242826349"/>
       <w:r>
         <w:t>五、</w:t>
       </w:r>
@@ -5631,7 +5799,7 @@
       <w:pPr>
         <w:pStyle w:val="2"/>
       </w:pPr>
-      <w:bookmarkStart w:id="19" w:name="_Toc242821619"/>
+      <w:bookmarkStart w:id="19" w:name="_Toc242826350"/>
       <w:r>
         <w:t>(</w:t>
       </w:r>
@@ -5740,7 +5908,7 @@
       <w:pPr>
         <w:pStyle w:val="2"/>
       </w:pPr>
-      <w:bookmarkStart w:id="20" w:name="_Toc242821620"/>
+      <w:bookmarkStart w:id="20" w:name="_Toc242826351"/>
       <w:r>
         <w:t>(</w:t>
       </w:r>
@@ -5826,7 +5994,7 @@
         <w:pStyle w:val="1"/>
         <w:pageBreakBefore/>
       </w:pPr>
-      <w:bookmarkStart w:id="21" w:name="_Toc242821621"/>
+      <w:bookmarkStart w:id="21" w:name="_Toc242826352"/>
       <w:r>
         <w:t>六、</w:t>
       </w:r>
@@ -5860,7 +6028,7 @@
       <w:pPr>
         <w:pStyle w:val="2"/>
       </w:pPr>
-      <w:bookmarkStart w:id="22" w:name="_Toc242821622"/>
+      <w:bookmarkStart w:id="22" w:name="_Toc242826353"/>
       <w:r>
         <w:t>(</w:t>
       </w:r>
@@ -5975,7 +6143,7 @@
       <w:pPr>
         <w:pStyle w:val="2"/>
       </w:pPr>
-      <w:bookmarkStart w:id="23" w:name="_Toc242821623"/>
+      <w:bookmarkStart w:id="23" w:name="_Toc242826354"/>
       <w:r>
         <w:t>(</w:t>
       </w:r>
@@ -6060,7 +6228,7 @@
       <w:pPr>
         <w:pStyle w:val="2"/>
       </w:pPr>
-      <w:bookmarkStart w:id="24" w:name="_Toc242821624"/>
+      <w:bookmarkStart w:id="24" w:name="_Toc242826355"/>
       <w:r>
         <w:t>(</w:t>
       </w:r>
@@ -6156,6 +6324,24 @@
         <w:rPr>
           <w:rFonts w:eastAsia="微軟正黑體"/>
         </w:rPr>
+        <w:t>一位學生同時只會在一個班級：勾選已在其他班級的學生並儲存後，該生會轉入此班級並自動離開原班級，儲存後的訊息會提示有幾位學生由原班級轉入。</w:t>
+      </w:r>
+    </w:p>
+    <w:p>
+      <w:pPr>
+        <w:spacing w:after="100" w:line="290" w:lineRule="auto"/>
+        <w:ind w:left="1140" w:hanging="480"/>
+      </w:pPr>
+      <w:r>
+        <w:rPr>
+          <w:rFonts w:eastAsia="微軟正黑體"/>
+        </w:rPr>
+        <w:t xml:space="preserve">(5) </w:t>
+      </w:r>
+      <w:r>
+        <w:rPr>
+          <w:rFonts w:eastAsia="微軟正黑體"/>
+        </w:rPr>
         <w:t>視窗下方會顯示本次變更（新增幾位、移出幾位），確認後點擊「儲存變更」；若有學生被移出，系統會再次請您確認。</w:t>
       </w:r>
     </w:p>
@@ -6163,7 +6349,7 @@
       <w:pPr>
         <w:pStyle w:val="2"/>
       </w:pPr>
-      <w:bookmarkStart w:id="25" w:name="_Toc242821625"/>
+      <w:bookmarkStart w:id="25" w:name="_Toc242826356"/>
       <w:r>
         <w:t>(</w:t>
       </w:r>
@@ -6248,7 +6434,7 @@
       <w:pPr>
         <w:pStyle w:val="2"/>
       </w:pPr>
-      <w:bookmarkStart w:id="26" w:name="_Toc242821626"/>
+      <w:bookmarkStart w:id="26" w:name="_Toc242826357"/>
       <w:r>
         <w:t>(</w:t>
       </w:r>
@@ -6346,7 +6532,7 @@
         <w:pStyle w:val="1"/>
         <w:pageBreakBefore/>
       </w:pPr>
-      <w:bookmarkStart w:id="27" w:name="_Toc242821627"/>
+      <w:bookmarkStart w:id="27" w:name="_Toc242826358"/>
       <w:r>
         <w:t>七、</w:t>
       </w:r>
@@ -6380,7 +6566,7 @@
       <w:pPr>
         <w:pStyle w:val="2"/>
       </w:pPr>
-      <w:bookmarkStart w:id="28" w:name="_Toc242821628"/>
+      <w:bookmarkStart w:id="28" w:name="_Toc242826359"/>
       <w:r>
         <w:t>(</w:t>
       </w:r>
@@ -6465,7 +6651,7 @@
       <w:pPr>
         <w:pStyle w:val="2"/>
       </w:pPr>
-      <w:bookmarkStart w:id="29" w:name="_Toc242821629"/>
+      <w:bookmarkStart w:id="29" w:name="_Toc242826360"/>
       <w:r>
         <w:t>(</w:t>
       </w:r>
@@ -6562,7 +6748,7 @@
       <w:pPr>
         <w:pStyle w:val="2"/>
       </w:pPr>
-      <w:bookmarkStart w:id="30" w:name="_Toc242821630"/>
+      <w:bookmarkStart w:id="30" w:name="_Toc242826361"/>
       <w:r>
         <w:t>(</w:t>
       </w:r>
@@ -6798,7 +6984,7 @@
         <w:pStyle w:val="1"/>
         <w:pageBreakBefore/>
       </w:pPr>
-      <w:bookmarkStart w:id="31" w:name="_Toc242821631"/>
+      <w:bookmarkStart w:id="31" w:name="_Toc242826362"/>
       <w:r>
         <w:t>八、</w:t>
       </w:r>
@@ -6832,7 +7018,7 @@
       <w:pPr>
         <w:pStyle w:val="2"/>
       </w:pPr>
-      <w:bookmarkStart w:id="32" w:name="_Toc242821632"/>
+      <w:bookmarkStart w:id="32" w:name="_Toc242826363"/>
       <w:r>
         <w:t>(</w:t>
       </w:r>
@@ -6881,7 +7067,7 @@
       <w:pPr>
         <w:pStyle w:val="2"/>
       </w:pPr>
-      <w:bookmarkStart w:id="33" w:name="_Toc242821633"/>
+      <w:bookmarkStart w:id="33" w:name="_Toc242826364"/>
       <w:r>
         <w:t>(</w:t>
       </w:r>
@@ -6966,7 +7152,7 @@
       <w:pPr>
         <w:pStyle w:val="2"/>
       </w:pPr>
-      <w:bookmarkStart w:id="34" w:name="_Toc242821634"/>
+      <w:bookmarkStart w:id="34" w:name="_Toc242826365"/>
       <w:r>
         <w:t>(</w:t>
       </w:r>
@@ -7057,6 +7243,24 @@
           <w:rFonts w:eastAsia="微軟正黑體"/>
         </w:rPr>
         <w:t xml:space="preserve">(4) </w:t>
+      </w:r>
+      <w:r>
+        <w:rPr>
+          <w:rFonts w:eastAsia="微軟正黑體"/>
+        </w:rPr>
+        <w:t>一位學生同時只會在一個班級：勾選已在其他班級的學生並儲存後，該生會轉入此班級並自動離開原班級，儲存後的訊息會提示有幾位學生由原班級轉入。</w:t>
+      </w:r>
+    </w:p>
+    <w:p>
+      <w:pPr>
+        <w:spacing w:after="100" w:line="290" w:lineRule="auto"/>
+        <w:ind w:left="1140" w:hanging="480"/>
+      </w:pPr>
+      <w:r>
+        <w:rPr>
+          <w:rFonts w:eastAsia="微軟正黑體"/>
+        </w:rPr>
+        <w:t xml:space="preserve">(5) </w:t>
       </w:r>
       <w:r>
         <w:rPr>
@@ -7070,7 +7274,7 @@
         <w:pStyle w:val="1"/>
         <w:pageBreakBefore/>
       </w:pPr>
-      <w:bookmarkStart w:id="35" w:name="_Toc242821635"/>
+      <w:bookmarkStart w:id="35" w:name="_Toc242826366"/>
       <w:r>
         <w:t>九、</w:t>
       </w:r>
@@ -7098,7 +7302,7 @@
       <w:pPr>
         <w:pStyle w:val="2"/>
       </w:pPr>
-      <w:bookmarkStart w:id="36" w:name="_Toc242821636"/>
+      <w:bookmarkStart w:id="36" w:name="_Toc242826367"/>
       <w:r>
         <w:t>(</w:t>
       </w:r>
@@ -7219,7 +7423,7 @@
       <w:pPr>
         <w:pStyle w:val="2"/>
       </w:pPr>
-      <w:bookmarkStart w:id="37" w:name="_Toc242821637"/>
+      <w:bookmarkStart w:id="37" w:name="_Toc242826368"/>
       <w:r>
         <w:t>(</w:t>
       </w:r>
@@ -7287,7 +7491,7 @@
         <w:pStyle w:val="1"/>
         <w:pageBreakBefore/>
       </w:pPr>
-      <w:bookmarkStart w:id="38" w:name="_Toc242821638"/>
+      <w:bookmarkStart w:id="38" w:name="_Toc242826369"/>
       <w:r>
         <w:t>十、</w:t>
       </w:r>
@@ -7315,7 +7519,7 @@
       <w:pPr>
         <w:pStyle w:val="2"/>
       </w:pPr>
-      <w:bookmarkStart w:id="39" w:name="_Toc242821639"/>
+      <w:bookmarkStart w:id="39" w:name="_Toc242826370"/>
       <w:r>
         <w:t>(</w:t>
       </w:r>
@@ -7508,7 +7712,7 @@
       <w:pPr>
         <w:pStyle w:val="2"/>
       </w:pPr>
-      <w:bookmarkStart w:id="40" w:name="_Toc242821640"/>
+      <w:bookmarkStart w:id="40" w:name="_Toc242826371"/>
       <w:r>
         <w:t>(</w:t>
       </w:r>
@@ -7629,7 +7833,7 @@
       <w:pPr>
         <w:pStyle w:val="2"/>
       </w:pPr>
-      <w:bookmarkStart w:id="41" w:name="_Toc242821641"/>
+      <w:bookmarkStart w:id="41" w:name="_Toc242826372"/>
       <w:r>
         <w:t>(</w:t>
       </w:r>
@@ -7715,7 +7919,7 @@
         <w:pStyle w:val="1"/>
         <w:pageBreakBefore/>
       </w:pPr>
-      <w:bookmarkStart w:id="42" w:name="_Toc242821642"/>
+      <w:bookmarkStart w:id="42" w:name="_Toc242826373"/>
       <w:r>
         <w:t>附錄、</w:t>
       </w:r>
@@ -7954,7 +8158,7 @@
                 <w:sz w:val="21"/>
                 <w:szCs w:val="21"/>
               </w:rPr>
-              <w:t>新增登入說明（老師、學生、行政人員帳號皆為姓名、密碼為生日）與點擊頭像登出。</w:t>
+              <w:t>新增登入說明（老師、學生、行政人員帳號皆為姓名、密碼為生日，修改生日時密碼同步更新）與點擊頭像登出。</w:t>
             </w:r>
           </w:p>
         </w:tc>
@@ -8452,7 +8656,7 @@
                 <w:sz w:val="21"/>
                 <w:szCs w:val="21"/>
               </w:rPr>
-              <w:t>新增表單補充性別、體驗課與班級搜尋欄位，家長姓名與電話、學校、教室、上課類別改為選填；出缺席狀態改為「出席、請假、補課、未約課」。</w:t>
+              <w:t>新增表單補充性別、電話、電子郵件、體驗課與班級欄位；家長姓名與電話、學校、教室、上課類別改為選填；選擇班級後自動帶入授課老師、教室與上課類別；清單的課程、教室、老師依目前班級顯示，上課堂數由日誌自動計算；出缺席狀態改為「出席、請假、補課、未約課」。</w:t>
             </w:r>
           </w:p>
         </w:tc>
@@ -8717,7 +8921,7 @@
                 <w:sz w:val="21"/>
                 <w:szCs w:val="21"/>
               </w:rPr>
-              <w:t>按鈕更名為「學生名單／加入學生」；可從名單移除學生；加入學生改為勾選後「儲存變更」。</w:t>
+              <w:t>按鈕更名為「學生名單／加入學生」；可從名單移除學生；加入學生改為勾選後「儲存變更」；一位學生同時只會在一個班級，加入新班級即自動轉班。</w:t>
             </w:r>
           </w:p>
         </w:tc>
@@ -9323,10 +9527,10 @@
 <file path=word/numbering.xml><?xml version="1.0" encoding="utf-8"?>
 <w:numbering xmlns:wpc="http://schemas.microsoft.com/office/word/2010/wordprocessingCanvas" xmlns:cx="http://schemas.microsoft.com/office/drawing/2014/chartex" xmlns:cx1="http://schemas.microsoft.com/office/drawing/2015/9/8/chartex" xmlns:cx2="http://schemas.microsoft.com/office/drawing/2015/10/21/chartex" xmlns:cx3="http://schemas.microsoft.com/office/drawing/2016/5/9/chartex" xmlns:cx4="http://schemas.microsoft.com/office/drawing/2016/5/10/chartex" xmlns:cx5="http://schemas.microsoft.com/office/drawing/2016/5/11/chartex" xmlns:cx6="http://schemas.microsoft.com/office/drawing/2016/5/12/chartex" xmlns:cx7="http://schemas.microsoft.com/office/drawing/2016/5/13/chartex" xmlns:cx8="http://schemas.microsoft.com/office/drawing/2016/5/14/chartex" xmlns:mc="http://schemas.openxmlformats.org/markup-compatibility/2006" xmlns:aink="http://schemas.microsoft.com/office/drawing/2016/ink" xmlns:am3d="http://schemas.microsoft.com/office/drawing/2017/model3d" xmlns:o="urn:schemas-microsoft-com:office:office" xmlns:oel="http://schemas.microsoft.com/office/2019/extlst" xmlns:r="http://schemas.openxmlformats.org/officeDocument/2006/relationships" xmlns:m="http://schemas.openxmlformats.org/officeDocument/2006/math" xmlns:v="urn:schemas-microsoft-com:vml" xmlns:wp14="http://schemas.microsoft.com/office/word/2010/wordprocessingDrawing" xmlns:wp="http://schemas.openxmlformats.org/drawingml/2006/wordprocessingDrawing" xmlns:w10="urn:schemas-microsoft-com:office:word" xmlns:w="http://schemas.openxmlformats.org/wordprocessingml/2006/main" xmlns:w14="http://schemas.microsoft.com/office/word/2010/wordml" xmlns:w15="http://schemas.microsoft.com/office/word/2012/wordml" xmlns:w16cex="http://schemas.microsoft.com/office/word/2018/wordml/cex" xmlns:w16cid="http://schemas.microsoft.com/office/word/2016/wordml/cid" xmlns:w16="http://schemas.microsoft.com/office/word/2018/wordml" xmlns:w16du="http://schemas.microsoft.com/office/word/2023/wordml/word16du" xmlns:w16sdtdh="http://schemas.microsoft.com/office/word/2020/wordml/sdtdatahash" xmlns:w16sdtfl="http://schemas.microsoft.com/office/word/2024/wordml/sdtformatlock" xmlns:w16se="http://schemas.microsoft.com/office/word/2015/wordml/symex" xmlns:wpg="http://schemas.microsoft.com/office/word/2010/wordprocessingGroup" xmlns:wpi="http://schemas.microsoft.com/office/word/2010/wordprocessingInk" xmlns:wne="http://schemas.microsoft.com/office/word/2006/wordml" xmlns:wps="http://schemas.microsoft.com/office/word/2010/wordprocessingShape" mc:Ignorable="w14 w15 w16se w16cid w16 w16cex w16sdtdh w16sdtfl w16du wp14">
   <w:abstractNum w:abstractNumId="0" w15:restartNumberingAfterBreak="0">
-    <w:nsid w:val="7CC43AA3"/>
+    <w:nsid w:val="448A19B8"/>
     <w:multiLevelType w:val="hybridMultilevel"/>
-    <w:tmpl w:val="606C8CC2"/>
-    <w:lvl w:ilvl="0" w:tplc="58029A06" w:tentative="1">
+    <w:tmpl w:val="B744581E"/>
+    <w:lvl w:ilvl="0" w:tplc="F59E3B48" w:tentative="1">
       <w:start w:val="1"/>
       <w:numFmt w:val="bullet"/>
       <w:lvlText w:val="●"/>
@@ -9335,7 +9539,7 @@
         <w:ind w:left="720" w:hanging="360"/>
       </w:pPr>
     </w:lvl>
-    <w:lvl w:ilvl="1" w:tplc="72B05C78" w:tentative="1">
+    <w:lvl w:ilvl="1" w:tplc="850EF7C0" w:tentative="1">
       <w:start w:val="1"/>
       <w:numFmt w:val="bullet"/>
       <w:lvlText w:val="○"/>
@@ -9344,7 +9548,7 @@
         <w:ind w:left="1440" w:hanging="360"/>
       </w:pPr>
     </w:lvl>
-    <w:lvl w:ilvl="2" w:tplc="BDAAB08C" w:tentative="1">
+    <w:lvl w:ilvl="2" w:tplc="32D47152" w:tentative="1">
       <w:start w:val="1"/>
       <w:numFmt w:val="bullet"/>
       <w:lvlText w:val="■"/>
@@ -9353,7 +9557,7 @@
         <w:ind w:left="2160" w:hanging="360"/>
       </w:pPr>
     </w:lvl>
-    <w:lvl w:ilvl="3" w:tplc="6D189438" w:tentative="1">
+    <w:lvl w:ilvl="3" w:tplc="F2DA4E8A" w:tentative="1">
       <w:start w:val="1"/>
       <w:numFmt w:val="bullet"/>
       <w:lvlText w:val="●"/>
@@ -9362,7 +9566,7 @@
         <w:ind w:left="2880" w:hanging="360"/>
       </w:pPr>
     </w:lvl>
-    <w:lvl w:ilvl="4" w:tplc="9170DC72" w:tentative="1">
+    <w:lvl w:ilvl="4" w:tplc="8C5C3CFA" w:tentative="1">
       <w:start w:val="1"/>
       <w:numFmt w:val="bullet"/>
       <w:lvlText w:val="○"/>
@@ -9371,7 +9575,7 @@
         <w:ind w:left="3600" w:hanging="360"/>
       </w:pPr>
     </w:lvl>
-    <w:lvl w:ilvl="5" w:tplc="B0181728" w:tentative="1">
+    <w:lvl w:ilvl="5" w:tplc="B30E9882" w:tentative="1">
       <w:start w:val="1"/>
       <w:numFmt w:val="bullet"/>
       <w:lvlText w:val="■"/>
@@ -9380,7 +9584,7 @@
         <w:ind w:left="4320" w:hanging="360"/>
       </w:pPr>
     </w:lvl>
-    <w:lvl w:ilvl="6" w:tplc="DB7E1FE0" w:tentative="1">
+    <w:lvl w:ilvl="6" w:tplc="2214C7E6" w:tentative="1">
       <w:start w:val="1"/>
       <w:numFmt w:val="bullet"/>
       <w:lvlText w:val="●"/>
@@ -9389,7 +9593,7 @@
         <w:ind w:left="5040" w:hanging="360"/>
       </w:pPr>
     </w:lvl>
-    <w:lvl w:ilvl="7" w:tplc="389C1D90" w:tentative="1">
+    <w:lvl w:ilvl="7" w:tplc="559212A6" w:tentative="1">
       <w:start w:val="1"/>
       <w:numFmt w:val="bullet"/>
       <w:lvlText w:val="●"/>
@@ -9398,7 +9602,7 @@
         <w:ind w:left="5760" w:hanging="360"/>
       </w:pPr>
     </w:lvl>
-    <w:lvl w:ilvl="8" w:tplc="6B0AB8D2" w:tentative="1">
+    <w:lvl w:ilvl="8" w:tplc="ED70873E" w:tentative="1">
       <w:start w:val="1"/>
       <w:numFmt w:val="bullet"/>
       <w:lvlText w:val="●"/>
@@ -9408,7 +9612,7 @@
       </w:pPr>
     </w:lvl>
   </w:abstractNum>
-  <w:num w:numId="1" w16cid:durableId="1485320848">
+  <w:num w:numId="1" w16cid:durableId="319235080">
     <w:abstractNumId w:val="0"/>
     <w:lvlOverride w:ilvl="0">
       <w:startOverride w:val="1"/>
@@ -10046,7 +10250,7 @@
     <w:link w:val="ad"/>
     <w:uiPriority w:val="99"/>
     <w:unhideWhenUsed/>
-    <w:rsid w:val="003B7065"/>
+    <w:rsid w:val="000D209C"/>
     <w:pPr>
       <w:tabs>
         <w:tab w:val="center" w:pos="4153"/>
@@ -10064,7 +10268,7 @@
     <w:basedOn w:val="a0"/>
     <w:link w:val="ac"/>
     <w:uiPriority w:val="99"/>
-    <w:rsid w:val="003B7065"/>
+    <w:rsid w:val="000D209C"/>
     <w:rPr>
       <w:sz w:val="20"/>
       <w:szCs w:val="20"/>
@@ -10076,7 +10280,7 @@
     <w:link w:val="af"/>
     <w:uiPriority w:val="99"/>
     <w:unhideWhenUsed/>
-    <w:rsid w:val="003B7065"/>
+    <w:rsid w:val="000D209C"/>
     <w:pPr>
       <w:tabs>
         <w:tab w:val="center" w:pos="4153"/>
@@ -10094,7 +10298,7 @@
     <w:basedOn w:val="a0"/>
     <w:link w:val="ae"/>
     <w:uiPriority w:val="99"/>
-    <w:rsid w:val="003B7065"/>
+    <w:rsid w:val="000D209C"/>
     <w:rPr>
       <w:sz w:val="20"/>
       <w:szCs w:val="20"/>
@@ -10107,7 +10311,7 @@
     <w:autoRedefine/>
     <w:uiPriority w:val="39"/>
     <w:unhideWhenUsed/>
-    <w:rsid w:val="003B7065"/>
+    <w:rsid w:val="000D209C"/>
   </w:style>
   <w:style w:type="paragraph" w:styleId="20">
     <w:name w:val="toc 2"/>
@@ -10116,7 +10320,7 @@
     <w:autoRedefine/>
     <w:uiPriority w:val="39"/>
     <w:unhideWhenUsed/>
-    <w:rsid w:val="003B7065"/>
+    <w:rsid w:val="000D209C"/>
     <w:pPr>
       <w:ind w:leftChars="200" w:left="480"/>
     </w:pPr>

--- a/行政端使用手冊_更新版.docx
+++ b/行政端使用手冊_更新版.docx
@@ -15,17 +15,7 @@
           <w:sz w:val="52"/>
           <w:szCs w:val="52"/>
         </w:rPr>
-        <w:t xml:space="preserve">FUN </w:t>
-      </w:r>
-      <w:r>
-        <w:rPr>
-          <w:rFonts w:eastAsia="微軟正黑體"/>
-          <w:b/>
-          <w:bCs/>
-          <w:sz w:val="52"/>
-          <w:szCs w:val="52"/>
-        </w:rPr>
-        <w:t>學科技教育中心</w:t>
+        <w:t>FUN 學科技教育中心</w:t>
       </w:r>
     </w:p>
     <w:p>
@@ -56,25 +46,7 @@
           <w:sz w:val="26"/>
           <w:szCs w:val="26"/>
         </w:rPr>
-        <w:t>智慧學習歷程系統</w:t>
-      </w:r>
-      <w:r>
-        <w:rPr>
-          <w:rFonts w:eastAsia="微軟正黑體"/>
-          <w:color w:val="555555"/>
-          <w:sz w:val="26"/>
-          <w:szCs w:val="26"/>
-        </w:rPr>
-        <w:t xml:space="preserve"> ‧ </w:t>
-      </w:r>
-      <w:r>
-        <w:rPr>
-          <w:rFonts w:eastAsia="微軟正黑體"/>
-          <w:color w:val="555555"/>
-          <w:sz w:val="26"/>
-          <w:szCs w:val="26"/>
-        </w:rPr>
-        <w:t>行政端</w:t>
+        <w:t>智慧學習歷程系統 ‧ 行政端</w:t>
       </w:r>
     </w:p>
     <w:p>
@@ -87,49 +59,7 @@
           <w:rFonts w:eastAsia="微軟正黑體"/>
           <w:color w:val="555555"/>
         </w:rPr>
-        <w:t>更新日期：</w:t>
-      </w:r>
-      <w:r>
-        <w:rPr>
-          <w:rFonts w:eastAsia="微軟正黑體"/>
-          <w:color w:val="555555"/>
-        </w:rPr>
-        <w:t xml:space="preserve">2026 </w:t>
-      </w:r>
-      <w:r>
-        <w:rPr>
-          <w:rFonts w:eastAsia="微軟正黑體"/>
-          <w:color w:val="555555"/>
-        </w:rPr>
-        <w:t>年</w:t>
-      </w:r>
-      <w:r>
-        <w:rPr>
-          <w:rFonts w:eastAsia="微軟正黑體"/>
-          <w:color w:val="555555"/>
-        </w:rPr>
-        <w:t xml:space="preserve"> 10 </w:t>
-      </w:r>
-      <w:r>
-        <w:rPr>
-          <w:rFonts w:eastAsia="微軟正黑體"/>
-          <w:color w:val="555555"/>
-        </w:rPr>
-        <w:t>月</w:t>
-      </w:r>
-      <w:r>
-        <w:rPr>
-          <w:rFonts w:eastAsia="微軟正黑體"/>
-          <w:color w:val="555555"/>
-        </w:rPr>
-        <w:t xml:space="preserve"> 13 </w:t>
-      </w:r>
-      <w:r>
-        <w:rPr>
-          <w:rFonts w:eastAsia="微軟正黑體"/>
-          <w:color w:val="555555"/>
-        </w:rPr>
-        <w:t>日</w:t>
+        <w:t>更新日期：2026 年 10 月 14 日</w:t>
       </w:r>
     </w:p>
     <w:p>
@@ -168,7 +98,10 @@
               <w:tab w:val="right" w:leader="dot" w:pos="9016"/>
             </w:tabs>
             <w:rPr>
+              <w:rFonts w:asciiTheme="minorHAnsi" w:hAnsiTheme="minorHAnsi" w:cstheme="minorBidi"/>
               <w:noProof/>
+              <w:kern w:val="2"/>
+              <w14:ligatures w14:val="standardContextual"/>
             </w:rPr>
           </w:pPr>
           <w:r>
@@ -180,7 +113,7 @@
           <w:r>
             <w:fldChar w:fldCharType="separate"/>
           </w:r>
-          <w:hyperlink w:anchor="_Toc242826331" w:history="1">
+          <w:hyperlink w:anchor="_Toc242891929" w:history="1">
             <w:r>
               <w:rPr>
                 <w:rStyle w:val="a5"/>
@@ -218,7 +151,7 @@
               <w:rPr>
                 <w:noProof/>
               </w:rPr>
-              <w:instrText xml:space="preserve"> PAGEREF _Toc242826331 \h </w:instrText>
+              <w:instrText xml:space="preserve"> PAGEREF _Toc242891929 \h </w:instrText>
             </w:r>
             <w:r>
               <w:rPr>
@@ -252,10 +185,13 @@
               <w:tab w:val="right" w:leader="dot" w:pos="9016"/>
             </w:tabs>
             <w:rPr>
+              <w:rFonts w:asciiTheme="minorHAnsi" w:hAnsiTheme="minorHAnsi" w:cstheme="minorBidi"/>
               <w:noProof/>
+              <w:kern w:val="2"/>
+              <w14:ligatures w14:val="standardContextual"/>
             </w:rPr>
           </w:pPr>
-          <w:hyperlink w:anchor="_Toc242826332" w:history="1">
+          <w:hyperlink w:anchor="_Toc242891930" w:history="1">
             <w:r>
               <w:rPr>
                 <w:rStyle w:val="a5"/>
@@ -300,7 +236,7 @@
               <w:rPr>
                 <w:noProof/>
               </w:rPr>
-              <w:instrText xml:space="preserve"> PAGEREF _Toc242826332 \h </w:instrText>
+              <w:instrText xml:space="preserve"> PAGEREF _Toc242891930 \h </w:instrText>
             </w:r>
             <w:r>
               <w:rPr>
@@ -334,10 +270,13 @@
               <w:tab w:val="right" w:leader="dot" w:pos="9016"/>
             </w:tabs>
             <w:rPr>
+              <w:rFonts w:asciiTheme="minorHAnsi" w:hAnsiTheme="minorHAnsi" w:cstheme="minorBidi"/>
               <w:noProof/>
+              <w:kern w:val="2"/>
+              <w14:ligatures w14:val="standardContextual"/>
             </w:rPr>
           </w:pPr>
-          <w:hyperlink w:anchor="_Toc242826333" w:history="1">
+          <w:hyperlink w:anchor="_Toc242891931" w:history="1">
             <w:r>
               <w:rPr>
                 <w:rStyle w:val="a5"/>
@@ -382,7 +321,7 @@
               <w:rPr>
                 <w:noProof/>
               </w:rPr>
-              <w:instrText xml:space="preserve"> PAGEREF _Toc242826333 \h </w:instrText>
+              <w:instrText xml:space="preserve"> PAGEREF _Toc242891931 \h </w:instrText>
             </w:r>
             <w:r>
               <w:rPr>
@@ -416,10 +355,13 @@
               <w:tab w:val="right" w:leader="dot" w:pos="9016"/>
             </w:tabs>
             <w:rPr>
+              <w:rFonts w:asciiTheme="minorHAnsi" w:hAnsiTheme="minorHAnsi" w:cstheme="minorBidi"/>
               <w:noProof/>
+              <w:kern w:val="2"/>
+              <w14:ligatures w14:val="standardContextual"/>
             </w:rPr>
           </w:pPr>
-          <w:hyperlink w:anchor="_Toc242826334" w:history="1">
+          <w:hyperlink w:anchor="_Toc242891932" w:history="1">
             <w:r>
               <w:rPr>
                 <w:rStyle w:val="a5"/>
@@ -464,7 +406,7 @@
               <w:rPr>
                 <w:noProof/>
               </w:rPr>
-              <w:instrText xml:space="preserve"> PAGEREF _Toc242826334 \h </w:instrText>
+              <w:instrText xml:space="preserve"> PAGEREF _Toc242891932 \h </w:instrText>
             </w:r>
             <w:r>
               <w:rPr>
@@ -498,10 +440,13 @@
               <w:tab w:val="right" w:leader="dot" w:pos="9016"/>
             </w:tabs>
             <w:rPr>
+              <w:rFonts w:asciiTheme="minorHAnsi" w:hAnsiTheme="minorHAnsi" w:cstheme="minorBidi"/>
               <w:noProof/>
+              <w:kern w:val="2"/>
+              <w14:ligatures w14:val="standardContextual"/>
             </w:rPr>
           </w:pPr>
-          <w:hyperlink w:anchor="_Toc242826335" w:history="1">
+          <w:hyperlink w:anchor="_Toc242891933" w:history="1">
             <w:r>
               <w:rPr>
                 <w:rStyle w:val="a5"/>
@@ -539,7 +484,7 @@
               <w:rPr>
                 <w:noProof/>
               </w:rPr>
-              <w:instrText xml:space="preserve"> PAGEREF _Toc242826335 \h </w:instrText>
+              <w:instrText xml:space="preserve"> PAGEREF _Toc242891933 \h </w:instrText>
             </w:r>
             <w:r>
               <w:rPr>
@@ -573,10 +518,13 @@
               <w:tab w:val="right" w:leader="dot" w:pos="9016"/>
             </w:tabs>
             <w:rPr>
+              <w:rFonts w:asciiTheme="minorHAnsi" w:hAnsiTheme="minorHAnsi" w:cstheme="minorBidi"/>
               <w:noProof/>
+              <w:kern w:val="2"/>
+              <w14:ligatures w14:val="standardContextual"/>
             </w:rPr>
           </w:pPr>
-          <w:hyperlink w:anchor="_Toc242826336" w:history="1">
+          <w:hyperlink w:anchor="_Toc242891934" w:history="1">
             <w:r>
               <w:rPr>
                 <w:rStyle w:val="a5"/>
@@ -621,7 +569,7 @@
               <w:rPr>
                 <w:noProof/>
               </w:rPr>
-              <w:instrText xml:space="preserve"> PAGEREF _Toc242826336 \h </w:instrText>
+              <w:instrText xml:space="preserve"> PAGEREF _Toc242891934 \h </w:instrText>
             </w:r>
             <w:r>
               <w:rPr>
@@ -655,10 +603,13 @@
               <w:tab w:val="right" w:leader="dot" w:pos="9016"/>
             </w:tabs>
             <w:rPr>
+              <w:rFonts w:asciiTheme="minorHAnsi" w:hAnsiTheme="minorHAnsi" w:cstheme="minorBidi"/>
               <w:noProof/>
+              <w:kern w:val="2"/>
+              <w14:ligatures w14:val="standardContextual"/>
             </w:rPr>
           </w:pPr>
-          <w:hyperlink w:anchor="_Toc242826337" w:history="1">
+          <w:hyperlink w:anchor="_Toc242891935" w:history="1">
             <w:r>
               <w:rPr>
                 <w:rStyle w:val="a5"/>
@@ -703,7 +654,7 @@
               <w:rPr>
                 <w:noProof/>
               </w:rPr>
-              <w:instrText xml:space="preserve"> PAGEREF _Toc242826337 \h </w:instrText>
+              <w:instrText xml:space="preserve"> PAGEREF _Toc242891935 \h </w:instrText>
             </w:r>
             <w:r>
               <w:rPr>
@@ -737,10 +688,13 @@
               <w:tab w:val="right" w:leader="dot" w:pos="9016"/>
             </w:tabs>
             <w:rPr>
+              <w:rFonts w:asciiTheme="minorHAnsi" w:hAnsiTheme="minorHAnsi" w:cstheme="minorBidi"/>
               <w:noProof/>
+              <w:kern w:val="2"/>
+              <w14:ligatures w14:val="standardContextual"/>
             </w:rPr>
           </w:pPr>
-          <w:hyperlink w:anchor="_Toc242826338" w:history="1">
+          <w:hyperlink w:anchor="_Toc242891936" w:history="1">
             <w:r>
               <w:rPr>
                 <w:rStyle w:val="a5"/>
@@ -785,7 +739,7 @@
               <w:rPr>
                 <w:noProof/>
               </w:rPr>
-              <w:instrText xml:space="preserve"> PAGEREF _Toc242826338 \h </w:instrText>
+              <w:instrText xml:space="preserve"> PAGEREF _Toc242891936 \h </w:instrText>
             </w:r>
             <w:r>
               <w:rPr>
@@ -819,10 +773,13 @@
               <w:tab w:val="right" w:leader="dot" w:pos="9016"/>
             </w:tabs>
             <w:rPr>
+              <w:rFonts w:asciiTheme="minorHAnsi" w:hAnsiTheme="minorHAnsi" w:cstheme="minorBidi"/>
               <w:noProof/>
+              <w:kern w:val="2"/>
+              <w14:ligatures w14:val="standardContextual"/>
             </w:rPr>
           </w:pPr>
-          <w:hyperlink w:anchor="_Toc242826339" w:history="1">
+          <w:hyperlink w:anchor="_Toc242891937" w:history="1">
             <w:r>
               <w:rPr>
                 <w:rStyle w:val="a5"/>
@@ -867,7 +824,7 @@
               <w:rPr>
                 <w:noProof/>
               </w:rPr>
-              <w:instrText xml:space="preserve"> PAGEREF _Toc242826339 \h </w:instrText>
+              <w:instrText xml:space="preserve"> PAGEREF _Toc242891937 \h </w:instrText>
             </w:r>
             <w:r>
               <w:rPr>
@@ -901,10 +858,13 @@
               <w:tab w:val="right" w:leader="dot" w:pos="9016"/>
             </w:tabs>
             <w:rPr>
+              <w:rFonts w:asciiTheme="minorHAnsi" w:hAnsiTheme="minorHAnsi" w:cstheme="minorBidi"/>
               <w:noProof/>
+              <w:kern w:val="2"/>
+              <w14:ligatures w14:val="standardContextual"/>
             </w:rPr>
           </w:pPr>
-          <w:hyperlink w:anchor="_Toc242826340" w:history="1">
+          <w:hyperlink w:anchor="_Toc242891938" w:history="1">
             <w:r>
               <w:rPr>
                 <w:rStyle w:val="a5"/>
@@ -942,7 +902,7 @@
               <w:rPr>
                 <w:noProof/>
               </w:rPr>
-              <w:instrText xml:space="preserve"> PAGEREF _Toc242826340 \h </w:instrText>
+              <w:instrText xml:space="preserve"> PAGEREF _Toc242891938 \h </w:instrText>
             </w:r>
             <w:r>
               <w:rPr>
@@ -976,10 +936,13 @@
               <w:tab w:val="right" w:leader="dot" w:pos="9016"/>
             </w:tabs>
             <w:rPr>
+              <w:rFonts w:asciiTheme="minorHAnsi" w:hAnsiTheme="minorHAnsi" w:cstheme="minorBidi"/>
               <w:noProof/>
+              <w:kern w:val="2"/>
+              <w14:ligatures w14:val="standardContextual"/>
             </w:rPr>
           </w:pPr>
-          <w:hyperlink w:anchor="_Toc242826341" w:history="1">
+          <w:hyperlink w:anchor="_Toc242891939" w:history="1">
             <w:r>
               <w:rPr>
                 <w:rStyle w:val="a5"/>
@@ -1024,7 +987,7 @@
               <w:rPr>
                 <w:noProof/>
               </w:rPr>
-              <w:instrText xml:space="preserve"> PAGEREF _Toc242826341 \h </w:instrText>
+              <w:instrText xml:space="preserve"> PAGEREF _Toc242891939 \h </w:instrText>
             </w:r>
             <w:r>
               <w:rPr>
@@ -1058,10 +1021,13 @@
               <w:tab w:val="right" w:leader="dot" w:pos="9016"/>
             </w:tabs>
             <w:rPr>
+              <w:rFonts w:asciiTheme="minorHAnsi" w:hAnsiTheme="minorHAnsi" w:cstheme="minorBidi"/>
               <w:noProof/>
+              <w:kern w:val="2"/>
+              <w14:ligatures w14:val="standardContextual"/>
             </w:rPr>
           </w:pPr>
-          <w:hyperlink w:anchor="_Toc242826342" w:history="1">
+          <w:hyperlink w:anchor="_Toc242891940" w:history="1">
             <w:r>
               <w:rPr>
                 <w:rStyle w:val="a5"/>
@@ -1106,7 +1072,7 @@
               <w:rPr>
                 <w:noProof/>
               </w:rPr>
-              <w:instrText xml:space="preserve"> PAGEREF _Toc242826342 \h </w:instrText>
+              <w:instrText xml:space="preserve"> PAGEREF _Toc242891940 \h </w:instrText>
             </w:r>
             <w:r>
               <w:rPr>
@@ -1140,10 +1106,13 @@
               <w:tab w:val="right" w:leader="dot" w:pos="9016"/>
             </w:tabs>
             <w:rPr>
+              <w:rFonts w:asciiTheme="minorHAnsi" w:hAnsiTheme="minorHAnsi" w:cstheme="minorBidi"/>
               <w:noProof/>
+              <w:kern w:val="2"/>
+              <w14:ligatures w14:val="standardContextual"/>
             </w:rPr>
           </w:pPr>
-          <w:hyperlink w:anchor="_Toc242826343" w:history="1">
+          <w:hyperlink w:anchor="_Toc242891941" w:history="1">
             <w:r>
               <w:rPr>
                 <w:rStyle w:val="a5"/>
@@ -1188,7 +1157,7 @@
               <w:rPr>
                 <w:noProof/>
               </w:rPr>
-              <w:instrText xml:space="preserve"> PAGEREF _Toc242826343 \h </w:instrText>
+              <w:instrText xml:space="preserve"> PAGEREF _Toc242891941 \h </w:instrText>
             </w:r>
             <w:r>
               <w:rPr>
@@ -1222,10 +1191,13 @@
               <w:tab w:val="right" w:leader="dot" w:pos="9016"/>
             </w:tabs>
             <w:rPr>
+              <w:rFonts w:asciiTheme="minorHAnsi" w:hAnsiTheme="minorHAnsi" w:cstheme="minorBidi"/>
               <w:noProof/>
+              <w:kern w:val="2"/>
+              <w14:ligatures w14:val="standardContextual"/>
             </w:rPr>
           </w:pPr>
-          <w:hyperlink w:anchor="_Toc242826344" w:history="1">
+          <w:hyperlink w:anchor="_Toc242891942" w:history="1">
             <w:r>
               <w:rPr>
                 <w:rStyle w:val="a5"/>
@@ -1270,7 +1242,7 @@
               <w:rPr>
                 <w:noProof/>
               </w:rPr>
-              <w:instrText xml:space="preserve"> PAGEREF _Toc242826344 \h </w:instrText>
+              <w:instrText xml:space="preserve"> PAGEREF _Toc242891942 \h </w:instrText>
             </w:r>
             <w:r>
               <w:rPr>
@@ -1304,10 +1276,13 @@
               <w:tab w:val="right" w:leader="dot" w:pos="9016"/>
             </w:tabs>
             <w:rPr>
+              <w:rFonts w:asciiTheme="minorHAnsi" w:hAnsiTheme="minorHAnsi" w:cstheme="minorBidi"/>
               <w:noProof/>
+              <w:kern w:val="2"/>
+              <w14:ligatures w14:val="standardContextual"/>
             </w:rPr>
           </w:pPr>
-          <w:hyperlink w:anchor="_Toc242826345" w:history="1">
+          <w:hyperlink w:anchor="_Toc242891943" w:history="1">
             <w:r>
               <w:rPr>
                 <w:rStyle w:val="a5"/>
@@ -1345,7 +1320,7 @@
               <w:rPr>
                 <w:noProof/>
               </w:rPr>
-              <w:instrText xml:space="preserve"> PAGEREF _Toc242826345 \h </w:instrText>
+              <w:instrText xml:space="preserve"> PAGEREF _Toc242891943 \h </w:instrText>
             </w:r>
             <w:r>
               <w:rPr>
@@ -1362,7 +1337,7 @@
               <w:rPr>
                 <w:noProof/>
               </w:rPr>
-              <w:t>8</w:t>
+              <w:t>9</w:t>
             </w:r>
             <w:r>
               <w:rPr>
@@ -1379,10 +1354,13 @@
               <w:tab w:val="right" w:leader="dot" w:pos="9016"/>
             </w:tabs>
             <w:rPr>
+              <w:rFonts w:asciiTheme="minorHAnsi" w:hAnsiTheme="minorHAnsi" w:cstheme="minorBidi"/>
               <w:noProof/>
+              <w:kern w:val="2"/>
+              <w14:ligatures w14:val="standardContextual"/>
             </w:rPr>
           </w:pPr>
-          <w:hyperlink w:anchor="_Toc242826346" w:history="1">
+          <w:hyperlink w:anchor="_Toc242891944" w:history="1">
             <w:r>
               <w:rPr>
                 <w:rStyle w:val="a5"/>
@@ -1427,7 +1405,7 @@
               <w:rPr>
                 <w:noProof/>
               </w:rPr>
-              <w:instrText xml:space="preserve"> PAGEREF _Toc242826346 \h </w:instrText>
+              <w:instrText xml:space="preserve"> PAGEREF _Toc242891944 \h </w:instrText>
             </w:r>
             <w:r>
               <w:rPr>
@@ -1444,7 +1422,7 @@
               <w:rPr>
                 <w:noProof/>
               </w:rPr>
-              <w:t>8</w:t>
+              <w:t>9</w:t>
             </w:r>
             <w:r>
               <w:rPr>
@@ -1461,10 +1439,13 @@
               <w:tab w:val="right" w:leader="dot" w:pos="9016"/>
             </w:tabs>
             <w:rPr>
+              <w:rFonts w:asciiTheme="minorHAnsi" w:hAnsiTheme="minorHAnsi" w:cstheme="minorBidi"/>
               <w:noProof/>
+              <w:kern w:val="2"/>
+              <w14:ligatures w14:val="standardContextual"/>
             </w:rPr>
           </w:pPr>
-          <w:hyperlink w:anchor="_Toc242826347" w:history="1">
+          <w:hyperlink w:anchor="_Toc242891945" w:history="1">
             <w:r>
               <w:rPr>
                 <w:rStyle w:val="a5"/>
@@ -1509,7 +1490,7 @@
               <w:rPr>
                 <w:noProof/>
               </w:rPr>
-              <w:instrText xml:space="preserve"> PAGEREF _Toc242826347 \h </w:instrText>
+              <w:instrText xml:space="preserve"> PAGEREF _Toc242891945 \h </w:instrText>
             </w:r>
             <w:r>
               <w:rPr>
@@ -1526,7 +1507,7 @@
               <w:rPr>
                 <w:noProof/>
               </w:rPr>
-              <w:t>8</w:t>
+              <w:t>9</w:t>
             </w:r>
             <w:r>
               <w:rPr>
@@ -1543,10 +1524,13 @@
               <w:tab w:val="right" w:leader="dot" w:pos="9016"/>
             </w:tabs>
             <w:rPr>
+              <w:rFonts w:asciiTheme="minorHAnsi" w:hAnsiTheme="minorHAnsi" w:cstheme="minorBidi"/>
               <w:noProof/>
+              <w:kern w:val="2"/>
+              <w14:ligatures w14:val="standardContextual"/>
             </w:rPr>
           </w:pPr>
-          <w:hyperlink w:anchor="_Toc242826348" w:history="1">
+          <w:hyperlink w:anchor="_Toc242891946" w:history="1">
             <w:r>
               <w:rPr>
                 <w:rStyle w:val="a5"/>
@@ -1591,7 +1575,7 @@
               <w:rPr>
                 <w:noProof/>
               </w:rPr>
-              <w:instrText xml:space="preserve"> PAGEREF _Toc242826348 \h </w:instrText>
+              <w:instrText xml:space="preserve"> PAGEREF _Toc242891946 \h </w:instrText>
             </w:r>
             <w:r>
               <w:rPr>
@@ -1608,7 +1592,7 @@
               <w:rPr>
                 <w:noProof/>
               </w:rPr>
-              <w:t>8</w:t>
+              <w:t>10</w:t>
             </w:r>
             <w:r>
               <w:rPr>
@@ -1625,10 +1609,13 @@
               <w:tab w:val="right" w:leader="dot" w:pos="9016"/>
             </w:tabs>
             <w:rPr>
+              <w:rFonts w:asciiTheme="minorHAnsi" w:hAnsiTheme="minorHAnsi" w:cstheme="minorBidi"/>
               <w:noProof/>
+              <w:kern w:val="2"/>
+              <w14:ligatures w14:val="standardContextual"/>
             </w:rPr>
           </w:pPr>
-          <w:hyperlink w:anchor="_Toc242826349" w:history="1">
+          <w:hyperlink w:anchor="_Toc242891947" w:history="1">
             <w:r>
               <w:rPr>
                 <w:rStyle w:val="a5"/>
@@ -1680,7 +1667,7 @@
               <w:rPr>
                 <w:noProof/>
               </w:rPr>
-              <w:instrText xml:space="preserve"> PAGEREF _Toc242826349 \h </w:instrText>
+              <w:instrText xml:space="preserve"> PAGEREF _Toc242891947 \h </w:instrText>
             </w:r>
             <w:r>
               <w:rPr>
@@ -1697,7 +1684,7 @@
               <w:rPr>
                 <w:noProof/>
               </w:rPr>
-              <w:t>10</w:t>
+              <w:t>11</w:t>
             </w:r>
             <w:r>
               <w:rPr>
@@ -1714,10 +1701,13 @@
               <w:tab w:val="right" w:leader="dot" w:pos="9016"/>
             </w:tabs>
             <w:rPr>
+              <w:rFonts w:asciiTheme="minorHAnsi" w:hAnsiTheme="minorHAnsi" w:cstheme="minorBidi"/>
               <w:noProof/>
+              <w:kern w:val="2"/>
+              <w14:ligatures w14:val="standardContextual"/>
             </w:rPr>
           </w:pPr>
-          <w:hyperlink w:anchor="_Toc242826350" w:history="1">
+          <w:hyperlink w:anchor="_Toc242891948" w:history="1">
             <w:r>
               <w:rPr>
                 <w:rStyle w:val="a5"/>
@@ -1762,7 +1752,7 @@
               <w:rPr>
                 <w:noProof/>
               </w:rPr>
-              <w:instrText xml:space="preserve"> PAGEREF _Toc242826350 \h </w:instrText>
+              <w:instrText xml:space="preserve"> PAGEREF _Toc242891948 \h </w:instrText>
             </w:r>
             <w:r>
               <w:rPr>
@@ -1779,7 +1769,7 @@
               <w:rPr>
                 <w:noProof/>
               </w:rPr>
-              <w:t>10</w:t>
+              <w:t>11</w:t>
             </w:r>
             <w:r>
               <w:rPr>
@@ -1796,10 +1786,13 @@
               <w:tab w:val="right" w:leader="dot" w:pos="9016"/>
             </w:tabs>
             <w:rPr>
+              <w:rFonts w:asciiTheme="minorHAnsi" w:hAnsiTheme="minorHAnsi" w:cstheme="minorBidi"/>
               <w:noProof/>
+              <w:kern w:val="2"/>
+              <w14:ligatures w14:val="standardContextual"/>
             </w:rPr>
           </w:pPr>
-          <w:hyperlink w:anchor="_Toc242826351" w:history="1">
+          <w:hyperlink w:anchor="_Toc242891949" w:history="1">
             <w:r>
               <w:rPr>
                 <w:rStyle w:val="a5"/>
@@ -1844,7 +1837,7 @@
               <w:rPr>
                 <w:noProof/>
               </w:rPr>
-              <w:instrText xml:space="preserve"> PAGEREF _Toc242826351 \h </w:instrText>
+              <w:instrText xml:space="preserve"> PAGEREF _Toc242891949 \h </w:instrText>
             </w:r>
             <w:r>
               <w:rPr>
@@ -1861,7 +1854,7 @@
               <w:rPr>
                 <w:noProof/>
               </w:rPr>
-              <w:t>10</w:t>
+              <w:t>11</w:t>
             </w:r>
             <w:r>
               <w:rPr>
@@ -1878,10 +1871,13 @@
               <w:tab w:val="right" w:leader="dot" w:pos="9016"/>
             </w:tabs>
             <w:rPr>
+              <w:rFonts w:asciiTheme="minorHAnsi" w:hAnsiTheme="minorHAnsi" w:cstheme="minorBidi"/>
               <w:noProof/>
+              <w:kern w:val="2"/>
+              <w14:ligatures w14:val="standardContextual"/>
             </w:rPr>
           </w:pPr>
-          <w:hyperlink w:anchor="_Toc242826352" w:history="1">
+          <w:hyperlink w:anchor="_Toc242891950" w:history="1">
             <w:r>
               <w:rPr>
                 <w:rStyle w:val="a5"/>
@@ -1933,7 +1929,7 @@
               <w:rPr>
                 <w:noProof/>
               </w:rPr>
-              <w:instrText xml:space="preserve"> PAGEREF _Toc242826352 \h </w:instrText>
+              <w:instrText xml:space="preserve"> PAGEREF _Toc242891950 \h </w:instrText>
             </w:r>
             <w:r>
               <w:rPr>
@@ -1950,7 +1946,7 @@
               <w:rPr>
                 <w:noProof/>
               </w:rPr>
-              <w:t>11</w:t>
+              <w:t>12</w:t>
             </w:r>
             <w:r>
               <w:rPr>
@@ -1967,10 +1963,13 @@
               <w:tab w:val="right" w:leader="dot" w:pos="9016"/>
             </w:tabs>
             <w:rPr>
+              <w:rFonts w:asciiTheme="minorHAnsi" w:hAnsiTheme="minorHAnsi" w:cstheme="minorBidi"/>
               <w:noProof/>
+              <w:kern w:val="2"/>
+              <w14:ligatures w14:val="standardContextual"/>
             </w:rPr>
           </w:pPr>
-          <w:hyperlink w:anchor="_Toc242826353" w:history="1">
+          <w:hyperlink w:anchor="_Toc242891951" w:history="1">
             <w:r>
               <w:rPr>
                 <w:rStyle w:val="a5"/>
@@ -2015,7 +2014,7 @@
               <w:rPr>
                 <w:noProof/>
               </w:rPr>
-              <w:instrText xml:space="preserve"> PAGEREF _Toc242826353 \h </w:instrText>
+              <w:instrText xml:space="preserve"> PAGEREF _Toc242891951 \h </w:instrText>
             </w:r>
             <w:r>
               <w:rPr>
@@ -2032,7 +2031,7 @@
               <w:rPr>
                 <w:noProof/>
               </w:rPr>
-              <w:t>11</w:t>
+              <w:t>12</w:t>
             </w:r>
             <w:r>
               <w:rPr>
@@ -2049,10 +2048,13 @@
               <w:tab w:val="right" w:leader="dot" w:pos="9016"/>
             </w:tabs>
             <w:rPr>
+              <w:rFonts w:asciiTheme="minorHAnsi" w:hAnsiTheme="minorHAnsi" w:cstheme="minorBidi"/>
               <w:noProof/>
+              <w:kern w:val="2"/>
+              <w14:ligatures w14:val="standardContextual"/>
             </w:rPr>
           </w:pPr>
-          <w:hyperlink w:anchor="_Toc242826354" w:history="1">
+          <w:hyperlink w:anchor="_Toc242891952" w:history="1">
             <w:r>
               <w:rPr>
                 <w:rStyle w:val="a5"/>
@@ -2097,14 +2099,7 @@
               <w:rPr>
                 <w:noProof/>
               </w:rPr>
-              <w:instrText xml:space="preserve"> PAGEREF _T</w:instrText>
-            </w:r>
-            <w:r>
-              <w:rPr>
-                <w:noProof/>
-              </w:rPr>
-              <w:lastRenderedPageBreak/>
-              <w:instrText xml:space="preserve">oc242826354 \h </w:instrText>
+              <w:instrText xml:space="preserve"> PAGEREF _Toc242891952 \h </w:instrText>
             </w:r>
             <w:r>
               <w:rPr>
@@ -2121,7 +2116,7 @@
               <w:rPr>
                 <w:noProof/>
               </w:rPr>
-              <w:t>11</w:t>
+              <w:t>12</w:t>
             </w:r>
             <w:r>
               <w:rPr>
@@ -2138,10 +2133,13 @@
               <w:tab w:val="right" w:leader="dot" w:pos="9016"/>
             </w:tabs>
             <w:rPr>
+              <w:rFonts w:asciiTheme="minorHAnsi" w:hAnsiTheme="minorHAnsi" w:cstheme="minorBidi"/>
               <w:noProof/>
+              <w:kern w:val="2"/>
+              <w14:ligatures w14:val="standardContextual"/>
             </w:rPr>
           </w:pPr>
-          <w:hyperlink w:anchor="_Toc242826355" w:history="1">
+          <w:hyperlink w:anchor="_Toc242891953" w:history="1">
             <w:r>
               <w:rPr>
                 <w:rStyle w:val="a5"/>
@@ -2186,7 +2184,7 @@
               <w:rPr>
                 <w:noProof/>
               </w:rPr>
-              <w:instrText xml:space="preserve"> PAGEREF _Toc242826355 \h </w:instrText>
+              <w:instrText xml:space="preserve"> PAGEREF _Toc242891953 \h </w:instrText>
             </w:r>
             <w:r>
               <w:rPr>
@@ -2203,7 +2201,7 @@
               <w:rPr>
                 <w:noProof/>
               </w:rPr>
-              <w:t>11</w:t>
+              <w:t>13</w:t>
             </w:r>
             <w:r>
               <w:rPr>
@@ -2220,10 +2218,13 @@
               <w:tab w:val="right" w:leader="dot" w:pos="9016"/>
             </w:tabs>
             <w:rPr>
+              <w:rFonts w:asciiTheme="minorHAnsi" w:hAnsiTheme="minorHAnsi" w:cstheme="minorBidi"/>
               <w:noProof/>
+              <w:kern w:val="2"/>
+              <w14:ligatures w14:val="standardContextual"/>
             </w:rPr>
           </w:pPr>
-          <w:hyperlink w:anchor="_Toc242826356" w:history="1">
+          <w:hyperlink w:anchor="_Toc242891954" w:history="1">
             <w:r>
               <w:rPr>
                 <w:rStyle w:val="a5"/>
@@ -2268,7 +2269,7 @@
               <w:rPr>
                 <w:noProof/>
               </w:rPr>
-              <w:instrText xml:space="preserve"> PAGEREF _Toc242826356 \h </w:instrText>
+              <w:instrText xml:space="preserve"> PAGEREF _Toc242891954 \h </w:instrText>
             </w:r>
             <w:r>
               <w:rPr>
@@ -2285,7 +2286,7 @@
               <w:rPr>
                 <w:noProof/>
               </w:rPr>
-              <w:t>12</w:t>
+              <w:t>13</w:t>
             </w:r>
             <w:r>
               <w:rPr>
@@ -2302,10 +2303,13 @@
               <w:tab w:val="right" w:leader="dot" w:pos="9016"/>
             </w:tabs>
             <w:rPr>
+              <w:rFonts w:asciiTheme="minorHAnsi" w:hAnsiTheme="minorHAnsi" w:cstheme="minorBidi"/>
               <w:noProof/>
+              <w:kern w:val="2"/>
+              <w14:ligatures w14:val="standardContextual"/>
             </w:rPr>
           </w:pPr>
-          <w:hyperlink w:anchor="_Toc242826357" w:history="1">
+          <w:hyperlink w:anchor="_Toc242891955" w:history="1">
             <w:r>
               <w:rPr>
                 <w:rStyle w:val="a5"/>
@@ -2350,7 +2354,7 @@
               <w:rPr>
                 <w:noProof/>
               </w:rPr>
-              <w:instrText xml:space="preserve"> PAGEREF _Toc242826357 \h </w:instrText>
+              <w:instrText xml:space="preserve"> PAGEREF _Toc242891955 \h </w:instrText>
             </w:r>
             <w:r>
               <w:rPr>
@@ -2367,7 +2371,7 @@
               <w:rPr>
                 <w:noProof/>
               </w:rPr>
-              <w:t>12</w:t>
+              <w:t>13</w:t>
             </w:r>
             <w:r>
               <w:rPr>
@@ -2384,10 +2388,13 @@
               <w:tab w:val="right" w:leader="dot" w:pos="9016"/>
             </w:tabs>
             <w:rPr>
+              <w:rFonts w:asciiTheme="minorHAnsi" w:hAnsiTheme="minorHAnsi" w:cstheme="minorBidi"/>
               <w:noProof/>
+              <w:kern w:val="2"/>
+              <w14:ligatures w14:val="standardContextual"/>
             </w:rPr>
           </w:pPr>
-          <w:hyperlink w:anchor="_Toc242826358" w:history="1">
+          <w:hyperlink w:anchor="_Toc242891956" w:history="1">
             <w:r>
               <w:rPr>
                 <w:rStyle w:val="a5"/>
@@ -2439,7 +2446,7 @@
               <w:rPr>
                 <w:noProof/>
               </w:rPr>
-              <w:instrText xml:space="preserve"> PAGEREF _Toc242826358 \h </w:instrText>
+              <w:instrText xml:space="preserve"> PAGEREF _Toc242891956 \h </w:instrText>
             </w:r>
             <w:r>
               <w:rPr>
@@ -2456,7 +2463,7 @@
               <w:rPr>
                 <w:noProof/>
               </w:rPr>
-              <w:t>13</w:t>
+              <w:t>15</w:t>
             </w:r>
             <w:r>
               <w:rPr>
@@ -2473,10 +2480,13 @@
               <w:tab w:val="right" w:leader="dot" w:pos="9016"/>
             </w:tabs>
             <w:rPr>
+              <w:rFonts w:asciiTheme="minorHAnsi" w:hAnsiTheme="minorHAnsi" w:cstheme="minorBidi"/>
               <w:noProof/>
+              <w:kern w:val="2"/>
+              <w14:ligatures w14:val="standardContextual"/>
             </w:rPr>
           </w:pPr>
-          <w:hyperlink w:anchor="_Toc242826359" w:history="1">
+          <w:hyperlink w:anchor="_Toc242891957" w:history="1">
             <w:r>
               <w:rPr>
                 <w:rStyle w:val="a5"/>
@@ -2521,7 +2531,7 @@
               <w:rPr>
                 <w:noProof/>
               </w:rPr>
-              <w:instrText xml:space="preserve"> PAGEREF _Toc242826359 \h </w:instrText>
+              <w:instrText xml:space="preserve"> PAGEREF _Toc242891957 \h </w:instrText>
             </w:r>
             <w:r>
               <w:rPr>
@@ -2538,7 +2548,7 @@
               <w:rPr>
                 <w:noProof/>
               </w:rPr>
-              <w:t>13</w:t>
+              <w:t>15</w:t>
             </w:r>
             <w:r>
               <w:rPr>
@@ -2555,10 +2565,13 @@
               <w:tab w:val="right" w:leader="dot" w:pos="9016"/>
             </w:tabs>
             <w:rPr>
+              <w:rFonts w:asciiTheme="minorHAnsi" w:hAnsiTheme="minorHAnsi" w:cstheme="minorBidi"/>
               <w:noProof/>
+              <w:kern w:val="2"/>
+              <w14:ligatures w14:val="standardContextual"/>
             </w:rPr>
           </w:pPr>
-          <w:hyperlink w:anchor="_Toc242826360" w:history="1">
+          <w:hyperlink w:anchor="_Toc242891958" w:history="1">
             <w:r>
               <w:rPr>
                 <w:rStyle w:val="a5"/>
@@ -2603,7 +2616,7 @@
               <w:rPr>
                 <w:noProof/>
               </w:rPr>
-              <w:instrText xml:space="preserve"> PAGEREF _Toc242826360 \h </w:instrText>
+              <w:instrText xml:space="preserve"> PAGEREF _Toc242891958 \h </w:instrText>
             </w:r>
             <w:r>
               <w:rPr>
@@ -2620,7 +2633,7 @@
               <w:rPr>
                 <w:noProof/>
               </w:rPr>
-              <w:t>13</w:t>
+              <w:t>15</w:t>
             </w:r>
             <w:r>
               <w:rPr>
@@ -2637,10 +2650,13 @@
               <w:tab w:val="right" w:leader="dot" w:pos="9016"/>
             </w:tabs>
             <w:rPr>
+              <w:rFonts w:asciiTheme="minorHAnsi" w:hAnsiTheme="minorHAnsi" w:cstheme="minorBidi"/>
               <w:noProof/>
+              <w:kern w:val="2"/>
+              <w14:ligatures w14:val="standardContextual"/>
             </w:rPr>
           </w:pPr>
-          <w:hyperlink w:anchor="_Toc242826361" w:history="1">
+          <w:hyperlink w:anchor="_Toc242891959" w:history="1">
             <w:r>
               <w:rPr>
                 <w:rStyle w:val="a5"/>
@@ -2685,7 +2701,7 @@
               <w:rPr>
                 <w:noProof/>
               </w:rPr>
-              <w:instrText xml:space="preserve"> PAGEREF _Toc242826361 \h </w:instrText>
+              <w:instrText xml:space="preserve"> PAGEREF _Toc242891959 \h </w:instrText>
             </w:r>
             <w:r>
               <w:rPr>
@@ -2702,7 +2718,7 @@
               <w:rPr>
                 <w:noProof/>
               </w:rPr>
-              <w:t>13</w:t>
+              <w:t>15</w:t>
             </w:r>
             <w:r>
               <w:rPr>
@@ -2719,10 +2735,13 @@
               <w:tab w:val="right" w:leader="dot" w:pos="9016"/>
             </w:tabs>
             <w:rPr>
+              <w:rFonts w:asciiTheme="minorHAnsi" w:hAnsiTheme="minorHAnsi" w:cstheme="minorBidi"/>
               <w:noProof/>
+              <w:kern w:val="2"/>
+              <w14:ligatures w14:val="standardContextual"/>
             </w:rPr>
           </w:pPr>
-          <w:hyperlink w:anchor="_Toc242826362" w:history="1">
+          <w:hyperlink w:anchor="_Toc242891960" w:history="1">
             <w:r>
               <w:rPr>
                 <w:rStyle w:val="a5"/>
@@ -2774,7 +2793,7 @@
               <w:rPr>
                 <w:noProof/>
               </w:rPr>
-              <w:instrText xml:space="preserve"> PAGEREF _Toc242826362 \h </w:instrText>
+              <w:instrText xml:space="preserve"> PAGEREF _Toc242891960 \h </w:instrText>
             </w:r>
             <w:r>
               <w:rPr>
@@ -2791,7 +2810,7 @@
               <w:rPr>
                 <w:noProof/>
               </w:rPr>
-              <w:t>15</w:t>
+              <w:t>17</w:t>
             </w:r>
             <w:r>
               <w:rPr>
@@ -2808,10 +2827,13 @@
               <w:tab w:val="right" w:leader="dot" w:pos="9016"/>
             </w:tabs>
             <w:rPr>
+              <w:rFonts w:asciiTheme="minorHAnsi" w:hAnsiTheme="minorHAnsi" w:cstheme="minorBidi"/>
               <w:noProof/>
+              <w:kern w:val="2"/>
+              <w14:ligatures w14:val="standardContextual"/>
             </w:rPr>
           </w:pPr>
-          <w:hyperlink w:anchor="_Toc242826363" w:history="1">
+          <w:hyperlink w:anchor="_Toc242891961" w:history="1">
             <w:r>
               <w:rPr>
                 <w:rStyle w:val="a5"/>
@@ -2856,7 +2878,7 @@
               <w:rPr>
                 <w:noProof/>
               </w:rPr>
-              <w:instrText xml:space="preserve"> PAGEREF _Toc242826363 \h </w:instrText>
+              <w:instrText xml:space="preserve"> PAGEREF _Toc242891961 \h </w:instrText>
             </w:r>
             <w:r>
               <w:rPr>
@@ -2873,7 +2895,7 @@
               <w:rPr>
                 <w:noProof/>
               </w:rPr>
-              <w:t>15</w:t>
+              <w:t>17</w:t>
             </w:r>
             <w:r>
               <w:rPr>
@@ -2890,10 +2912,13 @@
               <w:tab w:val="right" w:leader="dot" w:pos="9016"/>
             </w:tabs>
             <w:rPr>
+              <w:rFonts w:asciiTheme="minorHAnsi" w:hAnsiTheme="minorHAnsi" w:cstheme="minorBidi"/>
               <w:noProof/>
+              <w:kern w:val="2"/>
+              <w14:ligatures w14:val="standardContextual"/>
             </w:rPr>
           </w:pPr>
-          <w:hyperlink w:anchor="_Toc242826364" w:history="1">
+          <w:hyperlink w:anchor="_Toc242891962" w:history="1">
             <w:r>
               <w:rPr>
                 <w:rStyle w:val="a5"/>
@@ -2938,7 +2963,7 @@
               <w:rPr>
                 <w:noProof/>
               </w:rPr>
-              <w:instrText xml:space="preserve"> PAGEREF _Toc242826364 \h </w:instrText>
+              <w:instrText xml:space="preserve"> PAGEREF _Toc242891962 \h </w:instrText>
             </w:r>
             <w:r>
               <w:rPr>
@@ -2955,7 +2980,7 @@
               <w:rPr>
                 <w:noProof/>
               </w:rPr>
-              <w:t>15</w:t>
+              <w:t>17</w:t>
             </w:r>
             <w:r>
               <w:rPr>
@@ -2972,10 +2997,13 @@
               <w:tab w:val="right" w:leader="dot" w:pos="9016"/>
             </w:tabs>
             <w:rPr>
+              <w:rFonts w:asciiTheme="minorHAnsi" w:hAnsiTheme="minorHAnsi" w:cstheme="minorBidi"/>
               <w:noProof/>
+              <w:kern w:val="2"/>
+              <w14:ligatures w14:val="standardContextual"/>
             </w:rPr>
           </w:pPr>
-          <w:hyperlink w:anchor="_Toc242826365" w:history="1">
+          <w:hyperlink w:anchor="_Toc242891963" w:history="1">
             <w:r>
               <w:rPr>
                 <w:rStyle w:val="a5"/>
@@ -3020,7 +3048,7 @@
               <w:rPr>
                 <w:noProof/>
               </w:rPr>
-              <w:instrText xml:space="preserve"> PAGEREF _Toc242826365 \h </w:instrText>
+              <w:instrText xml:space="preserve"> PAGEREF _Toc242891963 \h </w:instrText>
             </w:r>
             <w:r>
               <w:rPr>
@@ -3037,7 +3065,7 @@
               <w:rPr>
                 <w:noProof/>
               </w:rPr>
-              <w:t>15</w:t>
+              <w:t>17</w:t>
             </w:r>
             <w:r>
               <w:rPr>
@@ -3054,10 +3082,13 @@
               <w:tab w:val="right" w:leader="dot" w:pos="9016"/>
             </w:tabs>
             <w:rPr>
+              <w:rFonts w:asciiTheme="minorHAnsi" w:hAnsiTheme="minorHAnsi" w:cstheme="minorBidi"/>
               <w:noProof/>
+              <w:kern w:val="2"/>
+              <w14:ligatures w14:val="standardContextual"/>
             </w:rPr>
           </w:pPr>
-          <w:hyperlink w:anchor="_Toc242826366" w:history="1">
+          <w:hyperlink w:anchor="_Toc242891964" w:history="1">
             <w:r>
               <w:rPr>
                 <w:rStyle w:val="a5"/>
@@ -3095,7 +3126,7 @@
               <w:rPr>
                 <w:noProof/>
               </w:rPr>
-              <w:instrText xml:space="preserve"> PAGEREF _Toc242826366 \h </w:instrText>
+              <w:instrText xml:space="preserve"> PAGEREF _Toc242891964 \h </w:instrText>
             </w:r>
             <w:r>
               <w:rPr>
@@ -3112,7 +3143,7 @@
               <w:rPr>
                 <w:noProof/>
               </w:rPr>
-              <w:t>17</w:t>
+              <w:t>19</w:t>
             </w:r>
             <w:r>
               <w:rPr>
@@ -3129,10 +3160,13 @@
               <w:tab w:val="right" w:leader="dot" w:pos="9016"/>
             </w:tabs>
             <w:rPr>
+              <w:rFonts w:asciiTheme="minorHAnsi" w:hAnsiTheme="minorHAnsi" w:cstheme="minorBidi"/>
               <w:noProof/>
+              <w:kern w:val="2"/>
+              <w14:ligatures w14:val="standardContextual"/>
             </w:rPr>
           </w:pPr>
-          <w:hyperlink w:anchor="_Toc242826367" w:history="1">
+          <w:hyperlink w:anchor="_Toc242891965" w:history="1">
             <w:r>
               <w:rPr>
                 <w:rStyle w:val="a5"/>
@@ -3177,7 +3211,7 @@
               <w:rPr>
                 <w:noProof/>
               </w:rPr>
-              <w:instrText xml:space="preserve"> PAGEREF _Toc242826367 \h </w:instrText>
+              <w:instrText xml:space="preserve"> PAGEREF _Toc242891965 \h </w:instrText>
             </w:r>
             <w:r>
               <w:rPr>
@@ -3194,7 +3228,7 @@
               <w:rPr>
                 <w:noProof/>
               </w:rPr>
-              <w:t>17</w:t>
+              <w:t>19</w:t>
             </w:r>
             <w:r>
               <w:rPr>
@@ -3211,10 +3245,13 @@
               <w:tab w:val="right" w:leader="dot" w:pos="9016"/>
             </w:tabs>
             <w:rPr>
+              <w:rFonts w:asciiTheme="minorHAnsi" w:hAnsiTheme="minorHAnsi" w:cstheme="minorBidi"/>
               <w:noProof/>
+              <w:kern w:val="2"/>
+              <w14:ligatures w14:val="standardContextual"/>
             </w:rPr>
           </w:pPr>
-          <w:hyperlink w:anchor="_Toc242826368" w:history="1">
+          <w:hyperlink w:anchor="_Toc242891966" w:history="1">
             <w:r>
               <w:rPr>
                 <w:rStyle w:val="a5"/>
@@ -3259,7 +3296,7 @@
               <w:rPr>
                 <w:noProof/>
               </w:rPr>
-              <w:instrText xml:space="preserve"> PAGEREF _Toc242826368 \h </w:instrText>
+              <w:instrText xml:space="preserve"> PAGEREF _Toc242891966 \h </w:instrText>
             </w:r>
             <w:r>
               <w:rPr>
@@ -3276,7 +3313,7 @@
               <w:rPr>
                 <w:noProof/>
               </w:rPr>
-              <w:t>17</w:t>
+              <w:t>19</w:t>
             </w:r>
             <w:r>
               <w:rPr>
@@ -3293,10 +3330,13 @@
               <w:tab w:val="right" w:leader="dot" w:pos="9016"/>
             </w:tabs>
             <w:rPr>
+              <w:rFonts w:asciiTheme="minorHAnsi" w:hAnsiTheme="minorHAnsi" w:cstheme="minorBidi"/>
               <w:noProof/>
+              <w:kern w:val="2"/>
+              <w14:ligatures w14:val="standardContextual"/>
             </w:rPr>
           </w:pPr>
-          <w:hyperlink w:anchor="_Toc242826369" w:history="1">
+          <w:hyperlink w:anchor="_Toc242891967" w:history="1">
             <w:r>
               <w:rPr>
                 <w:rStyle w:val="a5"/>
@@ -3334,7 +3374,7 @@
               <w:rPr>
                 <w:noProof/>
               </w:rPr>
-              <w:instrText xml:space="preserve"> PAGEREF _Toc242826369 \h </w:instrText>
+              <w:instrText xml:space="preserve"> PAGEREF _Toc242891967 \h </w:instrText>
             </w:r>
             <w:r>
               <w:rPr>
@@ -3351,7 +3391,7 @@
               <w:rPr>
                 <w:noProof/>
               </w:rPr>
-              <w:t>18</w:t>
+              <w:t>20</w:t>
             </w:r>
             <w:r>
               <w:rPr>
@@ -3368,10 +3408,13 @@
               <w:tab w:val="right" w:leader="dot" w:pos="9016"/>
             </w:tabs>
             <w:rPr>
+              <w:rFonts w:asciiTheme="minorHAnsi" w:hAnsiTheme="minorHAnsi" w:cstheme="minorBidi"/>
               <w:noProof/>
+              <w:kern w:val="2"/>
+              <w14:ligatures w14:val="standardContextual"/>
             </w:rPr>
           </w:pPr>
-          <w:hyperlink w:anchor="_Toc242826370" w:history="1">
+          <w:hyperlink w:anchor="_Toc242891968" w:history="1">
             <w:r>
               <w:rPr>
                 <w:rStyle w:val="a5"/>
@@ -3416,7 +3459,7 @@
               <w:rPr>
                 <w:noProof/>
               </w:rPr>
-              <w:instrText xml:space="preserve"> PAGEREF _Toc242826370 \h </w:instrText>
+              <w:instrText xml:space="preserve"> PAGEREF _Toc242891968 \h </w:instrText>
             </w:r>
             <w:r>
               <w:rPr>
@@ -3433,7 +3476,7 @@
               <w:rPr>
                 <w:noProof/>
               </w:rPr>
-              <w:t>18</w:t>
+              <w:t>20</w:t>
             </w:r>
             <w:r>
               <w:rPr>
@@ -3450,10 +3493,13 @@
               <w:tab w:val="right" w:leader="dot" w:pos="9016"/>
             </w:tabs>
             <w:rPr>
+              <w:rFonts w:asciiTheme="minorHAnsi" w:hAnsiTheme="minorHAnsi" w:cstheme="minorBidi"/>
               <w:noProof/>
+              <w:kern w:val="2"/>
+              <w14:ligatures w14:val="standardContextual"/>
             </w:rPr>
           </w:pPr>
-          <w:hyperlink w:anchor="_Toc242826371" w:history="1">
+          <w:hyperlink w:anchor="_Toc242891969" w:history="1">
             <w:r>
               <w:rPr>
                 <w:rStyle w:val="a5"/>
@@ -3480,7 +3526,7 @@
                 <w:rStyle w:val="a5"/>
                 <w:noProof/>
               </w:rPr>
-              <w:t>休假日設定</w:t>
+              <w:t>國定假日與休假日設定</w:t>
             </w:r>
             <w:r>
               <w:rPr>
@@ -3498,7 +3544,7 @@
               <w:rPr>
                 <w:noProof/>
               </w:rPr>
-              <w:instrText xml:space="preserve"> PAGEREF _Toc242826371 \h </w:instrText>
+              <w:instrText xml:space="preserve"> PAGEREF _Toc242891969 \h </w:instrText>
             </w:r>
             <w:r>
               <w:rPr>
@@ -3515,7 +3561,7 @@
               <w:rPr>
                 <w:noProof/>
               </w:rPr>
-              <w:t>18</w:t>
+              <w:t>20</w:t>
             </w:r>
             <w:r>
               <w:rPr>
@@ -3532,10 +3578,13 @@
               <w:tab w:val="right" w:leader="dot" w:pos="9016"/>
             </w:tabs>
             <w:rPr>
+              <w:rFonts w:asciiTheme="minorHAnsi" w:hAnsiTheme="minorHAnsi" w:cstheme="minorBidi"/>
               <w:noProof/>
+              <w:kern w:val="2"/>
+              <w14:ligatures w14:val="standardContextual"/>
             </w:rPr>
           </w:pPr>
-          <w:hyperlink w:anchor="_Toc242826372" w:history="1">
+          <w:hyperlink w:anchor="_Toc242891970" w:history="1">
             <w:r>
               <w:rPr>
                 <w:rStyle w:val="a5"/>
@@ -3580,7 +3629,7 @@
               <w:rPr>
                 <w:noProof/>
               </w:rPr>
-              <w:instrText xml:space="preserve"> PAGEREF _Toc242826372 \h </w:instrText>
+              <w:instrText xml:space="preserve"> PAGEREF _Toc242891970 \h </w:instrText>
             </w:r>
             <w:r>
               <w:rPr>
@@ -3597,7 +3646,7 @@
               <w:rPr>
                 <w:noProof/>
               </w:rPr>
-              <w:t>19</w:t>
+              <w:t>21</w:t>
             </w:r>
             <w:r>
               <w:rPr>
@@ -3614,10 +3663,13 @@
               <w:tab w:val="right" w:leader="dot" w:pos="9016"/>
             </w:tabs>
             <w:rPr>
+              <w:rFonts w:asciiTheme="minorHAnsi" w:hAnsiTheme="minorHAnsi" w:cstheme="minorBidi"/>
               <w:noProof/>
+              <w:kern w:val="2"/>
+              <w14:ligatures w14:val="standardContextual"/>
             </w:rPr>
           </w:pPr>
-          <w:hyperlink w:anchor="_Toc242826373" w:history="1">
+          <w:hyperlink w:anchor="_Toc242891971" w:history="1">
             <w:r>
               <w:rPr>
                 <w:rStyle w:val="a5"/>
@@ -3655,7 +3707,7 @@
               <w:rPr>
                 <w:noProof/>
               </w:rPr>
-              <w:instrText xml:space="preserve"> PAGEREF _Toc242826373 \h </w:instrText>
+              <w:instrText xml:space="preserve"> PAGEREF _Toc242891971 \h </w:instrText>
             </w:r>
             <w:r>
               <w:rPr>
@@ -3672,7 +3724,7 @@
               <w:rPr>
                 <w:noProof/>
               </w:rPr>
-              <w:t>20</w:t>
+              <w:t>22</w:t>
             </w:r>
             <w:r>
               <w:rPr>
@@ -3703,15 +3755,10 @@
       <w:pPr>
         <w:pStyle w:val="1"/>
       </w:pPr>
-      <w:bookmarkStart w:id="0" w:name="_Toc242826331"/>
-      <w:r>
-        <w:t>一、</w:t>
-      </w:r>
-      <w:r>
-        <w:t xml:space="preserve"> </w:t>
-      </w:r>
-      <w:r>
-        <w:t>登入與共用功能</w:t>
+      <w:bookmarkStart w:id="0" w:name="_Toc242891929"/>
+      <w:r>
+        <w:lastRenderedPageBreak/>
+        <w:t>一、 登入與共用功能</w:t>
       </w:r>
       <w:bookmarkEnd w:id="0"/>
     </w:p>
@@ -3731,18 +3778,9 @@
       <w:pPr>
         <w:pStyle w:val="2"/>
       </w:pPr>
-      <w:bookmarkStart w:id="1" w:name="_Toc242826332"/>
-      <w:r>
-        <w:t>(</w:t>
-      </w:r>
-      <w:r>
-        <w:t>一</w:t>
-      </w:r>
-      <w:r>
-        <w:t xml:space="preserve">) </w:t>
-      </w:r>
-      <w:r>
-        <w:t>登入系統</w:t>
+      <w:bookmarkStart w:id="1" w:name="_Toc242891930"/>
+      <w:r>
+        <w:t>(一) 登入系統</w:t>
       </w:r>
       <w:bookmarkEnd w:id="1"/>
     </w:p>
@@ -3904,20 +3942,29 @@
     </w:p>
     <w:p>
       <w:pPr>
+        <w:spacing w:after="100" w:line="290" w:lineRule="auto"/>
+        <w:ind w:left="1140" w:hanging="480"/>
+      </w:pPr>
+      <w:r>
+        <w:rPr>
+          <w:rFonts w:eastAsia="微軟正黑體"/>
+        </w:rPr>
+        <w:t xml:space="preserve">(5) </w:t>
+      </w:r>
+      <w:r>
+        <w:rPr>
+          <w:rFonts w:eastAsia="微軟正黑體"/>
+        </w:rPr>
+        <w:t>帳號被停用時（例如老師設為「離職」、行政人員取消「帳號啟用」）將無法登入，畫面會顯示「帳號已停用，請聯絡行政人員」；若該人員當下正在使用系統，下一個操作就會被登出。</w:t>
+      </w:r>
+    </w:p>
+    <w:p>
+      <w:pPr>
         <w:pStyle w:val="2"/>
       </w:pPr>
-      <w:bookmarkStart w:id="2" w:name="_Toc242826333"/>
-      <w:r>
-        <w:t>(</w:t>
-      </w:r>
-      <w:r>
-        <w:t>二</w:t>
-      </w:r>
-      <w:r>
-        <w:t xml:space="preserve">) </w:t>
-      </w:r>
-      <w:r>
-        <w:t>公告設定</w:t>
+      <w:bookmarkStart w:id="2" w:name="_Toc242891931"/>
+      <w:r>
+        <w:t>(二) 公告設定</w:t>
       </w:r>
       <w:bookmarkEnd w:id="2"/>
     </w:p>
@@ -3942,91 +3989,43 @@
         <w:rPr>
           <w:rFonts w:eastAsia="微軟正黑體"/>
         </w:rPr>
-        <w:t xml:space="preserve">(1) </w:t>
-      </w:r>
-      <w:r>
-        <w:rPr>
-          <w:rFonts w:eastAsia="微軟正黑體"/>
-        </w:rPr>
-        <w:t>點擊畫面上方導覽列右側的「鈴鐺圖示」，展開公告選單，查看近期的系統通知與重要公告。</w:t>
-      </w:r>
-    </w:p>
-    <w:p>
-      <w:pPr>
-        <w:spacing w:after="100" w:line="290" w:lineRule="auto"/>
-        <w:ind w:left="1140" w:hanging="480"/>
-      </w:pPr>
-      <w:r>
-        <w:rPr>
-          <w:rFonts w:eastAsia="微軟正黑體"/>
-        </w:rPr>
-        <w:t xml:space="preserve">(2) </w:t>
-      </w:r>
-      <w:r>
-        <w:rPr>
-          <w:rFonts w:eastAsia="微軟正黑體"/>
-        </w:rPr>
-        <w:t>點擊公告選單右上角的「＋」按鈕，開啟「發布新公告」表單視窗。</w:t>
-      </w:r>
-    </w:p>
-    <w:p>
-      <w:pPr>
-        <w:spacing w:after="100" w:line="290" w:lineRule="auto"/>
-        <w:ind w:left="1140" w:hanging="480"/>
-      </w:pPr>
-      <w:r>
-        <w:rPr>
-          <w:rFonts w:eastAsia="微軟正黑體"/>
-        </w:rPr>
-        <w:t xml:space="preserve">(3) </w:t>
-      </w:r>
-      <w:r>
-        <w:rPr>
-          <w:rFonts w:eastAsia="微軟正黑體"/>
-        </w:rPr>
-        <w:t>可自由選擇「即時發布」或「定時發布」。若選擇定時發布，需進一步設定指定的年</w:t>
-      </w:r>
-      <w:r>
-        <w:rPr>
-          <w:rFonts w:eastAsia="微軟正黑體"/>
-        </w:rPr>
-        <w:t>/</w:t>
-      </w:r>
-      <w:r>
-        <w:rPr>
-          <w:rFonts w:eastAsia="微軟正黑體"/>
-        </w:rPr>
-        <w:t>月</w:t>
-      </w:r>
-      <w:r>
-        <w:rPr>
-          <w:rFonts w:eastAsia="微軟正黑體"/>
-        </w:rPr>
-        <w:t>/</w:t>
-      </w:r>
-      <w:r>
-        <w:rPr>
-          <w:rFonts w:eastAsia="微軟正黑體"/>
-        </w:rPr>
-        <w:t>日與詳細時間。</w:t>
-      </w:r>
-    </w:p>
-    <w:p>
-      <w:pPr>
-        <w:spacing w:after="100" w:line="290" w:lineRule="auto"/>
-        <w:ind w:left="1140" w:hanging="480"/>
-      </w:pPr>
-      <w:r>
-        <w:rPr>
-          <w:rFonts w:eastAsia="微軟正黑體"/>
-        </w:rPr>
-        <w:t xml:space="preserve">(4) </w:t>
-      </w:r>
-      <w:r>
-        <w:rPr>
-          <w:rFonts w:eastAsia="微軟正黑體"/>
-        </w:rPr>
-        <w:t>發送目標群組：</w:t>
+        <w:t>(1) 點擊畫面上方導覽列右側的「鈴鐺圖示」，展開公告選單，查看近期的系統通知與重要公告。</w:t>
+      </w:r>
+    </w:p>
+    <w:p>
+      <w:pPr>
+        <w:spacing w:after="100" w:line="290" w:lineRule="auto"/>
+        <w:ind w:left="1140" w:hanging="480"/>
+      </w:pPr>
+      <w:r>
+        <w:rPr>
+          <w:rFonts w:eastAsia="微軟正黑體"/>
+        </w:rPr>
+        <w:t>(2) 點擊公告選單右上角的「＋」按鈕，開啟「發布新公告」表單視窗。</w:t>
+      </w:r>
+    </w:p>
+    <w:p>
+      <w:pPr>
+        <w:spacing w:after="100" w:line="290" w:lineRule="auto"/>
+        <w:ind w:left="1140" w:hanging="480"/>
+      </w:pPr>
+      <w:r>
+        <w:rPr>
+          <w:rFonts w:eastAsia="微軟正黑體"/>
+        </w:rPr>
+        <w:t>(3) 可自由選擇「即時發布」或「定時發布」。若選擇定時發布，需進一步設定指定的年/月/日與詳細時間。</w:t>
+      </w:r>
+    </w:p>
+    <w:p>
+      <w:pPr>
+        <w:spacing w:after="100" w:line="290" w:lineRule="auto"/>
+        <w:ind w:left="1140" w:hanging="480"/>
+      </w:pPr>
+      <w:r>
+        <w:rPr>
+          <w:rFonts w:eastAsia="微軟正黑體"/>
+        </w:rPr>
+        <w:t>(4) 發送目標群組：</w:t>
       </w:r>
     </w:p>
     <w:p>
@@ -4038,13 +4037,8 @@
         <w:rPr>
           <w:rFonts w:eastAsia="微軟正黑體"/>
         </w:rPr>
-        <w:t xml:space="preserve">a. </w:t>
-      </w:r>
-      <w:r>
-        <w:rPr>
-          <w:rFonts w:eastAsia="微軟正黑體"/>
-        </w:rPr>
-        <w:t>若勾選「全體人員」或「老師」，只需依序輸入公告主旨與詳細內容即可。</w:t>
+        <w:lastRenderedPageBreak/>
+        <w:t>a. 若勾選「全體人員」或「老師」，只需依序輸入公告主旨與詳細內容即可。</w:t>
       </w:r>
     </w:p>
     <w:p>
@@ -4056,49 +4050,28 @@
         <w:rPr>
           <w:rFonts w:eastAsia="微軟正黑體"/>
         </w:rPr>
-        <w:t xml:space="preserve">b. </w:t>
-      </w:r>
-      <w:r>
-        <w:rPr>
-          <w:rFonts w:eastAsia="微軟正黑體"/>
-        </w:rPr>
-        <w:t>若勾選「學生」，系統會自動展開「目標班級」欄位。請透過搜尋或下拉選單指定欲通知的班級，再填寫主旨與內容。</w:t>
-      </w:r>
-    </w:p>
-    <w:p>
-      <w:pPr>
-        <w:spacing w:after="100" w:line="290" w:lineRule="auto"/>
-        <w:ind w:left="1140" w:hanging="480"/>
-      </w:pPr>
-      <w:r>
-        <w:rPr>
-          <w:rFonts w:eastAsia="微軟正黑體"/>
-        </w:rPr>
-        <w:t xml:space="preserve">(5) </w:t>
-      </w:r>
-      <w:r>
-        <w:rPr>
-          <w:rFonts w:eastAsia="微軟正黑體"/>
-        </w:rPr>
-        <w:t>確認發布設定與內容無誤，點擊右下角的「確認發布」按鈕即可。</w:t>
+        <w:t>b. 若勾選「學生」，系統會自動展開「目標班級」欄位。請透過搜尋或下拉選單指定欲通知的班級，再填寫主旨與內容。</w:t>
+      </w:r>
+    </w:p>
+    <w:p>
+      <w:pPr>
+        <w:spacing w:after="100" w:line="290" w:lineRule="auto"/>
+        <w:ind w:left="1140" w:hanging="480"/>
+      </w:pPr>
+      <w:r>
+        <w:rPr>
+          <w:rFonts w:eastAsia="微軟正黑體"/>
+        </w:rPr>
+        <w:t>(5) 確認發布設定與內容無誤，點擊右下角的「確認發布」按鈕即可。</w:t>
       </w:r>
     </w:p>
     <w:p>
       <w:pPr>
         <w:pStyle w:val="2"/>
       </w:pPr>
-      <w:bookmarkStart w:id="3" w:name="_Toc242826334"/>
-      <w:r>
-        <w:t>(</w:t>
-      </w:r>
-      <w:r>
-        <w:t>三</w:t>
-      </w:r>
-      <w:r>
-        <w:t xml:space="preserve">) </w:t>
-      </w:r>
-      <w:r>
-        <w:t>登出</w:t>
+      <w:bookmarkStart w:id="3" w:name="_Toc242891932"/>
+      <w:r>
+        <w:t>(三) 登出</w:t>
       </w:r>
       <w:bookmarkEnd w:id="3"/>
     </w:p>
@@ -4123,31 +4096,19 @@
         <w:rPr>
           <w:rFonts w:eastAsia="微軟正黑體"/>
         </w:rPr>
-        <w:t xml:space="preserve">(1) </w:t>
-      </w:r>
-      <w:r>
-        <w:rPr>
-          <w:rFonts w:eastAsia="微軟正黑體"/>
-        </w:rPr>
-        <w:t>點擊畫面右上角的「頭像」，展開下拉選單。</w:t>
-      </w:r>
-    </w:p>
-    <w:p>
-      <w:pPr>
-        <w:spacing w:after="100" w:line="290" w:lineRule="auto"/>
-        <w:ind w:left="1140" w:hanging="480"/>
-      </w:pPr>
-      <w:r>
-        <w:rPr>
-          <w:rFonts w:eastAsia="微軟正黑體"/>
-        </w:rPr>
-        <w:t xml:space="preserve">(2) </w:t>
-      </w:r>
-      <w:r>
-        <w:rPr>
-          <w:rFonts w:eastAsia="微軟正黑體"/>
-        </w:rPr>
-        <w:t>點擊「登出」，系統會清除登入資訊並返回登入頁。</w:t>
+        <w:t>(1) 點擊畫面右上角的「頭像」，展開下拉選單。</w:t>
+      </w:r>
+    </w:p>
+    <w:p>
+      <w:pPr>
+        <w:spacing w:after="100" w:line="290" w:lineRule="auto"/>
+        <w:ind w:left="1140" w:hanging="480"/>
+      </w:pPr>
+      <w:r>
+        <w:rPr>
+          <w:rFonts w:eastAsia="微軟正黑體"/>
+        </w:rPr>
+        <w:t>(2) 點擊「登出」，系統會清除登入資訊並返回登入頁。</w:t>
       </w:r>
     </w:p>
     <w:p>
@@ -4155,15 +4116,10 @@
         <w:pStyle w:val="1"/>
         <w:pageBreakBefore/>
       </w:pPr>
-      <w:bookmarkStart w:id="4" w:name="_Toc242826335"/>
-      <w:r>
-        <w:t>二、</w:t>
-      </w:r>
-      <w:r>
-        <w:t xml:space="preserve"> </w:t>
-      </w:r>
-      <w:r>
-        <w:t>學生管理</w:t>
+      <w:bookmarkStart w:id="4" w:name="_Toc242891933"/>
+      <w:r>
+        <w:lastRenderedPageBreak/>
+        <w:t>二、 學生管理</w:t>
       </w:r>
       <w:bookmarkEnd w:id="4"/>
     </w:p>
@@ -4183,18 +4139,9 @@
       <w:pPr>
         <w:pStyle w:val="2"/>
       </w:pPr>
-      <w:bookmarkStart w:id="5" w:name="_Toc242826336"/>
-      <w:r>
-        <w:t>(</w:t>
-      </w:r>
-      <w:r>
-        <w:t>一</w:t>
-      </w:r>
-      <w:r>
-        <w:t xml:space="preserve">) </w:t>
-      </w:r>
-      <w:r>
-        <w:t>篩選搜尋條件</w:t>
+      <w:bookmarkStart w:id="5" w:name="_Toc242891934"/>
+      <w:r>
+        <w:t>(一) 篩選搜尋條件</w:t>
       </w:r>
       <w:bookmarkEnd w:id="5"/>
     </w:p>
@@ -4279,6 +4226,24 @@
         <w:rPr>
           <w:rFonts w:eastAsia="微軟正黑體"/>
         </w:rPr>
+        <w:t>篩選在學狀態：點擊「在學」下拉選單，可切換顯示「在學」、「結業」或「全部狀態」的學生；預設只顯示在學的學生。</w:t>
+      </w:r>
+    </w:p>
+    <w:p>
+      <w:pPr>
+        <w:spacing w:after="100" w:line="290" w:lineRule="auto"/>
+        <w:ind w:left="1140" w:hanging="480"/>
+      </w:pPr>
+      <w:r>
+        <w:rPr>
+          <w:rFonts w:eastAsia="微軟正黑體"/>
+        </w:rPr>
+        <w:t xml:space="preserve">(5) </w:t>
+      </w:r>
+      <w:r>
+        <w:rPr>
+          <w:rFonts w:eastAsia="微軟正黑體"/>
+        </w:rPr>
         <w:t>學生清單會顯示姓名、課程名稱、上課堂數、上課時間、教室、授課老師與學校；頁面標題下方顯示學生總人數，資料較多時可使用清單下方的頁碼切換。</w:t>
       </w:r>
     </w:p>
@@ -4291,13 +4256,297 @@
         <w:rPr>
           <w:rFonts w:eastAsia="微軟正黑體"/>
         </w:rPr>
+        <w:t xml:space="preserve">(6) </w:t>
+      </w:r>
+      <w:r>
+        <w:rPr>
+          <w:rFonts w:eastAsia="微軟正黑體"/>
+        </w:rPr>
+        <w:t>課程名稱、上課時間、教室與授課老師皆依學生「目前所在的班級」顯示，換班後會自動更新，並與教師端看到的內容一致；尚未加入班級的學生才顯示學生資料上填寫的內容。</w:t>
+      </w:r>
+    </w:p>
+    <w:p>
+      <w:pPr>
+        <w:spacing w:after="100" w:line="290" w:lineRule="auto"/>
+        <w:ind w:left="1140" w:hanging="480"/>
+      </w:pPr>
+      <w:r>
+        <w:rPr>
+          <w:rFonts w:eastAsia="微軟正黑體"/>
+        </w:rPr>
+        <w:t xml:space="preserve">(7) </w:t>
+      </w:r>
+      <w:r>
+        <w:rPr>
+          <w:rFonts w:eastAsia="微軟正黑體"/>
+        </w:rPr>
+        <w:t>上課堂數由老師填寫的課程日誌自動計算（出席與補課各算一堂），無須人工維護。</w:t>
+      </w:r>
+    </w:p>
+    <w:p>
+      <w:pPr>
+        <w:pStyle w:val="2"/>
+      </w:pPr>
+      <w:bookmarkStart w:id="6" w:name="_Toc242891935"/>
+      <w:r>
+        <w:t>(二) 新增學生</w:t>
+      </w:r>
+      <w:bookmarkEnd w:id="6"/>
+    </w:p>
+    <w:p>
+      <w:pPr>
+        <w:spacing w:after="100" w:line="290" w:lineRule="auto"/>
+        <w:ind w:left="480"/>
+      </w:pPr>
+      <w:r>
+        <w:rPr>
+          <w:rFonts w:eastAsia="微軟正黑體"/>
+        </w:rPr>
+        <w:t>當有新學生報名時，可透過此功能建立學生檔案。</w:t>
+      </w:r>
+    </w:p>
+    <w:p>
+      <w:pPr>
+        <w:spacing w:after="100" w:line="290" w:lineRule="auto"/>
+        <w:ind w:left="1140" w:hanging="480"/>
+      </w:pPr>
+      <w:r>
+        <w:rPr>
+          <w:rFonts w:eastAsia="微軟正黑體"/>
+        </w:rPr>
+        <w:t>(1) 點擊頁面右上角的黃色「＋ 新增學生」按鈕，開啟新增表單視窗。</w:t>
+      </w:r>
+    </w:p>
+    <w:p>
+      <w:pPr>
+        <w:spacing w:after="100" w:line="290" w:lineRule="auto"/>
+        <w:ind w:left="1140" w:hanging="480"/>
+      </w:pPr>
+      <w:r>
+        <w:rPr>
+          <w:rFonts w:eastAsia="微軟正黑體"/>
+        </w:rPr>
+        <w:lastRenderedPageBreak/>
+        <w:t>(2) 必填欄位：表單中標註星號（＊）者為必填項目，包含姓名、生日、到班日期、授課老師。</w:t>
+      </w:r>
+    </w:p>
+    <w:p>
+      <w:pPr>
+        <w:spacing w:after="100" w:line="290" w:lineRule="auto"/>
+        <w:ind w:left="1140" w:hanging="480"/>
+      </w:pPr>
+      <w:r>
+        <w:rPr>
+          <w:rFonts w:eastAsia="微軟正黑體"/>
+        </w:rPr>
+        <w:t>(3) 選填欄位：性別、學校、年級、電話、電子郵件、家長姓名與家長電話（父、母）、體驗課老師與體驗課主題、教室、上課類別等，可視需求完整記錄。</w:t>
+      </w:r>
+    </w:p>
+    <w:p>
+      <w:pPr>
+        <w:spacing w:after="100" w:line="290" w:lineRule="auto"/>
+        <w:ind w:left="1140" w:hanging="480"/>
+      </w:pPr>
+      <w:r>
+        <w:rPr>
+          <w:rFonts w:eastAsia="微軟正黑體"/>
+        </w:rPr>
+        <w:t>(4) 電話與電子郵件：「電話」為學生本人的電話，與家長電話(父)、家長電話(母)分開儲存，三者互不影響。電子郵件若格式不正確或已被其他帳號使用，系統會提示並請您修正。</w:t>
+      </w:r>
+    </w:p>
+    <w:p>
+      <w:pPr>
+        <w:spacing w:after="100" w:line="290" w:lineRule="auto"/>
+        <w:ind w:left="1140" w:hanging="480"/>
+      </w:pPr>
+      <w:r>
+        <w:rPr>
+          <w:rFonts w:eastAsia="微軟正黑體"/>
+        </w:rPr>
+        <w:t>(5) 班級：可於「班級」欄位選擇班級（例：動力機器人・陳老師・週一・14:00-16:00），直接將學生加入指定班級。選擇班級後，授課老師、教室與上課類別會依該班級自動帶入並鎖定；未選班級時才需手動選擇。</w:t>
+      </w:r>
+    </w:p>
+    <w:p>
+      <w:pPr>
+        <w:spacing w:after="100" w:line="290" w:lineRule="auto"/>
+        <w:ind w:left="1140" w:hanging="480"/>
+      </w:pPr>
+      <w:r>
+        <w:rPr>
+          <w:rFonts w:eastAsia="微軟正黑體"/>
+        </w:rPr>
+        <w:t>(6) 確認資料無誤後，點擊右下角的「新增」按鈕即可完成資料建檔。建立後學生即可登入學生端：帳號為姓名，密碼為生日（格式：YYYYMMDD）。</w:t>
+      </w:r>
+    </w:p>
+    <w:p>
+      <w:pPr>
+        <w:pStyle w:val="2"/>
+      </w:pPr>
+      <w:bookmarkStart w:id="7" w:name="_Toc242891936"/>
+      <w:r>
+        <w:t>(三) 查看出缺席紀錄</w:t>
+      </w:r>
+      <w:bookmarkEnd w:id="7"/>
+    </w:p>
+    <w:p>
+      <w:pPr>
+        <w:spacing w:after="100" w:line="290" w:lineRule="auto"/>
+        <w:ind w:left="480"/>
+      </w:pPr>
+      <w:r>
+        <w:rPr>
+          <w:rFonts w:eastAsia="微軟正黑體"/>
+        </w:rPr>
+        <w:t>檢視學生個別出席狀況的功能。</w:t>
+      </w:r>
+    </w:p>
+    <w:p>
+      <w:pPr>
+        <w:spacing w:after="100" w:line="290" w:lineRule="auto"/>
+        <w:ind w:left="1140" w:hanging="480"/>
+      </w:pPr>
+      <w:r>
+        <w:rPr>
+          <w:rFonts w:eastAsia="微軟正黑體"/>
+        </w:rPr>
+        <w:t>(1) 操作步驟：在學生清單最右側，點擊「日曆圖示」。</w:t>
+      </w:r>
+    </w:p>
+    <w:p>
+      <w:pPr>
+        <w:spacing w:after="100" w:line="290" w:lineRule="auto"/>
+        <w:ind w:left="1140" w:hanging="480"/>
+      </w:pPr>
+      <w:r>
+        <w:rPr>
+          <w:rFonts w:eastAsia="微軟正黑體"/>
+        </w:rPr>
+        <w:t>(2) 紀錄呈現：點擊後會彈出專屬該學生的「出缺席紀錄」視窗，依日期由近到遠條列該學生的到班狀態；紀錄來自老師填寫的課程日誌。</w:t>
+      </w:r>
+    </w:p>
+    <w:p>
+      <w:pPr>
+        <w:spacing w:after="100" w:line="290" w:lineRule="auto"/>
+        <w:ind w:left="1140" w:hanging="480"/>
+      </w:pPr>
+      <w:r>
+        <w:rPr>
+          <w:rFonts w:eastAsia="微軟正黑體"/>
+        </w:rPr>
+        <w:t>(3) 狀態標示：系統會以不同顏色的標籤顯示「出席、請假、補課、未約課」，方便管理者快速掌握學生的上課頻率與出席狀況。</w:t>
+      </w:r>
+    </w:p>
+    <w:p>
+      <w:pPr>
+        <w:pStyle w:val="2"/>
+      </w:pPr>
+      <w:bookmarkStart w:id="8" w:name="_Toc242891937"/>
+      <w:r>
+        <w:t>(四) 編輯學生資訊</w:t>
+      </w:r>
+      <w:bookmarkEnd w:id="8"/>
+    </w:p>
+    <w:p>
+      <w:pPr>
+        <w:spacing w:after="100" w:line="290" w:lineRule="auto"/>
+        <w:ind w:left="480"/>
+      </w:pPr>
+      <w:r>
+        <w:rPr>
+          <w:rFonts w:eastAsia="微軟正黑體"/>
+        </w:rPr>
+        <w:t>修改現有學生的基本資料或聯絡方式。</w:t>
+      </w:r>
+    </w:p>
+    <w:p>
+      <w:pPr>
+        <w:spacing w:after="100" w:line="290" w:lineRule="auto"/>
+        <w:ind w:left="1140" w:hanging="480"/>
+      </w:pPr>
+      <w:r>
+        <w:rPr>
+          <w:rFonts w:eastAsia="微軟正黑體"/>
+        </w:rPr>
+        <w:t xml:space="preserve">(1) </w:t>
+      </w:r>
+      <w:r>
+        <w:rPr>
+          <w:rFonts w:eastAsia="微軟正黑體"/>
+        </w:rPr>
+        <w:t>在學生清單中找到該名學生的欄位，點擊列表最右側的「鉛筆圖示」。</w:t>
+      </w:r>
+    </w:p>
+    <w:p>
+      <w:pPr>
+        <w:spacing w:after="100" w:line="290" w:lineRule="auto"/>
+        <w:ind w:left="1140" w:hanging="480"/>
+      </w:pPr>
+      <w:r>
+        <w:rPr>
+          <w:rFonts w:eastAsia="微軟正黑體"/>
+        </w:rPr>
+        <w:lastRenderedPageBreak/>
+        <w:t xml:space="preserve">(2) </w:t>
+      </w:r>
+      <w:r>
+        <w:rPr>
+          <w:rFonts w:eastAsia="微軟正黑體"/>
+        </w:rPr>
+        <w:t>即可開啟「編輯學生資訊」視窗進行編輯與更新，視窗會自動帶出學生目前的班級。</w:t>
+      </w:r>
+    </w:p>
+    <w:p>
+      <w:pPr>
+        <w:spacing w:after="100" w:line="290" w:lineRule="auto"/>
+        <w:ind w:left="1140" w:hanging="480"/>
+      </w:pPr>
+      <w:r>
+        <w:rPr>
+          <w:rFonts w:eastAsia="微軟正黑體"/>
+        </w:rPr>
+        <w:t xml:space="preserve">(3) </w:t>
+      </w:r>
+      <w:r>
+        <w:rPr>
+          <w:rFonts w:eastAsia="微軟正黑體"/>
+        </w:rPr>
+        <w:t>更換班級：於「班級」欄位改選新的班級後儲存，學生會轉入新班級並離開原班級（一位學生同時只會在一個班級）；原課程若已有上課紀錄，會保留為該生的歷史課程。</w:t>
+      </w:r>
+    </w:p>
+    <w:p>
+      <w:pPr>
+        <w:spacing w:after="100" w:line="290" w:lineRule="auto"/>
+        <w:ind w:left="1140" w:hanging="480"/>
+      </w:pPr>
+      <w:r>
+        <w:rPr>
+          <w:rFonts w:eastAsia="微軟正黑體"/>
+        </w:rPr>
+        <w:t xml:space="preserve">(4) </w:t>
+      </w:r>
+      <w:r>
+        <w:rPr>
+          <w:rFonts w:eastAsia="微軟正黑體"/>
+        </w:rPr>
+        <w:t>在學狀態：學生結束課程時，將「在學狀態」改為「結業」後儲存。結業的學生會自動從目前班級名單移除（上課紀錄、日誌與點數等歷史資料皆會保留），也不會再出現在「加入學生」的清單中；如需恢復，改回「在學」並重新選擇班級即可。</w:t>
+      </w:r>
+    </w:p>
+    <w:p>
+      <w:pPr>
+        <w:spacing w:after="100" w:line="290" w:lineRule="auto"/>
+        <w:ind w:left="1140" w:hanging="480"/>
+      </w:pPr>
+      <w:r>
+        <w:rPr>
+          <w:rFonts w:eastAsia="微軟正黑體"/>
+        </w:rPr>
         <w:t xml:space="preserve">(5) </w:t>
       </w:r>
       <w:r>
         <w:rPr>
           <w:rFonts w:eastAsia="微軟正黑體"/>
         </w:rPr>
-        <w:t>課程名稱、上課時間、教室與授課老師皆依學生「目前所在的班級」顯示，換班後會自動更新，並與教師端看到的內容一致；尚未加入班級的學生才顯示學生資料上填寫的內容。</w:t>
+        <w:t>此處修改的姓名、生日、電話、電子郵件與家長資料，會與教師端「查看檔案」及學生端同步，任一端修改後其他端重新整理即可看到。</w:t>
       </w:r>
     </w:p>
     <w:p>
@@ -4310,435 +4559,6 @@
           <w:rFonts w:eastAsia="微軟正黑體"/>
         </w:rPr>
         <w:t xml:space="preserve">(6) </w:t>
-      </w:r>
-      <w:r>
-        <w:rPr>
-          <w:rFonts w:eastAsia="微軟正黑體"/>
-        </w:rPr>
-        <w:t>上課堂數由老師填寫的課程日誌自動計算（出席與補課各算一堂），無須人工維護。</w:t>
-      </w:r>
-    </w:p>
-    <w:p>
-      <w:pPr>
-        <w:pStyle w:val="2"/>
-      </w:pPr>
-      <w:bookmarkStart w:id="6" w:name="_Toc242826337"/>
-      <w:r>
-        <w:t>(</w:t>
-      </w:r>
-      <w:r>
-        <w:t>二</w:t>
-      </w:r>
-      <w:r>
-        <w:t xml:space="preserve">) </w:t>
-      </w:r>
-      <w:r>
-        <w:t>新增學生</w:t>
-      </w:r>
-      <w:bookmarkEnd w:id="6"/>
-    </w:p>
-    <w:p>
-      <w:pPr>
-        <w:spacing w:after="100" w:line="290" w:lineRule="auto"/>
-        <w:ind w:left="480"/>
-      </w:pPr>
-      <w:r>
-        <w:rPr>
-          <w:rFonts w:eastAsia="微軟正黑體"/>
-        </w:rPr>
-        <w:t>當有新學生報名時，可透過此功能建立學生檔案。</w:t>
-      </w:r>
-    </w:p>
-    <w:p>
-      <w:pPr>
-        <w:spacing w:after="100" w:line="290" w:lineRule="auto"/>
-        <w:ind w:left="1140" w:hanging="480"/>
-      </w:pPr>
-      <w:r>
-        <w:rPr>
-          <w:rFonts w:eastAsia="微軟正黑體"/>
-        </w:rPr>
-        <w:t xml:space="preserve">(1) </w:t>
-      </w:r>
-      <w:r>
-        <w:rPr>
-          <w:rFonts w:eastAsia="微軟正黑體"/>
-        </w:rPr>
-        <w:t>點擊頁面右上角的黃色「＋</w:t>
-      </w:r>
-      <w:r>
-        <w:rPr>
-          <w:rFonts w:eastAsia="微軟正黑體"/>
-        </w:rPr>
-        <w:t xml:space="preserve"> </w:t>
-      </w:r>
-      <w:r>
-        <w:rPr>
-          <w:rFonts w:eastAsia="微軟正黑體"/>
-        </w:rPr>
-        <w:t>新增學生」按鈕，開啟新增表單視窗。</w:t>
-      </w:r>
-    </w:p>
-    <w:p>
-      <w:pPr>
-        <w:spacing w:after="100" w:line="290" w:lineRule="auto"/>
-        <w:ind w:left="1140" w:hanging="480"/>
-      </w:pPr>
-      <w:r>
-        <w:rPr>
-          <w:rFonts w:eastAsia="微軟正黑體"/>
-        </w:rPr>
-        <w:t xml:space="preserve">(2) </w:t>
-      </w:r>
-      <w:r>
-        <w:rPr>
-          <w:rFonts w:eastAsia="微軟正黑體"/>
-        </w:rPr>
-        <w:t>必填欄位：表單中標註星號（＊）者為必填項目，包含姓名、生日、到班日期、授課老師。</w:t>
-      </w:r>
-    </w:p>
-    <w:p>
-      <w:pPr>
-        <w:spacing w:after="100" w:line="290" w:lineRule="auto"/>
-        <w:ind w:left="1140" w:hanging="480"/>
-      </w:pPr>
-      <w:r>
-        <w:rPr>
-          <w:rFonts w:eastAsia="微軟正黑體"/>
-        </w:rPr>
-        <w:t xml:space="preserve">(3) </w:t>
-      </w:r>
-      <w:r>
-        <w:rPr>
-          <w:rFonts w:eastAsia="微軟正黑體"/>
-        </w:rPr>
-        <w:t>選填欄位：性別、學校、年級、電話、電子郵件、家長姓名與家長電話（父、母）、體驗課老師與體驗課主題、教室、上課類別等，可視需求完整記錄。</w:t>
-      </w:r>
-    </w:p>
-    <w:p>
-      <w:pPr>
-        <w:spacing w:after="100" w:line="290" w:lineRule="auto"/>
-        <w:ind w:left="1140" w:hanging="480"/>
-      </w:pPr>
-      <w:r>
-        <w:rPr>
-          <w:rFonts w:eastAsia="微軟正黑體"/>
-        </w:rPr>
-        <w:t xml:space="preserve">(4) </w:t>
-      </w:r>
-      <w:r>
-        <w:rPr>
-          <w:rFonts w:eastAsia="微軟正黑體"/>
-        </w:rPr>
-        <w:t>電話與電子郵件：「電話」為學生本人的電話，與家長電話</w:t>
-      </w:r>
-      <w:r>
-        <w:rPr>
-          <w:rFonts w:eastAsia="微軟正黑體"/>
-        </w:rPr>
-        <w:t>(</w:t>
-      </w:r>
-      <w:r>
-        <w:rPr>
-          <w:rFonts w:eastAsia="微軟正黑體"/>
-        </w:rPr>
-        <w:t>父</w:t>
-      </w:r>
-      <w:r>
-        <w:rPr>
-          <w:rFonts w:eastAsia="微軟正黑體"/>
-        </w:rPr>
-        <w:t>)</w:t>
-      </w:r>
-      <w:r>
-        <w:rPr>
-          <w:rFonts w:eastAsia="微軟正黑體"/>
-        </w:rPr>
-        <w:t>、家長電話</w:t>
-      </w:r>
-      <w:r>
-        <w:rPr>
-          <w:rFonts w:eastAsia="微軟正黑體"/>
-        </w:rPr>
-        <w:t>(</w:t>
-      </w:r>
-      <w:r>
-        <w:rPr>
-          <w:rFonts w:eastAsia="微軟正黑體"/>
-        </w:rPr>
-        <w:t>母</w:t>
-      </w:r>
-      <w:r>
-        <w:rPr>
-          <w:rFonts w:eastAsia="微軟正黑體"/>
-        </w:rPr>
-        <w:t>)</w:t>
-      </w:r>
-      <w:r>
-        <w:rPr>
-          <w:rFonts w:eastAsia="微軟正黑體"/>
-        </w:rPr>
-        <w:t>分開儲存，三者互不影響。電子郵件若格式不正確或已被其他帳號使用，系統會提示並請您修正。</w:t>
-      </w:r>
-    </w:p>
-    <w:p>
-      <w:pPr>
-        <w:spacing w:after="100" w:line="290" w:lineRule="auto"/>
-        <w:ind w:left="1140" w:hanging="480"/>
-      </w:pPr>
-      <w:r>
-        <w:rPr>
-          <w:rFonts w:eastAsia="微軟正黑體"/>
-        </w:rPr>
-        <w:t xml:space="preserve">(5) </w:t>
-      </w:r>
-      <w:r>
-        <w:rPr>
-          <w:rFonts w:eastAsia="微軟正黑體"/>
-        </w:rPr>
-        <w:t>班級：可於「班級」欄位選擇班級（例：動力機器人・陳老師・週一・</w:t>
-      </w:r>
-      <w:r>
-        <w:rPr>
-          <w:rFonts w:eastAsia="微軟正黑體"/>
-        </w:rPr>
-        <w:t>14:00-16:00</w:t>
-      </w:r>
-      <w:r>
-        <w:rPr>
-          <w:rFonts w:eastAsia="微軟正黑體"/>
-        </w:rPr>
-        <w:t>），直接將學生加入指定班級。選擇班級後，授課老師、教室與上課類別會依該班級自動帶入並鎖定；未選班級時才需手動選擇。</w:t>
-      </w:r>
-    </w:p>
-    <w:p>
-      <w:pPr>
-        <w:spacing w:after="100" w:line="290" w:lineRule="auto"/>
-        <w:ind w:left="1140" w:hanging="480"/>
-      </w:pPr>
-      <w:r>
-        <w:rPr>
-          <w:rFonts w:eastAsia="微軟正黑體"/>
-        </w:rPr>
-        <w:t xml:space="preserve">(6) </w:t>
-      </w:r>
-      <w:r>
-        <w:rPr>
-          <w:rFonts w:eastAsia="微軟正黑體"/>
-        </w:rPr>
-        <w:t>確認資料無誤後，點擊右下角的「新增」按鈕即可完成資料建檔。建立後學生即可登入學生端：帳號為姓名，密碼為生日（格式：</w:t>
-      </w:r>
-      <w:r>
-        <w:rPr>
-          <w:rFonts w:eastAsia="微軟正黑體"/>
-        </w:rPr>
-        <w:t>YYYYMMDD</w:t>
-      </w:r>
-      <w:r>
-        <w:rPr>
-          <w:rFonts w:eastAsia="微軟正黑體"/>
-        </w:rPr>
-        <w:t>）。</w:t>
-      </w:r>
-    </w:p>
-    <w:p>
-      <w:pPr>
-        <w:pStyle w:val="2"/>
-      </w:pPr>
-      <w:bookmarkStart w:id="7" w:name="_Toc242826338"/>
-      <w:r>
-        <w:t>(</w:t>
-      </w:r>
-      <w:r>
-        <w:t>三</w:t>
-      </w:r>
-      <w:r>
-        <w:t xml:space="preserve">) </w:t>
-      </w:r>
-      <w:r>
-        <w:t>查看出缺席紀錄</w:t>
-      </w:r>
-      <w:bookmarkEnd w:id="7"/>
-    </w:p>
-    <w:p>
-      <w:pPr>
-        <w:spacing w:after="100" w:line="290" w:lineRule="auto"/>
-        <w:ind w:left="480"/>
-      </w:pPr>
-      <w:r>
-        <w:rPr>
-          <w:rFonts w:eastAsia="微軟正黑體"/>
-        </w:rPr>
-        <w:t>檢視學生個別出席狀況的功能。</w:t>
-      </w:r>
-    </w:p>
-    <w:p>
-      <w:pPr>
-        <w:spacing w:after="100" w:line="290" w:lineRule="auto"/>
-        <w:ind w:left="1140" w:hanging="480"/>
-      </w:pPr>
-      <w:r>
-        <w:rPr>
-          <w:rFonts w:eastAsia="微軟正黑體"/>
-        </w:rPr>
-        <w:t xml:space="preserve">(1) </w:t>
-      </w:r>
-      <w:r>
-        <w:rPr>
-          <w:rFonts w:eastAsia="微軟正黑體"/>
-        </w:rPr>
-        <w:t>操作步驟：在學生清單最右側，點擊「日曆圖示」。</w:t>
-      </w:r>
-    </w:p>
-    <w:p>
-      <w:pPr>
-        <w:spacing w:after="100" w:line="290" w:lineRule="auto"/>
-        <w:ind w:left="1140" w:hanging="480"/>
-      </w:pPr>
-      <w:r>
-        <w:rPr>
-          <w:rFonts w:eastAsia="微軟正黑體"/>
-        </w:rPr>
-        <w:t xml:space="preserve">(2) </w:t>
-      </w:r>
-      <w:r>
-        <w:rPr>
-          <w:rFonts w:eastAsia="微軟正黑體"/>
-        </w:rPr>
-        <w:t>紀錄呈現：點擊後會彈出專屬該學生的「出缺席紀錄」視窗，依日期由近到遠條列該學生的到班狀態；紀錄來自老師填寫的課程日誌。</w:t>
-      </w:r>
-    </w:p>
-    <w:p>
-      <w:pPr>
-        <w:spacing w:after="100" w:line="290" w:lineRule="auto"/>
-        <w:ind w:left="1140" w:hanging="480"/>
-      </w:pPr>
-      <w:r>
-        <w:rPr>
-          <w:rFonts w:eastAsia="微軟正黑體"/>
-        </w:rPr>
-        <w:t xml:space="preserve">(3) </w:t>
-      </w:r>
-      <w:r>
-        <w:rPr>
-          <w:rFonts w:eastAsia="微軟正黑體"/>
-        </w:rPr>
-        <w:t>狀態標示：系統會以不同顏色的標籤顯示「出席、請假、補課、未約課」，方便管理者快速掌握學生的上課頻率與出席狀況。</w:t>
-      </w:r>
-    </w:p>
-    <w:p>
-      <w:pPr>
-        <w:pStyle w:val="2"/>
-      </w:pPr>
-      <w:bookmarkStart w:id="8" w:name="_Toc242826339"/>
-      <w:r>
-        <w:t>(</w:t>
-      </w:r>
-      <w:r>
-        <w:t>四</w:t>
-      </w:r>
-      <w:r>
-        <w:t xml:space="preserve">) </w:t>
-      </w:r>
-      <w:r>
-        <w:t>編輯學生資訊</w:t>
-      </w:r>
-      <w:bookmarkEnd w:id="8"/>
-    </w:p>
-    <w:p>
-      <w:pPr>
-        <w:spacing w:after="100" w:line="290" w:lineRule="auto"/>
-        <w:ind w:left="480"/>
-      </w:pPr>
-      <w:r>
-        <w:rPr>
-          <w:rFonts w:eastAsia="微軟正黑體"/>
-        </w:rPr>
-        <w:t>修改現有學生的基本資料或聯絡方式。</w:t>
-      </w:r>
-    </w:p>
-    <w:p>
-      <w:pPr>
-        <w:spacing w:after="100" w:line="290" w:lineRule="auto"/>
-        <w:ind w:left="1140" w:hanging="480"/>
-      </w:pPr>
-      <w:r>
-        <w:rPr>
-          <w:rFonts w:eastAsia="微軟正黑體"/>
-        </w:rPr>
-        <w:t xml:space="preserve">(1) </w:t>
-      </w:r>
-      <w:r>
-        <w:rPr>
-          <w:rFonts w:eastAsia="微軟正黑體"/>
-        </w:rPr>
-        <w:t>在學生清單中找到該名學生的欄位，點擊列表最右側的「鉛筆圖示」。</w:t>
-      </w:r>
-    </w:p>
-    <w:p>
-      <w:pPr>
-        <w:spacing w:after="100" w:line="290" w:lineRule="auto"/>
-        <w:ind w:left="1140" w:hanging="480"/>
-      </w:pPr>
-      <w:r>
-        <w:rPr>
-          <w:rFonts w:eastAsia="微軟正黑體"/>
-        </w:rPr>
-        <w:t xml:space="preserve">(2) </w:t>
-      </w:r>
-      <w:r>
-        <w:rPr>
-          <w:rFonts w:eastAsia="微軟正黑體"/>
-        </w:rPr>
-        <w:t>即可開啟「編輯學生資訊」視窗進行編輯與更新，視窗會自動帶出學生目前的班級。</w:t>
-      </w:r>
-    </w:p>
-    <w:p>
-      <w:pPr>
-        <w:spacing w:after="100" w:line="290" w:lineRule="auto"/>
-        <w:ind w:left="1140" w:hanging="480"/>
-      </w:pPr>
-      <w:r>
-        <w:rPr>
-          <w:rFonts w:eastAsia="微軟正黑體"/>
-        </w:rPr>
-        <w:t xml:space="preserve">(3) </w:t>
-      </w:r>
-      <w:r>
-        <w:rPr>
-          <w:rFonts w:eastAsia="微軟正黑體"/>
-        </w:rPr>
-        <w:t>更換班級：於「班級」欄位改選新的班級後儲存，學生會轉入新班級並離開原班級（一位學生同時只會在一個班級）；原課程若已有上課紀錄，會保留為該生的歷史課程。</w:t>
-      </w:r>
-    </w:p>
-    <w:p>
-      <w:pPr>
-        <w:spacing w:after="100" w:line="290" w:lineRule="auto"/>
-        <w:ind w:left="1140" w:hanging="480"/>
-      </w:pPr>
-      <w:r>
-        <w:rPr>
-          <w:rFonts w:eastAsia="微軟正黑體"/>
-        </w:rPr>
-        <w:t xml:space="preserve">(4) </w:t>
-      </w:r>
-      <w:r>
-        <w:rPr>
-          <w:rFonts w:eastAsia="微軟正黑體"/>
-        </w:rPr>
-        <w:t>此處修改的姓名、生日、電話、電子郵件與家長資料，會與教師端「查看檔案」及學生端同步，任一端修改後其他端重新整理即可看到。</w:t>
-      </w:r>
-    </w:p>
-    <w:p>
-      <w:pPr>
-        <w:spacing w:after="100" w:line="290" w:lineRule="auto"/>
-        <w:ind w:left="1140" w:hanging="480"/>
-      </w:pPr>
-      <w:r>
-        <w:rPr>
-          <w:rFonts w:eastAsia="微軟正黑體"/>
-        </w:rPr>
-        <w:t xml:space="preserve">(5) </w:t>
       </w:r>
       <w:r>
         <w:rPr>
@@ -4752,15 +4572,10 @@
         <w:pStyle w:val="1"/>
         <w:pageBreakBefore/>
       </w:pPr>
-      <w:bookmarkStart w:id="9" w:name="_Toc242826340"/>
-      <w:r>
-        <w:t>三、</w:t>
-      </w:r>
-      <w:r>
-        <w:t xml:space="preserve"> </w:t>
-      </w:r>
-      <w:r>
-        <w:t>老師與行政人員</w:t>
+      <w:bookmarkStart w:id="9" w:name="_Toc242891938"/>
+      <w:r>
+        <w:lastRenderedPageBreak/>
+        <w:t>三、 老師與行政人員</w:t>
       </w:r>
       <w:bookmarkEnd w:id="9"/>
     </w:p>
@@ -4780,18 +4595,9 @@
       <w:pPr>
         <w:pStyle w:val="2"/>
       </w:pPr>
-      <w:bookmarkStart w:id="10" w:name="_Toc242826341"/>
-      <w:r>
-        <w:t>(</w:t>
-      </w:r>
-      <w:r>
-        <w:t>一</w:t>
-      </w:r>
-      <w:r>
-        <w:t xml:space="preserve">) </w:t>
-      </w:r>
-      <w:r>
-        <w:t>新增老師</w:t>
+      <w:bookmarkStart w:id="10" w:name="_Toc242891939"/>
+      <w:r>
+        <w:t>(一) 新增老師</w:t>
       </w:r>
       <w:bookmarkEnd w:id="10"/>
     </w:p>
@@ -4816,25 +4622,95 @@
         <w:rPr>
           <w:rFonts w:eastAsia="微軟正黑體"/>
         </w:rPr>
+        <w:t>(1) 於「老師管理」分頁點擊頁面右上角的黃色「＋ 新增老師」按鈕，即可開啟新增老師的表單視窗。</w:t>
+      </w:r>
+    </w:p>
+    <w:p>
+      <w:pPr>
+        <w:spacing w:after="100" w:line="290" w:lineRule="auto"/>
+        <w:ind w:left="1140" w:hanging="480"/>
+      </w:pPr>
+      <w:r>
+        <w:rPr>
+          <w:rFonts w:eastAsia="微軟正黑體"/>
+        </w:rPr>
+        <w:t>(2) 必填欄位：表單中標註星號（＊）者為必須填寫的項目，包含姓名、電話、生日、到職日。</w:t>
+      </w:r>
+    </w:p>
+    <w:p>
+      <w:pPr>
+        <w:spacing w:after="100" w:line="290" w:lineRule="auto"/>
+        <w:ind w:left="1140" w:hanging="480"/>
+      </w:pPr>
+      <w:r>
+        <w:rPr>
+          <w:rFonts w:eastAsia="微軟正黑體"/>
+        </w:rPr>
+        <w:t>(3) 選填欄位：畢業學校與 LINE ID（作為聯絡方式）為選填；表單下方另提供「備註」欄位，可視需求輸入關於該名教師的額外說明。</w:t>
+      </w:r>
+    </w:p>
+    <w:p>
+      <w:pPr>
+        <w:spacing w:after="100" w:line="290" w:lineRule="auto"/>
+        <w:ind w:left="1140" w:hanging="480"/>
+      </w:pPr>
+      <w:r>
+        <w:rPr>
+          <w:rFonts w:eastAsia="微軟正黑體"/>
+        </w:rPr>
+        <w:t>(4) 確認所有資料填寫無誤後，點擊視窗右下角的「新增」按鈕，即可完成新老師的資料建檔。</w:t>
+      </w:r>
+    </w:p>
+    <w:p>
+      <w:pPr>
+        <w:spacing w:after="100" w:line="290" w:lineRule="auto"/>
+        <w:ind w:left="1140" w:hanging="480"/>
+      </w:pPr>
+      <w:r>
+        <w:rPr>
+          <w:rFonts w:eastAsia="微軟正黑體"/>
+        </w:rPr>
+        <w:t>(5) 建立後老師即可登入教師端：帳號為姓名，密碼為生日（格式：YYYYMMDD）。</w:t>
+      </w:r>
+    </w:p>
+    <w:p>
+      <w:pPr>
+        <w:pStyle w:val="2"/>
+      </w:pPr>
+      <w:bookmarkStart w:id="11" w:name="_Toc242891940"/>
+      <w:r>
+        <w:t>(二) 查看與編輯老師資料</w:t>
+      </w:r>
+      <w:bookmarkEnd w:id="11"/>
+    </w:p>
+    <w:p>
+      <w:pPr>
+        <w:spacing w:after="100" w:line="290" w:lineRule="auto"/>
+        <w:ind w:left="480"/>
+      </w:pPr>
+      <w:r>
+        <w:rPr>
+          <w:rFonts w:eastAsia="微軟正黑體"/>
+        </w:rPr>
+        <w:t>檢視老師概況，並修改現有老師的基本資料或聯絡方式。</w:t>
+      </w:r>
+    </w:p>
+    <w:p>
+      <w:pPr>
+        <w:spacing w:after="100" w:line="290" w:lineRule="auto"/>
+        <w:ind w:left="1140" w:hanging="480"/>
+      </w:pPr>
+      <w:r>
+        <w:rPr>
+          <w:rFonts w:eastAsia="微軟正黑體"/>
+        </w:rPr>
         <w:t xml:space="preserve">(1) </w:t>
       </w:r>
       <w:r>
         <w:rPr>
           <w:rFonts w:eastAsia="微軟正黑體"/>
         </w:rPr>
-        <w:t>於「老師管理」分頁點擊頁面右上角的黃色「＋</w:t>
-      </w:r>
-      <w:r>
-        <w:rPr>
-          <w:rFonts w:eastAsia="微軟正黑體"/>
-        </w:rPr>
-        <w:t xml:space="preserve"> </w:t>
-      </w:r>
-      <w:r>
-        <w:rPr>
-          <w:rFonts w:eastAsia="微軟正黑體"/>
-        </w:rPr>
-        <w:t>新增老師」按鈕，即可開啟新增老師的表單視窗。</w:t>
+        <w:t>可於搜尋列輸入老師姓名，快速找到該名老師的資料卡片。</w:t>
       </w:r>
     </w:p>
     <w:p>
@@ -4852,7 +4728,7 @@
         <w:rPr>
           <w:rFonts w:eastAsia="微軟正黑體"/>
         </w:rPr>
-        <w:t>必填欄位：表單中標註星號（＊）者為必須填寫的項目，包含姓名、電話、生日、到職日。</w:t>
+        <w:t>資料卡片會顯示畢業學校、生日、到職日與備註，並統計該名老師「至今尚有幾則上課日誌未完成」；若皆已填寫則顯示「上課日誌皆已完成」。</w:t>
       </w:r>
     </w:p>
     <w:p>
@@ -4870,19 +4746,19 @@
         <w:rPr>
           <w:rFonts w:eastAsia="微軟正黑體"/>
         </w:rPr>
-        <w:t>選填欄位：畢業學校與</w:t>
-      </w:r>
-      <w:r>
-        <w:rPr>
-          <w:rFonts w:eastAsia="微軟正黑體"/>
-        </w:rPr>
-        <w:t xml:space="preserve"> LINE ID</w:t>
-      </w:r>
-      <w:r>
-        <w:rPr>
-          <w:rFonts w:eastAsia="微軟正黑體"/>
-        </w:rPr>
-        <w:t>（作為聯絡方式）為選填；表單下方另提供「備註」欄位，可視需求輸入關於該名教師的額外說明。</w:t>
+        <w:t>點擊未完成日誌提示右側的「查看</w:t>
+      </w:r>
+      <w:r>
+        <w:rPr>
+          <w:rFonts w:eastAsia="微軟正黑體"/>
+        </w:rPr>
+        <w:t xml:space="preserve"> ›</w:t>
+      </w:r>
+      <w:r>
+        <w:rPr>
+          <w:rFonts w:eastAsia="微軟正黑體"/>
+        </w:rPr>
+        <w:t>」，會直接開啟「日誌管理」，並自動篩選出該名老師所有未完成的日誌。</w:t>
       </w:r>
     </w:p>
     <w:p>
@@ -4900,7 +4776,14 @@
         <w:rPr>
           <w:rFonts w:eastAsia="微軟正黑體"/>
         </w:rPr>
-        <w:t>確認所有資料填寫無誤後，點擊視窗右下角的「新增」按鈕，即可完成新老師的資料建檔。</w:t>
+        <w:t>未完成日誌的計算方式：自班級的開課日期起算至今天，每一堂課沒有日誌或日誌尚未完成都算一則；假日（含颱風假等臨時停課）、已停課的班級</w:t>
+      </w:r>
+      <w:r>
+        <w:rPr>
+          <w:rFonts w:eastAsia="微軟正黑體"/>
+        </w:rPr>
+        <w:lastRenderedPageBreak/>
+        <w:t>或課程不計入；當天的課要到上課時間開始後才計入。此數字與教師端首頁的「未完成」、日誌管理的「未完成」分頁一致。</w:t>
       </w:r>
     </w:p>
     <w:p>
@@ -4918,39 +4801,84 @@
         <w:rPr>
           <w:rFonts w:eastAsia="微軟正黑體"/>
         </w:rPr>
-        <w:t>建立後老師即可登入教師端：帳號為姓名，密碼為生日（格式：</w:t>
-      </w:r>
-      <w:r>
-        <w:rPr>
-          <w:rFonts w:eastAsia="微軟正黑體"/>
-        </w:rPr>
-        <w:t>YYYYMMDD</w:t>
-      </w:r>
-      <w:r>
-        <w:rPr>
-          <w:rFonts w:eastAsia="微軟正黑體"/>
-        </w:rPr>
-        <w:t>）。</w:t>
+        <w:t>點擊卡片右上方的「編輯圖示」，即可開啟「編輯老師資訊」視窗進行編輯與更新。</w:t>
+      </w:r>
+    </w:p>
+    <w:p>
+      <w:pPr>
+        <w:spacing w:after="100" w:line="290" w:lineRule="auto"/>
+        <w:ind w:left="1140" w:hanging="480"/>
+      </w:pPr>
+      <w:r>
+        <w:rPr>
+          <w:rFonts w:eastAsia="微軟正黑體"/>
+        </w:rPr>
+        <w:t xml:space="preserve">(6) </w:t>
+      </w:r>
+      <w:r>
+        <w:rPr>
+          <w:rFonts w:eastAsia="微軟正黑體"/>
+        </w:rPr>
+        <w:t>在職狀態：老師離職時，將「在職狀態」改為「離職」後儲存。離職老師的卡片會標示「離職」，帳號同時停用而無法登入；新增班級、新增學生與指派代課老師時，選單也不會再列出該名老師。若老師復職，改回「在職」即可重新啟用帳號。</w:t>
+      </w:r>
+    </w:p>
+    <w:p>
+      <w:pPr>
+        <w:spacing w:after="100" w:line="290" w:lineRule="auto"/>
+        <w:ind w:left="1140" w:hanging="480"/>
+      </w:pPr>
+      <w:r>
+        <w:rPr>
+          <w:rFonts w:eastAsia="微軟正黑體"/>
+        </w:rPr>
+        <w:t xml:space="preserve">(7) </w:t>
+      </w:r>
+      <w:r>
+        <w:rPr>
+          <w:rFonts w:eastAsia="微軟正黑體"/>
+        </w:rPr>
+        <w:t>若離職的老師仍負責開課中的班級，儲存時系統會提醒您；請至「課程資訊</w:t>
+      </w:r>
+      <w:r>
+        <w:rPr>
+          <w:rFonts w:eastAsia="微軟正黑體"/>
+        </w:rPr>
+        <w:t xml:space="preserve"> → </w:t>
+      </w:r>
+      <w:r>
+        <w:rPr>
+          <w:rFonts w:eastAsia="微軟正黑體"/>
+        </w:rPr>
+        <w:t>班級管理」將這些班級改派給其他老師，否則仍會產生該名老師的日誌。</w:t>
+      </w:r>
+    </w:p>
+    <w:p>
+      <w:pPr>
+        <w:spacing w:after="100" w:line="290" w:lineRule="auto"/>
+        <w:ind w:left="1140" w:hanging="480"/>
+      </w:pPr>
+      <w:r>
+        <w:rPr>
+          <w:rFonts w:eastAsia="微軟正黑體"/>
+        </w:rPr>
+        <w:t xml:space="preserve">(8) </w:t>
+      </w:r>
+      <w:r>
+        <w:rPr>
+          <w:rFonts w:eastAsia="微軟正黑體"/>
+        </w:rPr>
+        <w:t>編輯完成後，點擊右下角的「儲存」按鈕即可完成資料更新。</w:t>
       </w:r>
     </w:p>
     <w:p>
       <w:pPr>
         <w:pStyle w:val="2"/>
       </w:pPr>
-      <w:bookmarkStart w:id="11" w:name="_Toc242826342"/>
-      <w:r>
-        <w:t>(</w:t>
-      </w:r>
-      <w:r>
-        <w:t>二</w:t>
-      </w:r>
-      <w:r>
-        <w:t xml:space="preserve">) </w:t>
-      </w:r>
-      <w:r>
-        <w:t>查看與編輯老師資料</w:t>
-      </w:r>
-      <w:bookmarkEnd w:id="11"/>
+      <w:bookmarkStart w:id="12" w:name="_Toc242891941"/>
+      <w:r>
+        <w:t>(三) 新增行政人員</w:t>
+      </w:r>
+      <w:bookmarkEnd w:id="12"/>
     </w:p>
     <w:p>
       <w:pPr>
@@ -4961,99 +4889,66 @@
         <w:rPr>
           <w:rFonts w:eastAsia="微軟正黑體"/>
         </w:rPr>
-        <w:t>檢視老師概況，並修改現有老師的基本資料或聯絡方式。</w:t>
-      </w:r>
-    </w:p>
-    <w:p>
-      <w:pPr>
-        <w:spacing w:after="100" w:line="290" w:lineRule="auto"/>
-        <w:ind w:left="1140" w:hanging="480"/>
-      </w:pPr>
-      <w:r>
-        <w:rPr>
-          <w:rFonts w:eastAsia="微軟正黑體"/>
-        </w:rPr>
-        <w:t xml:space="preserve">(1) </w:t>
-      </w:r>
-      <w:r>
-        <w:rPr>
-          <w:rFonts w:eastAsia="微軟正黑體"/>
-        </w:rPr>
-        <w:t>可於搜尋列輸入老師姓名，快速找到該名老師的資料卡片。</w:t>
-      </w:r>
-    </w:p>
-    <w:p>
-      <w:pPr>
-        <w:spacing w:after="100" w:line="290" w:lineRule="auto"/>
-        <w:ind w:left="1140" w:hanging="480"/>
-      </w:pPr>
-      <w:r>
-        <w:rPr>
-          <w:rFonts w:eastAsia="微軟正黑體"/>
-        </w:rPr>
-        <w:t xml:space="preserve">(2) </w:t>
-      </w:r>
-      <w:r>
-        <w:rPr>
-          <w:rFonts w:eastAsia="微軟正黑體"/>
-        </w:rPr>
-        <w:t>資料卡片會顯示畢業學校、生日、到職日與備註，並統計該名老師「至今尚有幾則上課日誌未完成」；若皆已填寫則顯示「上課日誌皆已完成」。</w:t>
-      </w:r>
-    </w:p>
-    <w:p>
-      <w:pPr>
-        <w:spacing w:after="100" w:line="290" w:lineRule="auto"/>
-        <w:ind w:left="1140" w:hanging="480"/>
-      </w:pPr>
-      <w:r>
-        <w:rPr>
-          <w:rFonts w:eastAsia="微軟正黑體"/>
-        </w:rPr>
-        <w:t xml:space="preserve">(3) </w:t>
-      </w:r>
-      <w:r>
-        <w:rPr>
-          <w:rFonts w:eastAsia="微軟正黑體"/>
-        </w:rPr>
-        <w:t>點擊卡片右上方的「編輯圖示」，即可開啟「編輯老師資訊」視窗進行編輯與更新。</w:t>
-      </w:r>
-    </w:p>
-    <w:p>
-      <w:pPr>
-        <w:spacing w:after="100" w:line="290" w:lineRule="auto"/>
-        <w:ind w:left="1140" w:hanging="480"/>
-      </w:pPr>
-      <w:r>
-        <w:rPr>
-          <w:rFonts w:eastAsia="微軟正黑體"/>
-        </w:rPr>
-        <w:t xml:space="preserve">(4) </w:t>
-      </w:r>
-      <w:r>
-        <w:rPr>
-          <w:rFonts w:eastAsia="微軟正黑體"/>
-        </w:rPr>
-        <w:t>編輯完成後，點擊右下角的「儲存」按鈕即可完成資料更新。</w:t>
+        <w:t>建立可登入行政端的行政人員帳號。</w:t>
+      </w:r>
+    </w:p>
+    <w:p>
+      <w:pPr>
+        <w:spacing w:after="100" w:line="290" w:lineRule="auto"/>
+        <w:ind w:left="1140" w:hanging="480"/>
+      </w:pPr>
+      <w:r>
+        <w:rPr>
+          <w:rFonts w:eastAsia="微軟正黑體"/>
+        </w:rPr>
+        <w:t>(1) 點擊頁面上方的「行政人員」分頁，切換至行政人員管理。</w:t>
+      </w:r>
+    </w:p>
+    <w:p>
+      <w:pPr>
+        <w:spacing w:after="100" w:line="290" w:lineRule="auto"/>
+        <w:ind w:left="1140" w:hanging="480"/>
+      </w:pPr>
+      <w:r>
+        <w:rPr>
+          <w:rFonts w:eastAsia="微軟正黑體"/>
+        </w:rPr>
+        <w:t>(2) 點擊右上角的「＋ 新增行政人員」按鈕，開啟新增表單視窗。</w:t>
+      </w:r>
+    </w:p>
+    <w:p>
+      <w:pPr>
+        <w:spacing w:after="100" w:line="290" w:lineRule="auto"/>
+        <w:ind w:left="1140" w:hanging="480"/>
+      </w:pPr>
+      <w:r>
+        <w:rPr>
+          <w:rFonts w:eastAsia="微軟正黑體"/>
+        </w:rPr>
+        <w:t>(3) 依序填寫姓名、職稱（例：櫃台行政、教務專員）、LINE ID、電話、生日、到職日、Email 與備註；其中姓名與生日為必填。</w:t>
+      </w:r>
+    </w:p>
+    <w:p>
+      <w:pPr>
+        <w:spacing w:after="100" w:line="290" w:lineRule="auto"/>
+        <w:ind w:left="1140" w:hanging="480"/>
+      </w:pPr>
+      <w:r>
+        <w:rPr>
+          <w:rFonts w:eastAsia="微軟正黑體"/>
+        </w:rPr>
+        <w:t>(4) 點擊「新增」完成建檔。建立後即可登入行政端：帳號為姓名，密碼為生日（格式：YYYYMMDD）。</w:t>
       </w:r>
     </w:p>
     <w:p>
       <w:pPr>
         <w:pStyle w:val="2"/>
       </w:pPr>
-      <w:bookmarkStart w:id="12" w:name="_Toc242826343"/>
-      <w:r>
-        <w:t>(</w:t>
-      </w:r>
-      <w:r>
-        <w:t>三</w:t>
-      </w:r>
-      <w:r>
-        <w:t xml:space="preserve">) </w:t>
-      </w:r>
-      <w:r>
-        <w:t>新增行政人員</w:t>
-      </w:r>
-      <w:bookmarkEnd w:id="12"/>
+      <w:bookmarkStart w:id="13" w:name="_Toc242891942"/>
+      <w:r>
+        <w:t>(四) 編輯、停用與刪除行政人員</w:t>
+      </w:r>
+      <w:bookmarkEnd w:id="13"/>
     </w:p>
     <w:p>
       <w:pPr>
@@ -5064,157 +4959,6 @@
         <w:rPr>
           <w:rFonts w:eastAsia="微軟正黑體"/>
         </w:rPr>
-        <w:t>建立可登入行政端的行政人員帳號。</w:t>
-      </w:r>
-    </w:p>
-    <w:p>
-      <w:pPr>
-        <w:spacing w:after="100" w:line="290" w:lineRule="auto"/>
-        <w:ind w:left="1140" w:hanging="480"/>
-      </w:pPr>
-      <w:r>
-        <w:rPr>
-          <w:rFonts w:eastAsia="微軟正黑體"/>
-        </w:rPr>
-        <w:t xml:space="preserve">(1) </w:t>
-      </w:r>
-      <w:r>
-        <w:rPr>
-          <w:rFonts w:eastAsia="微軟正黑體"/>
-        </w:rPr>
-        <w:t>點擊頁面上方的「行政人員」分頁，切換至行政人員管理。</w:t>
-      </w:r>
-    </w:p>
-    <w:p>
-      <w:pPr>
-        <w:spacing w:after="100" w:line="290" w:lineRule="auto"/>
-        <w:ind w:left="1140" w:hanging="480"/>
-      </w:pPr>
-      <w:r>
-        <w:rPr>
-          <w:rFonts w:eastAsia="微軟正黑體"/>
-        </w:rPr>
-        <w:t xml:space="preserve">(2) </w:t>
-      </w:r>
-      <w:r>
-        <w:rPr>
-          <w:rFonts w:eastAsia="微軟正黑體"/>
-        </w:rPr>
-        <w:t>點擊右上角的「＋</w:t>
-      </w:r>
-      <w:r>
-        <w:rPr>
-          <w:rFonts w:eastAsia="微軟正黑體"/>
-        </w:rPr>
-        <w:t xml:space="preserve"> </w:t>
-      </w:r>
-      <w:r>
-        <w:rPr>
-          <w:rFonts w:eastAsia="微軟正黑體"/>
-        </w:rPr>
-        <w:t>新增行政人員」按鈕，開啟新增表單視窗。</w:t>
-      </w:r>
-    </w:p>
-    <w:p>
-      <w:pPr>
-        <w:spacing w:after="100" w:line="290" w:lineRule="auto"/>
-        <w:ind w:left="1140" w:hanging="480"/>
-      </w:pPr>
-      <w:r>
-        <w:rPr>
-          <w:rFonts w:eastAsia="微軟正黑體"/>
-        </w:rPr>
-        <w:t xml:space="preserve">(3) </w:t>
-      </w:r>
-      <w:r>
-        <w:rPr>
-          <w:rFonts w:eastAsia="微軟正黑體"/>
-        </w:rPr>
-        <w:t>依序填寫姓名、職稱（例：櫃台行政、教務專員）、</w:t>
-      </w:r>
-      <w:r>
-        <w:rPr>
-          <w:rFonts w:eastAsia="微軟正黑體"/>
-        </w:rPr>
-        <w:t>LINE ID</w:t>
-      </w:r>
-      <w:r>
-        <w:rPr>
-          <w:rFonts w:eastAsia="微軟正黑體"/>
-        </w:rPr>
-        <w:t>、電話、生日、到職日、</w:t>
-      </w:r>
-      <w:r>
-        <w:rPr>
-          <w:rFonts w:eastAsia="微軟正黑體"/>
-        </w:rPr>
-        <w:t xml:space="preserve">Email </w:t>
-      </w:r>
-      <w:r>
-        <w:rPr>
-          <w:rFonts w:eastAsia="微軟正黑體"/>
-        </w:rPr>
-        <w:t>與備註；其中姓名與生日為必填。</w:t>
-      </w:r>
-    </w:p>
-    <w:p>
-      <w:pPr>
-        <w:spacing w:after="100" w:line="290" w:lineRule="auto"/>
-        <w:ind w:left="1140" w:hanging="480"/>
-      </w:pPr>
-      <w:r>
-        <w:rPr>
-          <w:rFonts w:eastAsia="微軟正黑體"/>
-        </w:rPr>
-        <w:t xml:space="preserve">(4) </w:t>
-      </w:r>
-      <w:r>
-        <w:rPr>
-          <w:rFonts w:eastAsia="微軟正黑體"/>
-        </w:rPr>
-        <w:t>點擊「新增」完成建檔。建立後即可登入行政端：帳號為姓名，密碼為生日（格式：</w:t>
-      </w:r>
-      <w:r>
-        <w:rPr>
-          <w:rFonts w:eastAsia="微軟正黑體"/>
-        </w:rPr>
-        <w:t>YYYYMMDD</w:t>
-      </w:r>
-      <w:r>
-        <w:rPr>
-          <w:rFonts w:eastAsia="微軟正黑體"/>
-        </w:rPr>
-        <w:t>）。</w:t>
-      </w:r>
-    </w:p>
-    <w:p>
-      <w:pPr>
-        <w:pStyle w:val="2"/>
-      </w:pPr>
-      <w:bookmarkStart w:id="13" w:name="_Toc242826344"/>
-      <w:r>
-        <w:t>(</w:t>
-      </w:r>
-      <w:r>
-        <w:t>四</w:t>
-      </w:r>
-      <w:r>
-        <w:t xml:space="preserve">) </w:t>
-      </w:r>
-      <w:r>
-        <w:t>編輯、停用與刪除行政人員</w:t>
-      </w:r>
-      <w:bookmarkEnd w:id="13"/>
-    </w:p>
-    <w:p>
-      <w:pPr>
-        <w:spacing w:after="100" w:line="290" w:lineRule="auto"/>
-        <w:ind w:left="480"/>
-      </w:pPr>
-      <w:r>
-        <w:rPr>
-          <w:rFonts w:eastAsia="微軟正黑體"/>
-        </w:rPr>
         <w:t>維護行政人員資料與帳號狀態。</w:t>
       </w:r>
     </w:p>
@@ -5227,97 +4971,56 @@
         <w:rPr>
           <w:rFonts w:eastAsia="微軟正黑體"/>
         </w:rPr>
-        <w:t xml:space="preserve">(1) </w:t>
-      </w:r>
-      <w:r>
-        <w:rPr>
-          <w:rFonts w:eastAsia="微軟正黑體"/>
-        </w:rPr>
-        <w:t>可於搜尋列輸入姓名、電話或</w:t>
-      </w:r>
-      <w:r>
-        <w:rPr>
-          <w:rFonts w:eastAsia="微軟正黑體"/>
-        </w:rPr>
-        <w:t xml:space="preserve"> LINE ID </w:t>
-      </w:r>
-      <w:r>
-        <w:rPr>
-          <w:rFonts w:eastAsia="微軟正黑體"/>
-        </w:rPr>
-        <w:t>尋找人員；資料卡片上會標示「啟用中」、「已停用」或「目前登入」。</w:t>
-      </w:r>
-    </w:p>
-    <w:p>
-      <w:pPr>
-        <w:spacing w:after="100" w:line="290" w:lineRule="auto"/>
-        <w:ind w:left="1140" w:hanging="480"/>
-      </w:pPr>
-      <w:r>
-        <w:rPr>
-          <w:rFonts w:eastAsia="微軟正黑體"/>
-        </w:rPr>
-        <w:t xml:space="preserve">(2) </w:t>
-      </w:r>
-      <w:r>
-        <w:rPr>
-          <w:rFonts w:eastAsia="微軟正黑體"/>
-        </w:rPr>
-        <w:t>點擊卡片右上方的「編輯圖示」，開啟「編輯行政人員資訊」視窗修改資料，完成後點擊「儲存」。</w:t>
-      </w:r>
-    </w:p>
-    <w:p>
-      <w:pPr>
-        <w:spacing w:after="100" w:line="290" w:lineRule="auto"/>
-        <w:ind w:left="1140" w:hanging="480"/>
-      </w:pPr>
-      <w:r>
-        <w:rPr>
-          <w:rFonts w:eastAsia="微軟正黑體"/>
-        </w:rPr>
-        <w:t xml:space="preserve">(3) </w:t>
-      </w:r>
-      <w:r>
-        <w:rPr>
-          <w:rFonts w:eastAsia="微軟正黑體"/>
-        </w:rPr>
-        <w:t>停用帳號：取消勾選「帳號啟用」後儲存，該人員將無法登入系統；資料仍會保留，日後可再重新啟用。</w:t>
-      </w:r>
-    </w:p>
-    <w:p>
-      <w:pPr>
-        <w:spacing w:after="100" w:line="290" w:lineRule="auto"/>
-        <w:ind w:left="1140" w:hanging="480"/>
-      </w:pPr>
-      <w:r>
-        <w:rPr>
-          <w:rFonts w:eastAsia="微軟正黑體"/>
-        </w:rPr>
-        <w:t xml:space="preserve">(4) </w:t>
-      </w:r>
-      <w:r>
-        <w:rPr>
-          <w:rFonts w:eastAsia="微軟正黑體"/>
-        </w:rPr>
-        <w:t>刪除帳號：點擊視窗內的「刪除」按鈕並確認。刪除後帳號無法復原，若只是暫時不使用，建議改為停用。</w:t>
-      </w:r>
-    </w:p>
-    <w:p>
-      <w:pPr>
-        <w:spacing w:after="100" w:line="290" w:lineRule="auto"/>
-        <w:ind w:left="1140" w:hanging="480"/>
-      </w:pPr>
-      <w:r>
-        <w:rPr>
-          <w:rFonts w:eastAsia="微軟正黑體"/>
-        </w:rPr>
-        <w:t xml:space="preserve">(5) </w:t>
-      </w:r>
-      <w:r>
-        <w:rPr>
-          <w:rFonts w:eastAsia="微軟正黑體"/>
-        </w:rPr>
-        <w:t>目前登入中的帳號無法刪除自己。</w:t>
+        <w:t>(1) 可於搜尋列輸入姓名、電話或 LINE ID 尋找人員；資料卡片上會標示「啟用中」、「已停用」或「目前登入」。</w:t>
+      </w:r>
+    </w:p>
+    <w:p>
+      <w:pPr>
+        <w:spacing w:after="100" w:line="290" w:lineRule="auto"/>
+        <w:ind w:left="1140" w:hanging="480"/>
+      </w:pPr>
+      <w:r>
+        <w:rPr>
+          <w:rFonts w:eastAsia="微軟正黑體"/>
+        </w:rPr>
+        <w:lastRenderedPageBreak/>
+        <w:t>(2) 點擊卡片右上方的「編輯圖示」，開啟「編輯行政人員資訊」視窗修改資料，完成後點擊「儲存」。</w:t>
+      </w:r>
+    </w:p>
+    <w:p>
+      <w:pPr>
+        <w:spacing w:after="100" w:line="290" w:lineRule="auto"/>
+        <w:ind w:left="1140" w:hanging="480"/>
+      </w:pPr>
+      <w:r>
+        <w:rPr>
+          <w:rFonts w:eastAsia="微軟正黑體"/>
+        </w:rPr>
+        <w:t>(3) 停用帳號：取消勾選「帳號啟用」後儲存，該人員將無法登入系統；資料仍會保留，日後可再重新啟用。</w:t>
+      </w:r>
+    </w:p>
+    <w:p>
+      <w:pPr>
+        <w:spacing w:after="100" w:line="290" w:lineRule="auto"/>
+        <w:ind w:left="1140" w:hanging="480"/>
+      </w:pPr>
+      <w:r>
+        <w:rPr>
+          <w:rFonts w:eastAsia="微軟正黑體"/>
+        </w:rPr>
+        <w:t>(4) 刪除帳號：點擊視窗內的「刪除」按鈕並確認。刪除後帳號無法復原，若只是暫時不使用，建議改為停用。</w:t>
+      </w:r>
+    </w:p>
+    <w:p>
+      <w:pPr>
+        <w:spacing w:after="100" w:line="290" w:lineRule="auto"/>
+        <w:ind w:left="1140" w:hanging="480"/>
+      </w:pPr>
+      <w:r>
+        <w:rPr>
+          <w:rFonts w:eastAsia="微軟正黑體"/>
+        </w:rPr>
+        <w:t>(5) 目前登入中的帳號無法刪除自己。</w:t>
       </w:r>
     </w:p>
     <w:p>
@@ -5325,15 +5028,10 @@
         <w:pStyle w:val="1"/>
         <w:pageBreakBefore/>
       </w:pPr>
-      <w:bookmarkStart w:id="14" w:name="_Toc242826345"/>
-      <w:r>
-        <w:t>四、</w:t>
-      </w:r>
-      <w:r>
-        <w:t xml:space="preserve"> </w:t>
-      </w:r>
-      <w:r>
-        <w:t>日誌管理</w:t>
+      <w:bookmarkStart w:id="14" w:name="_Toc242891943"/>
+      <w:r>
+        <w:lastRenderedPageBreak/>
+        <w:t>四、 日誌管理</w:t>
       </w:r>
       <w:bookmarkEnd w:id="14"/>
     </w:p>
@@ -5353,18 +5051,9 @@
       <w:pPr>
         <w:pStyle w:val="2"/>
       </w:pPr>
-      <w:bookmarkStart w:id="15" w:name="_Toc242826346"/>
-      <w:r>
-        <w:t>(</w:t>
-      </w:r>
-      <w:r>
-        <w:t>一</w:t>
-      </w:r>
-      <w:r>
-        <w:t xml:space="preserve">) </w:t>
-      </w:r>
-      <w:r>
-        <w:t>篩選搜尋條件</w:t>
+      <w:bookmarkStart w:id="15" w:name="_Toc242891944"/>
+      <w:r>
+        <w:t>(一) 篩選搜尋條件</w:t>
       </w:r>
       <w:bookmarkEnd w:id="15"/>
     </w:p>
@@ -5395,19 +5084,7 @@
         <w:rPr>
           <w:rFonts w:eastAsia="微軟正黑體"/>
         </w:rPr>
-        <w:t>時間區間：透過日曆圖示自訂起始與結束日期（預設為過去</w:t>
-      </w:r>
-      <w:r>
-        <w:rPr>
-          <w:rFonts w:eastAsia="微軟正黑體"/>
-        </w:rPr>
-        <w:t xml:space="preserve"> 30 </w:t>
-      </w:r>
-      <w:r>
-        <w:rPr>
-          <w:rFonts w:eastAsia="微軟正黑體"/>
-        </w:rPr>
-        <w:t>天），藉此篩選出該時間範圍內的課程日誌；設定完成後請點擊黃色的「套用」按鈕。</w:t>
+        <w:t>時間區間：透過日曆圖示自訂起始與結束日期，設定完成後請點擊黃色的「套用」按鈕。起始日預設留空，代表從各班的開課日期起算；結束日預設為今天。</w:t>
       </w:r>
     </w:p>
     <w:p>
@@ -5425,7 +5102,7 @@
         <w:rPr>
           <w:rFonts w:eastAsia="微軟正黑體"/>
         </w:rPr>
-        <w:t>填寫狀態：點擊「全部、已完成、填寫中、待填寫」狀態按鈕，即可快速切換顯示的日誌紀錄。</w:t>
+        <w:t>填寫狀態：點擊「全部、未完成、已完成、填寫中、待填寫」狀態按鈕，即可快速切換顯示的日誌紀錄。「未完成」為「待填寫」與「填寫中」的合計，數量與老師資料卡片上的未完成日誌數一致。</w:t>
       </w:r>
     </w:p>
     <w:p>
@@ -5479,6 +5156,36 @@
         <w:rPr>
           <w:rFonts w:eastAsia="微軟正黑體"/>
         </w:rPr>
+        <w:t>從「老師與行政人員」頁面點擊未完成日誌的「查看</w:t>
+      </w:r>
+      <w:r>
+        <w:rPr>
+          <w:rFonts w:eastAsia="微軟正黑體"/>
+        </w:rPr>
+        <w:t xml:space="preserve"> ›</w:t>
+      </w:r>
+      <w:r>
+        <w:rPr>
+          <w:rFonts w:eastAsia="微軟正黑體"/>
+        </w:rPr>
+        <w:t>」進入時，會自動帶入該名老師與「未完成」狀態。</w:t>
+      </w:r>
+    </w:p>
+    <w:p>
+      <w:pPr>
+        <w:spacing w:after="100" w:line="290" w:lineRule="auto"/>
+        <w:ind w:left="1140" w:hanging="480"/>
+      </w:pPr>
+      <w:r>
+        <w:rPr>
+          <w:rFonts w:eastAsia="微軟正黑體"/>
+        </w:rPr>
+        <w:t xml:space="preserve">(6) </w:t>
+      </w:r>
+      <w:r>
+        <w:rPr>
+          <w:rFonts w:eastAsia="微軟正黑體"/>
+        </w:rPr>
         <w:t>資料較多時可使用清單下方的頁碼切換。</w:t>
       </w:r>
     </w:p>
@@ -5486,18 +5193,9 @@
       <w:pPr>
         <w:pStyle w:val="2"/>
       </w:pPr>
-      <w:bookmarkStart w:id="16" w:name="_Toc242826347"/>
-      <w:r>
-        <w:t>(</w:t>
-      </w:r>
-      <w:r>
-        <w:t>二</w:t>
-      </w:r>
-      <w:r>
-        <w:t xml:space="preserve">) </w:t>
-      </w:r>
-      <w:r>
-        <w:t>自動建立日誌</w:t>
+      <w:bookmarkStart w:id="16" w:name="_Toc242891945"/>
+      <w:r>
+        <w:t>(二) 自動建立日誌</w:t>
       </w:r>
       <w:bookmarkEnd w:id="16"/>
     </w:p>
@@ -5546,7 +5244,26 @@
         <w:rPr>
           <w:rFonts w:eastAsia="微軟正黑體"/>
         </w:rPr>
-        <w:t>若清單中仍有課程顯示「未建立／待自動建立」，可點擊頁面右上角的「自動建立日誌」按鈕手動執行。</w:t>
+        <w:t>以下情況不會建立日誌，也不會列入未完成：班級的開課日期以前、假日（含颱風假等臨時停課，設定方式見「十、系統設定</w:t>
+      </w:r>
+      <w:r>
+        <w:rPr>
+          <w:rFonts w:eastAsia="微軟正黑體"/>
+        </w:rPr>
+        <w:t xml:space="preserve"> →</w:t>
+      </w:r>
+      <w:r>
+        <w:rPr>
+          <w:rFonts w:eastAsia="微軟正黑體"/>
+        </w:rPr>
+        <w:t>（二）國定假日與</w:t>
+      </w:r>
+      <w:r>
+        <w:rPr>
+          <w:rFonts w:eastAsia="微軟正黑體"/>
+        </w:rPr>
+        <w:lastRenderedPageBreak/>
+        <w:t>休假日設定」）、已停課的班級或課程；當天的課則要等上課時間開始後才會建立。</w:t>
       </w:r>
     </w:p>
     <w:p>
@@ -5564,6 +5281,24 @@
         <w:rPr>
           <w:rFonts w:eastAsia="微軟正黑體"/>
         </w:rPr>
+        <w:t>尚未建立日誌的課堂在清單中同樣顯示為「待填寫」，操作欄顯示「上課後可查看」；若想立即建立，可點擊頁面右上角的「自動建立日誌」按鈕手動執行。</w:t>
+      </w:r>
+    </w:p>
+    <w:p>
+      <w:pPr>
+        <w:spacing w:after="100" w:line="290" w:lineRule="auto"/>
+        <w:ind w:left="1140" w:hanging="480"/>
+      </w:pPr>
+      <w:r>
+        <w:rPr>
+          <w:rFonts w:eastAsia="微軟正黑體"/>
+        </w:rPr>
+        <w:t xml:space="preserve">(4) </w:t>
+      </w:r>
+      <w:r>
+        <w:rPr>
+          <w:rFonts w:eastAsia="微軟正黑體"/>
+        </w:rPr>
         <w:t>執行完成後畫面會顯示結果訊息，並自動重新載入日誌清單。</w:t>
       </w:r>
     </w:p>
@@ -5571,18 +5306,9 @@
       <w:pPr>
         <w:pStyle w:val="2"/>
       </w:pPr>
-      <w:bookmarkStart w:id="17" w:name="_Toc242826348"/>
-      <w:r>
-        <w:t>(</w:t>
-      </w:r>
-      <w:r>
-        <w:t>三</w:t>
-      </w:r>
-      <w:r>
-        <w:t xml:space="preserve">) </w:t>
-      </w:r>
-      <w:r>
-        <w:t>查看課程日誌詳情</w:t>
+      <w:bookmarkStart w:id="17" w:name="_Toc242891946"/>
+      <w:r>
+        <w:t>(三) 查看課程日誌詳情</w:t>
       </w:r>
       <w:bookmarkEnd w:id="17"/>
     </w:p>
@@ -5607,67 +5333,43 @@
         <w:rPr>
           <w:rFonts w:eastAsia="微軟正黑體"/>
         </w:rPr>
-        <w:t xml:space="preserve">(1) </w:t>
-      </w:r>
-      <w:r>
-        <w:rPr>
-          <w:rFonts w:eastAsia="微軟正黑體"/>
-        </w:rPr>
-        <w:t>於日誌清單最右側點擊「查看」按鈕，進入「課程日誌詳情」。</w:t>
-      </w:r>
-    </w:p>
-    <w:p>
-      <w:pPr>
-        <w:spacing w:after="100" w:line="290" w:lineRule="auto"/>
-        <w:ind w:left="1140" w:hanging="480"/>
-      </w:pPr>
-      <w:r>
-        <w:rPr>
-          <w:rFonts w:eastAsia="微軟正黑體"/>
-        </w:rPr>
-        <w:t xml:space="preserve">(2) </w:t>
-      </w:r>
-      <w:r>
-        <w:rPr>
-          <w:rFonts w:eastAsia="微軟正黑體"/>
-        </w:rPr>
-        <w:t>課程資訊與大綱：頁面上方會顯示該堂課的課程名稱、授課教師、教室、課程時間、課程主題與課程大綱，標題旁並標示日誌的填寫狀態。</w:t>
-      </w:r>
-    </w:p>
-    <w:p>
-      <w:pPr>
-        <w:spacing w:after="100" w:line="290" w:lineRule="auto"/>
-        <w:ind w:left="1140" w:hanging="480"/>
-      </w:pPr>
-      <w:r>
-        <w:rPr>
-          <w:rFonts w:eastAsia="微軟正黑體"/>
-        </w:rPr>
-        <w:t xml:space="preserve">(3) </w:t>
-      </w:r>
-      <w:r>
-        <w:rPr>
-          <w:rFonts w:eastAsia="微軟正黑體"/>
-        </w:rPr>
-        <w:t>課程備註：顯示該堂課為「正常上課」、「時段異動」或「師資異動」，異動時會一併顯示老師填寫的說明。</w:t>
-      </w:r>
-    </w:p>
-    <w:p>
-      <w:pPr>
-        <w:spacing w:after="100" w:line="290" w:lineRule="auto"/>
-        <w:ind w:left="1140" w:hanging="480"/>
-      </w:pPr>
-      <w:r>
-        <w:rPr>
-          <w:rFonts w:eastAsia="微軟正黑體"/>
-        </w:rPr>
-        <w:t xml:space="preserve">(4) </w:t>
-      </w:r>
-      <w:r>
-        <w:rPr>
-          <w:rFonts w:eastAsia="微軟正黑體"/>
-        </w:rPr>
-        <w:t>學生表現紀錄：頁面下方會列出該堂課的「學生出缺席與表現紀錄」，並標示每位學生的出席狀態（出席、請假、補課、未約課）。點開個別學生的下拉選單，可詳細檢視以下完整紀錄：</w:t>
+        <w:t>(1) 於日誌清單最右側點擊「查看」按鈕，進入「課程日誌詳情」。</w:t>
+      </w:r>
+    </w:p>
+    <w:p>
+      <w:pPr>
+        <w:spacing w:after="100" w:line="290" w:lineRule="auto"/>
+        <w:ind w:left="1140" w:hanging="480"/>
+      </w:pPr>
+      <w:r>
+        <w:rPr>
+          <w:rFonts w:eastAsia="微軟正黑體"/>
+        </w:rPr>
+        <w:t>(2) 課程資訊與大綱：頁面上方會顯示該堂課的課程名稱、授課教師、教室、課程時間、課程主題與課程大綱，標題旁並標示日誌的填寫狀態。</w:t>
+      </w:r>
+    </w:p>
+    <w:p>
+      <w:pPr>
+        <w:spacing w:after="100" w:line="290" w:lineRule="auto"/>
+        <w:ind w:left="1140" w:hanging="480"/>
+      </w:pPr>
+      <w:r>
+        <w:rPr>
+          <w:rFonts w:eastAsia="微軟正黑體"/>
+        </w:rPr>
+        <w:t>(3) 課程備註：顯示該堂課為「正常上課」、「時段異動」或「師資異動」，異動時會一併顯示老師填寫的說明。</w:t>
+      </w:r>
+    </w:p>
+    <w:p>
+      <w:pPr>
+        <w:spacing w:after="100" w:line="290" w:lineRule="auto"/>
+        <w:ind w:left="1140" w:hanging="480"/>
+      </w:pPr>
+      <w:r>
+        <w:rPr>
+          <w:rFonts w:eastAsia="微軟正黑體"/>
+        </w:rPr>
+        <w:t>(4) 學生表現紀錄：頁面下方會列出該堂課的「學生出缺席與表現紀錄」，並標示每位學生的出席狀態（出席、請假、補課、未約課）。點開個別學生的下拉選單，可詳細檢視以下完整紀錄：</w:t>
       </w:r>
     </w:p>
     <w:p>
@@ -5679,13 +5381,7 @@
         <w:rPr>
           <w:rFonts w:eastAsia="微軟正黑體"/>
         </w:rPr>
-        <w:t xml:space="preserve">a. </w:t>
-      </w:r>
-      <w:r>
-        <w:rPr>
-          <w:rFonts w:eastAsia="微軟正黑體"/>
-        </w:rPr>
-        <w:t>教師評語：老師對學生當日表現的文字回饋。</w:t>
+        <w:t>a. 教師評語：老師對學生當日表現的文字回饋。</w:t>
       </w:r>
     </w:p>
     <w:p>
@@ -5697,13 +5393,7 @@
         <w:rPr>
           <w:rFonts w:eastAsia="微軟正黑體"/>
         </w:rPr>
-        <w:t xml:space="preserve">b. </w:t>
-      </w:r>
-      <w:r>
-        <w:rPr>
-          <w:rFonts w:eastAsia="微軟正黑體"/>
-        </w:rPr>
-        <w:t>能力評估：以雷達圖與分數呈現學生在各項指標的學習狀況。</w:t>
+        <w:t>b. 能力評估：以雷達圖與分數呈現學生在各項指標的學習狀況。</w:t>
       </w:r>
     </w:p>
     <w:p>
@@ -5715,13 +5405,7 @@
         <w:rPr>
           <w:rFonts w:eastAsia="微軟正黑體"/>
         </w:rPr>
-        <w:t xml:space="preserve">c. </w:t>
-      </w:r>
-      <w:r>
-        <w:rPr>
-          <w:rFonts w:eastAsia="微軟正黑體"/>
-        </w:rPr>
-        <w:t>獲得點數與備註：學生當日獲得的獎勵點數及額外備註事項。</w:t>
+        <w:t>c. 獲得點數與備註：學生當日獲得的獎勵點數及額外備註事項。</w:t>
       </w:r>
     </w:p>
     <w:p>
@@ -5733,31 +5417,19 @@
         <w:rPr>
           <w:rFonts w:eastAsia="微軟正黑體"/>
         </w:rPr>
-        <w:t xml:space="preserve">d. </w:t>
-      </w:r>
-      <w:r>
-        <w:rPr>
-          <w:rFonts w:eastAsia="微軟正黑體"/>
-        </w:rPr>
-        <w:t>上課照片：課堂中拍攝並上傳的活動紀錄照片。</w:t>
-      </w:r>
-    </w:p>
-    <w:p>
-      <w:pPr>
-        <w:spacing w:after="100" w:line="290" w:lineRule="auto"/>
-        <w:ind w:left="1140" w:hanging="480"/>
-      </w:pPr>
-      <w:r>
-        <w:rPr>
-          <w:rFonts w:eastAsia="微軟正黑體"/>
-        </w:rPr>
-        <w:t xml:space="preserve">(5) </w:t>
-      </w:r>
-      <w:r>
-        <w:rPr>
-          <w:rFonts w:eastAsia="微軟正黑體"/>
-        </w:rPr>
-        <w:t>查看完畢後，點擊左上角「返回日誌列表」即可回到日誌列表。</w:t>
+        <w:t>d. 上課照片：課堂中拍攝並上傳的活動紀錄照片。</w:t>
+      </w:r>
+    </w:p>
+    <w:p>
+      <w:pPr>
+        <w:spacing w:after="100" w:line="290" w:lineRule="auto"/>
+        <w:ind w:left="1140" w:hanging="480"/>
+      </w:pPr>
+      <w:r>
+        <w:rPr>
+          <w:rFonts w:eastAsia="微軟正黑體"/>
+        </w:rPr>
+        <w:t>(5) 查看完畢後，點擊左上角「返回日誌列表」即可回到日誌列表。</w:t>
       </w:r>
     </w:p>
     <w:p>
@@ -5765,21 +5437,10 @@
         <w:pStyle w:val="1"/>
         <w:pageBreakBefore/>
       </w:pPr>
-      <w:bookmarkStart w:id="18" w:name="_Toc242826349"/>
-      <w:r>
-        <w:t>五、</w:t>
-      </w:r>
-      <w:r>
-        <w:t xml:space="preserve"> </w:t>
-      </w:r>
-      <w:r>
-        <w:t>課程管理（課程資訊</w:t>
-      </w:r>
-      <w:r>
-        <w:t xml:space="preserve"> / </w:t>
-      </w:r>
-      <w:r>
-        <w:t>課程管理）</w:t>
+      <w:bookmarkStart w:id="18" w:name="_Toc242891947"/>
+      <w:r>
+        <w:lastRenderedPageBreak/>
+        <w:t>五、 課程管理（課程資訊 / 課程管理）</w:t>
       </w:r>
       <w:bookmarkEnd w:id="18"/>
     </w:p>
@@ -5799,18 +5460,9 @@
       <w:pPr>
         <w:pStyle w:val="2"/>
       </w:pPr>
-      <w:bookmarkStart w:id="19" w:name="_Toc242826350"/>
-      <w:r>
-        <w:t>(</w:t>
-      </w:r>
-      <w:r>
-        <w:t>一</w:t>
-      </w:r>
-      <w:r>
-        <w:t xml:space="preserve">) </w:t>
-      </w:r>
-      <w:r>
-        <w:t>新增課程</w:t>
+      <w:bookmarkStart w:id="19" w:name="_Toc242891948"/>
+      <w:r>
+        <w:t>(一) 新增課程</w:t>
       </w:r>
       <w:bookmarkEnd w:id="19"/>
     </w:p>
@@ -5835,25 +5487,71 @@
         <w:rPr>
           <w:rFonts w:eastAsia="微軟正黑體"/>
         </w:rPr>
+        <w:t>(1) 點擊頁面右上角的黃色「＋ 新增課程」按鈕，即可開啟新增課程的表單視窗。</w:t>
+      </w:r>
+    </w:p>
+    <w:p>
+      <w:pPr>
+        <w:spacing w:after="100" w:line="290" w:lineRule="auto"/>
+        <w:ind w:left="1140" w:hanging="480"/>
+      </w:pPr>
+      <w:r>
+        <w:rPr>
+          <w:rFonts w:eastAsia="微軟正黑體"/>
+        </w:rPr>
+        <w:t>(2) 表單中標註星號（＊）者為必須填寫的項目：課程名稱、課程描述、狀態（開課／停課）與適合年齡（請輸入數字，例如 7-10）。</w:t>
+      </w:r>
+    </w:p>
+    <w:p>
+      <w:pPr>
+        <w:spacing w:after="100" w:line="290" w:lineRule="auto"/>
+        <w:ind w:left="1140" w:hanging="480"/>
+      </w:pPr>
+      <w:r>
+        <w:rPr>
+          <w:rFonts w:eastAsia="微軟正黑體"/>
+        </w:rPr>
+        <w:t>(3) 確認所有資料填寫無誤後，點擊視窗右下角的「新增」按鈕，即可完成新課程的資料建檔。新增的課程會立即出現在「新增班級」的課程選單中。</w:t>
+      </w:r>
+    </w:p>
+    <w:p>
+      <w:pPr>
+        <w:pStyle w:val="2"/>
+      </w:pPr>
+      <w:bookmarkStart w:id="20" w:name="_Toc242891949"/>
+      <w:r>
+        <w:t>(二) 編輯課程</w:t>
+      </w:r>
+      <w:bookmarkEnd w:id="20"/>
+    </w:p>
+    <w:p>
+      <w:pPr>
+        <w:spacing w:after="100" w:line="290" w:lineRule="auto"/>
+        <w:ind w:left="480"/>
+      </w:pPr>
+      <w:r>
+        <w:rPr>
+          <w:rFonts w:eastAsia="微軟正黑體"/>
+        </w:rPr>
+        <w:t>修改現有課程的介紹說明、狀態或適合年齡等資訊。</w:t>
+      </w:r>
+    </w:p>
+    <w:p>
+      <w:pPr>
+        <w:spacing w:after="100" w:line="290" w:lineRule="auto"/>
+        <w:ind w:left="1140" w:hanging="480"/>
+      </w:pPr>
+      <w:r>
+        <w:rPr>
+          <w:rFonts w:eastAsia="微軟正黑體"/>
+        </w:rPr>
         <w:t xml:space="preserve">(1) </w:t>
       </w:r>
       <w:r>
         <w:rPr>
           <w:rFonts w:eastAsia="微軟正黑體"/>
         </w:rPr>
-        <w:t>點擊頁面右上角的黃色「＋</w:t>
-      </w:r>
-      <w:r>
-        <w:rPr>
-          <w:rFonts w:eastAsia="微軟正黑體"/>
-        </w:rPr>
-        <w:t xml:space="preserve"> </w:t>
-      </w:r>
-      <w:r>
-        <w:rPr>
-          <w:rFonts w:eastAsia="微軟正黑體"/>
-        </w:rPr>
-        <w:t>新增課程」按鈕，即可開啟新增課程的表單視窗。</w:t>
+        <w:t>在課程管理列表中找到欲修改的課程資料卡片。</w:t>
       </w:r>
     </w:p>
     <w:p>
@@ -5871,19 +5569,7 @@
         <w:rPr>
           <w:rFonts w:eastAsia="微軟正黑體"/>
         </w:rPr>
-        <w:t>表單中標註星號（＊）者為必須填寫的項目：課程名稱、課程描述、狀態（開課／停課）與適合年齡（請輸入數字，例如</w:t>
-      </w:r>
-      <w:r>
-        <w:rPr>
-          <w:rFonts w:eastAsia="微軟正黑體"/>
-        </w:rPr>
-        <w:t xml:space="preserve"> 7-10</w:t>
-      </w:r>
-      <w:r>
-        <w:rPr>
-          <w:rFonts w:eastAsia="微軟正黑體"/>
-        </w:rPr>
-        <w:t>）。</w:t>
+        <w:t>點擊卡片右上方的「編輯圖示」，即可開啟「編輯課程」視窗進行資料的編輯與更新。</w:t>
       </w:r>
     </w:p>
     <w:p>
@@ -5901,86 +5587,19 @@
         <w:rPr>
           <w:rFonts w:eastAsia="微軟正黑體"/>
         </w:rPr>
-        <w:t>確認所有資料填寫無誤後，點擊視窗右下角的「新增」按鈕，即可完成新課程的資料建檔。新增的課程會立即出現在「新增班級」的課程選單中。</w:t>
-      </w:r>
-    </w:p>
-    <w:p>
-      <w:pPr>
-        <w:pStyle w:val="2"/>
-      </w:pPr>
-      <w:bookmarkStart w:id="20" w:name="_Toc242826351"/>
-      <w:r>
-        <w:t>(</w:t>
-      </w:r>
-      <w:r>
-        <w:t>二</w:t>
-      </w:r>
-      <w:r>
-        <w:t xml:space="preserve">) </w:t>
-      </w:r>
-      <w:r>
-        <w:t>編輯課程</w:t>
-      </w:r>
-      <w:bookmarkEnd w:id="20"/>
-    </w:p>
-    <w:p>
-      <w:pPr>
-        <w:spacing w:after="100" w:line="290" w:lineRule="auto"/>
-        <w:ind w:left="480"/>
-      </w:pPr>
-      <w:r>
-        <w:rPr>
-          <w:rFonts w:eastAsia="微軟正黑體"/>
-        </w:rPr>
-        <w:t>修改現有課程的介紹說明、狀態或適合年齡等資訊。</w:t>
-      </w:r>
-    </w:p>
-    <w:p>
-      <w:pPr>
-        <w:spacing w:after="100" w:line="290" w:lineRule="auto"/>
-        <w:ind w:left="1140" w:hanging="480"/>
-      </w:pPr>
-      <w:r>
-        <w:rPr>
-          <w:rFonts w:eastAsia="微軟正黑體"/>
-        </w:rPr>
-        <w:t xml:space="preserve">(1) </w:t>
-      </w:r>
-      <w:r>
-        <w:rPr>
-          <w:rFonts w:eastAsia="微軟正黑體"/>
-        </w:rPr>
-        <w:t>在課程管理列表中找到欲修改的課程資料卡片。</w:t>
-      </w:r>
-    </w:p>
-    <w:p>
-      <w:pPr>
-        <w:spacing w:after="100" w:line="290" w:lineRule="auto"/>
-        <w:ind w:left="1140" w:hanging="480"/>
-      </w:pPr>
-      <w:r>
-        <w:rPr>
-          <w:rFonts w:eastAsia="微軟正黑體"/>
-        </w:rPr>
-        <w:t xml:space="preserve">(2) </w:t>
-      </w:r>
-      <w:r>
-        <w:rPr>
-          <w:rFonts w:eastAsia="微軟正黑體"/>
-        </w:rPr>
-        <w:t>點擊卡片右上方的「編輯圖示」，即可開啟「編輯課程」視窗進行資料的編輯與更新。</w:t>
-      </w:r>
-    </w:p>
-    <w:p>
-      <w:pPr>
-        <w:spacing w:after="100" w:line="290" w:lineRule="auto"/>
-        <w:ind w:left="1140" w:hanging="480"/>
-      </w:pPr>
-      <w:r>
-        <w:rPr>
-          <w:rFonts w:eastAsia="微軟正黑體"/>
-        </w:rPr>
-        <w:t xml:space="preserve">(3) </w:t>
+        <w:t>課程狀態設為「停課」時，該課程底下所有班級都會停止產生日誌，班級管理的狀態欄會顯示「課程停課」；若只要停開其中一個班級，請改至「班級管理」編輯該班級的班級狀態。</w:t>
+      </w:r>
+    </w:p>
+    <w:p>
+      <w:pPr>
+        <w:spacing w:after="100" w:line="290" w:lineRule="auto"/>
+        <w:ind w:left="1140" w:hanging="480"/>
+      </w:pPr>
+      <w:r>
+        <w:rPr>
+          <w:rFonts w:eastAsia="微軟正黑體"/>
+        </w:rPr>
+        <w:t xml:space="preserve">(4) </w:t>
       </w:r>
       <w:r>
         <w:rPr>
@@ -5994,21 +5613,10 @@
         <w:pStyle w:val="1"/>
         <w:pageBreakBefore/>
       </w:pPr>
-      <w:bookmarkStart w:id="21" w:name="_Toc242826352"/>
-      <w:r>
-        <w:t>六、</w:t>
-      </w:r>
-      <w:r>
-        <w:t xml:space="preserve"> </w:t>
-      </w:r>
-      <w:r>
-        <w:t>班級管理（課程資訊</w:t>
-      </w:r>
-      <w:r>
-        <w:t xml:space="preserve"> / </w:t>
-      </w:r>
-      <w:r>
-        <w:t>班級管理）</w:t>
+      <w:bookmarkStart w:id="21" w:name="_Toc242891950"/>
+      <w:r>
+        <w:lastRenderedPageBreak/>
+        <w:t>六、 班級管理（課程資訊 / 班級管理）</w:t>
       </w:r>
       <w:bookmarkEnd w:id="21"/>
     </w:p>
@@ -6028,18 +5636,9 @@
       <w:pPr>
         <w:pStyle w:val="2"/>
       </w:pPr>
-      <w:bookmarkStart w:id="22" w:name="_Toc242826353"/>
-      <w:r>
-        <w:t>(</w:t>
-      </w:r>
-      <w:r>
-        <w:t>一</w:t>
-      </w:r>
-      <w:r>
-        <w:t xml:space="preserve">) </w:t>
-      </w:r>
-      <w:r>
-        <w:t>新增班級</w:t>
+      <w:bookmarkStart w:id="22" w:name="_Toc242891951"/>
+      <w:r>
+        <w:t>(一) 新增班級</w:t>
       </w:r>
       <w:bookmarkEnd w:id="22"/>
     </w:p>
@@ -6088,7 +5687,7 @@
         <w:rPr>
           <w:rFonts w:eastAsia="微軟正黑體"/>
         </w:rPr>
-        <w:t>下拉選擇該班級的課程、老師、教室、狀態，並點選對應的上課星期，最後設定開始時間與結束時間。</w:t>
+        <w:t>下拉選擇該班級的課程、老師、教室與班級狀態（預設為開課），並點選對應的上課星期，最後設定開始時間與結束時間。老師選單不會列出已離職的老師。</w:t>
       </w:r>
     </w:p>
     <w:p>
@@ -6106,6 +5705,24 @@
         <w:rPr>
           <w:rFonts w:eastAsia="微軟正黑體"/>
         </w:rPr>
+        <w:t>開課日期：設定該班級第一堂課的日期（預設為今天）。此日期以前不會產生日誌，可避免新班級出現大量未填寫的日誌。</w:t>
+      </w:r>
+    </w:p>
+    <w:p>
+      <w:pPr>
+        <w:spacing w:after="100" w:line="290" w:lineRule="auto"/>
+        <w:ind w:left="1140" w:hanging="480"/>
+      </w:pPr>
+      <w:r>
+        <w:rPr>
+          <w:rFonts w:eastAsia="微軟正黑體"/>
+        </w:rPr>
+        <w:t xml:space="preserve">(4) </w:t>
+      </w:r>
+      <w:r>
+        <w:rPr>
+          <w:rFonts w:eastAsia="微軟正黑體"/>
+        </w:rPr>
         <w:t>教室選單的內容來自「系統設定</w:t>
       </w:r>
       <w:r>
@@ -6130,33 +5747,295 @@
         <w:rPr>
           <w:rFonts w:eastAsia="微軟正黑體"/>
         </w:rPr>
+        <w:t xml:space="preserve">(5) </w:t>
+      </w:r>
+      <w:r>
+        <w:rPr>
+          <w:rFonts w:eastAsia="微軟正黑體"/>
+        </w:rPr>
+        <w:t>確認資料無誤後，點擊右下角的「儲存」按鈕即可完成班級建檔。</w:t>
+      </w:r>
+    </w:p>
+    <w:p>
+      <w:pPr>
+        <w:spacing w:after="100" w:line="290" w:lineRule="auto"/>
+        <w:ind w:left="1140" w:hanging="480"/>
+      </w:pPr>
+      <w:r>
+        <w:rPr>
+          <w:rFonts w:eastAsia="微軟正黑體"/>
+        </w:rPr>
+        <w:t xml:space="preserve">(6) </w:t>
+      </w:r>
+      <w:r>
+        <w:rPr>
+          <w:rFonts w:eastAsia="微軟正黑體"/>
+        </w:rPr>
+        <w:t>班級清單依星期一至星期日、上課時間排列，時段下方會顯示開課日期；狀態欄顯示「開課」、「停課」，或「課程停課」（所屬課程已停課）。</w:t>
+      </w:r>
+    </w:p>
+    <w:p>
+      <w:pPr>
+        <w:pStyle w:val="2"/>
+      </w:pPr>
+      <w:bookmarkStart w:id="23" w:name="_Toc242891952"/>
+      <w:r>
+        <w:t>(二) 學生名單</w:t>
+      </w:r>
+      <w:bookmarkEnd w:id="23"/>
+    </w:p>
+    <w:p>
+      <w:pPr>
+        <w:spacing w:after="100" w:line="290" w:lineRule="auto"/>
+        <w:ind w:left="480"/>
+      </w:pPr>
+      <w:r>
+        <w:rPr>
+          <w:rFonts w:eastAsia="微軟正黑體"/>
+        </w:rPr>
+        <w:t>提供快速檢視班級內所有學生名單的功能。</w:t>
+      </w:r>
+    </w:p>
+    <w:p>
+      <w:pPr>
+        <w:spacing w:after="100" w:line="290" w:lineRule="auto"/>
+        <w:ind w:left="1140" w:hanging="480"/>
+      </w:pPr>
+      <w:r>
+        <w:rPr>
+          <w:rFonts w:eastAsia="微軟正黑體"/>
+        </w:rPr>
+        <w:t xml:space="preserve">(1) </w:t>
+      </w:r>
+      <w:r>
+        <w:rPr>
+          <w:rFonts w:eastAsia="微軟正黑體"/>
+        </w:rPr>
+        <w:t>在班級清單最右側的「功能」欄位中，點擊最左邊的「學生名單」。</w:t>
+      </w:r>
+    </w:p>
+    <w:p>
+      <w:pPr>
+        <w:spacing w:after="100" w:line="290" w:lineRule="auto"/>
+        <w:ind w:left="1140" w:hanging="480"/>
+      </w:pPr>
+      <w:r>
+        <w:rPr>
+          <w:rFonts w:eastAsia="微軟正黑體"/>
+        </w:rPr>
+        <w:t xml:space="preserve">(2) </w:t>
+      </w:r>
+      <w:r>
+        <w:rPr>
+          <w:rFonts w:eastAsia="微軟正黑體"/>
+        </w:rPr>
+        <w:t>點擊後會彈出專屬該班級的「學生名單」視窗，上方會顯示老師、教室與上課星期及時間，下方則完整條列該班級目前的已加入學生名單。</w:t>
+      </w:r>
+    </w:p>
+    <w:p>
+      <w:pPr>
+        <w:spacing w:after="100" w:line="290" w:lineRule="auto"/>
+        <w:ind w:left="1140" w:hanging="480"/>
+      </w:pPr>
+      <w:r>
+        <w:rPr>
+          <w:rFonts w:eastAsia="微軟正黑體"/>
+        </w:rPr>
+        <w:t xml:space="preserve">(3) </w:t>
+      </w:r>
+      <w:r>
+        <w:rPr>
+          <w:rFonts w:eastAsia="微軟正黑體"/>
+        </w:rPr>
+        <w:t>若有學生加錯班級，可點擊該學生右側的「移除」按鈕並確認，即可將其從班級移除。</w:t>
+      </w:r>
+    </w:p>
+    <w:p>
+      <w:pPr>
+        <w:pStyle w:val="2"/>
+      </w:pPr>
+      <w:bookmarkStart w:id="24" w:name="_Toc242891953"/>
+      <w:r>
+        <w:lastRenderedPageBreak/>
+        <w:t>(三) 加入學生</w:t>
+      </w:r>
+      <w:bookmarkEnd w:id="24"/>
+    </w:p>
+    <w:p>
+      <w:pPr>
+        <w:spacing w:after="100" w:line="290" w:lineRule="auto"/>
+        <w:ind w:left="480"/>
+      </w:pPr>
+      <w:r>
+        <w:rPr>
+          <w:rFonts w:eastAsia="微軟正黑體"/>
+        </w:rPr>
+        <w:t>將特定學生加入至該班級，或調整班級名單。</w:t>
+      </w:r>
+    </w:p>
+    <w:p>
+      <w:pPr>
+        <w:spacing w:after="100" w:line="290" w:lineRule="auto"/>
+        <w:ind w:left="1140" w:hanging="480"/>
+      </w:pPr>
+      <w:r>
+        <w:rPr>
+          <w:rFonts w:eastAsia="微軟正黑體"/>
+        </w:rPr>
+        <w:t>(1) 在班級清單的「功能」欄位中，點擊左二的「加入學生」按鈕。</w:t>
+      </w:r>
+    </w:p>
+    <w:p>
+      <w:pPr>
+        <w:spacing w:after="100" w:line="290" w:lineRule="auto"/>
+        <w:ind w:left="1140" w:hanging="480"/>
+      </w:pPr>
+      <w:r>
+        <w:rPr>
+          <w:rFonts w:eastAsia="微軟正黑體"/>
+        </w:rPr>
+        <w:t>(2) 可於上方搜尋列輸入學生姓名或學校進行尋找，或在下方清單勾選欲加入的學生；若需一次加入多位，也可點擊右上角的「全選」。</w:t>
+      </w:r>
+    </w:p>
+    <w:p>
+      <w:pPr>
+        <w:spacing w:after="100" w:line="290" w:lineRule="auto"/>
+        <w:ind w:left="1140" w:hanging="480"/>
+      </w:pPr>
+      <w:r>
+        <w:rPr>
+          <w:rFonts w:eastAsia="微軟正黑體"/>
+        </w:rPr>
+        <w:t>(3) 已在班級內的學生會預設為勾選；取消勾選即代表要將該學生移出班級。</w:t>
+      </w:r>
+    </w:p>
+    <w:p>
+      <w:pPr>
+        <w:spacing w:after="100" w:line="290" w:lineRule="auto"/>
+        <w:ind w:left="1140" w:hanging="480"/>
+      </w:pPr>
+      <w:r>
+        <w:rPr>
+          <w:rFonts w:eastAsia="微軟正黑體"/>
+        </w:rPr>
+        <w:t>(4) 一位學生同時只會在一個班級：勾選已在其他班級的學生並儲存後，該生會轉入此班級並自動離開原班級，儲存後的訊息會提示有幾位學生由原班級轉入。</w:t>
+      </w:r>
+    </w:p>
+    <w:p>
+      <w:pPr>
+        <w:spacing w:after="100" w:line="290" w:lineRule="auto"/>
+        <w:ind w:left="1140" w:hanging="480"/>
+      </w:pPr>
+      <w:r>
+        <w:rPr>
+          <w:rFonts w:eastAsia="微軟正黑體"/>
+        </w:rPr>
+        <w:t>(5) 視窗下方會顯示本次變更（新增幾位、移出幾位），確認後點擊「儲存變更」；若有學生被移出，系統會再次請您確認。</w:t>
+      </w:r>
+    </w:p>
+    <w:p>
+      <w:pPr>
+        <w:pStyle w:val="2"/>
+      </w:pPr>
+      <w:bookmarkStart w:id="25" w:name="_Toc242891954"/>
+      <w:r>
+        <w:t>(四) 編輯班級</w:t>
+      </w:r>
+      <w:bookmarkEnd w:id="25"/>
+    </w:p>
+    <w:p>
+      <w:pPr>
+        <w:spacing w:after="100" w:line="290" w:lineRule="auto"/>
+        <w:ind w:left="480"/>
+      </w:pPr>
+      <w:r>
+        <w:rPr>
+          <w:rFonts w:eastAsia="微軟正黑體"/>
+        </w:rPr>
+        <w:t>需修改現有班級的開課資訊或上課時段。</w:t>
+      </w:r>
+    </w:p>
+    <w:p>
+      <w:pPr>
+        <w:spacing w:after="100" w:line="290" w:lineRule="auto"/>
+        <w:ind w:left="1140" w:hanging="480"/>
+      </w:pPr>
+      <w:r>
+        <w:rPr>
+          <w:rFonts w:eastAsia="微軟正黑體"/>
+        </w:rPr>
+        <w:t xml:space="preserve">(1) </w:t>
+      </w:r>
+      <w:r>
+        <w:rPr>
+          <w:rFonts w:eastAsia="微軟正黑體"/>
+        </w:rPr>
+        <w:t>在班級清單的「功能」欄位中，點擊右二的「編輯」按鈕。</w:t>
+      </w:r>
+    </w:p>
+    <w:p>
+      <w:pPr>
+        <w:spacing w:after="100" w:line="290" w:lineRule="auto"/>
+        <w:ind w:left="1140" w:hanging="480"/>
+      </w:pPr>
+      <w:r>
+        <w:rPr>
+          <w:rFonts w:eastAsia="微軟正黑體"/>
+        </w:rPr>
+        <w:t xml:space="preserve">(2) </w:t>
+      </w:r>
+      <w:r>
+        <w:rPr>
+          <w:rFonts w:eastAsia="微軟正黑體"/>
+        </w:rPr>
+        <w:t>在彈出的「編輯班級」視窗內修改所需調整的欄位，包含開課日期與班級狀態。</w:t>
+      </w:r>
+    </w:p>
+    <w:p>
+      <w:pPr>
+        <w:spacing w:after="100" w:line="290" w:lineRule="auto"/>
+        <w:ind w:left="1140" w:hanging="480"/>
+      </w:pPr>
+      <w:r>
+        <w:rPr>
+          <w:rFonts w:eastAsia="微軟正黑體"/>
+        </w:rPr>
+        <w:t xml:space="preserve">(3) </w:t>
+      </w:r>
+      <w:r>
+        <w:rPr>
+          <w:rFonts w:eastAsia="微軟正黑體"/>
+        </w:rPr>
+        <w:t>班級狀態只會影響這一個班級，不會改變同一課程的其他班級；設為「停課」後，此班級不再產生日誌。</w:t>
+      </w:r>
+    </w:p>
+    <w:p>
+      <w:pPr>
+        <w:spacing w:after="100" w:line="290" w:lineRule="auto"/>
+        <w:ind w:left="1140" w:hanging="480"/>
+      </w:pPr>
+      <w:r>
+        <w:rPr>
+          <w:rFonts w:eastAsia="微軟正黑體"/>
+        </w:rPr>
         <w:t xml:space="preserve">(4) </w:t>
       </w:r>
       <w:r>
         <w:rPr>
           <w:rFonts w:eastAsia="微軟正黑體"/>
         </w:rPr>
-        <w:t>確認資料無誤後，點擊右下角的「儲存」按鈕即可完成班級建檔。</w:t>
+        <w:t>編輯完成後，點擊右下角的「儲存」按鈕即可完成資料更新。</w:t>
       </w:r>
     </w:p>
     <w:p>
       <w:pPr>
         <w:pStyle w:val="2"/>
       </w:pPr>
-      <w:bookmarkStart w:id="23" w:name="_Toc242826354"/>
-      <w:r>
-        <w:t>(</w:t>
-      </w:r>
-      <w:r>
-        <w:t>二</w:t>
-      </w:r>
-      <w:r>
-        <w:t xml:space="preserve">) </w:t>
-      </w:r>
-      <w:r>
-        <w:t>學生名單</w:t>
-      </w:r>
-      <w:bookmarkEnd w:id="23"/>
+      <w:bookmarkStart w:id="26" w:name="_Toc242891955"/>
+      <w:r>
+        <w:t>(五) 刪除班級與垃圾桶</w:t>
+      </w:r>
+      <w:bookmarkEnd w:id="26"/>
     </w:p>
     <w:p>
       <w:pPr>
@@ -6167,7 +6046,7 @@
         <w:rPr>
           <w:rFonts w:eastAsia="微軟正黑體"/>
         </w:rPr>
-        <w:t>提供快速檢視班級內所有學生名單的功能。</w:t>
+        <w:t>需移除建立錯誤或已停開的班級。</w:t>
       </w:r>
     </w:p>
     <w:p>
@@ -6185,309 +6064,19 @@
         <w:rPr>
           <w:rFonts w:eastAsia="微軟正黑體"/>
         </w:rPr>
-        <w:t>在班級清單最右側的「功能」欄位中，點擊最左邊的「學生名單」。</w:t>
-      </w:r>
-    </w:p>
-    <w:p>
-      <w:pPr>
-        <w:spacing w:after="100" w:line="290" w:lineRule="auto"/>
-        <w:ind w:left="1140" w:hanging="480"/>
-      </w:pPr>
-      <w:r>
-        <w:rPr>
-          <w:rFonts w:eastAsia="微軟正黑體"/>
-        </w:rPr>
-        <w:t xml:space="preserve">(2) </w:t>
-      </w:r>
-      <w:r>
-        <w:rPr>
-          <w:rFonts w:eastAsia="微軟正黑體"/>
-        </w:rPr>
-        <w:t>點擊後會彈出專屬該班級的「學生名單」視窗，上方會顯示老師、教室與時間，下方則完整條列該班級目前的已加入學生名單。</w:t>
-      </w:r>
-    </w:p>
-    <w:p>
-      <w:pPr>
-        <w:spacing w:after="100" w:line="290" w:lineRule="auto"/>
-        <w:ind w:left="1140" w:hanging="480"/>
-      </w:pPr>
-      <w:r>
-        <w:rPr>
-          <w:rFonts w:eastAsia="微軟正黑體"/>
-        </w:rPr>
-        <w:t xml:space="preserve">(3) </w:t>
-      </w:r>
-      <w:r>
-        <w:rPr>
-          <w:rFonts w:eastAsia="微軟正黑體"/>
-        </w:rPr>
-        <w:t>若有學生加錯班級，可點擊該學生右側的「移除」按鈕並確認，即可將其從班級移除。</w:t>
-      </w:r>
-    </w:p>
-    <w:p>
-      <w:pPr>
-        <w:pStyle w:val="2"/>
-      </w:pPr>
-      <w:bookmarkStart w:id="24" w:name="_Toc242826355"/>
-      <w:r>
-        <w:t>(</w:t>
-      </w:r>
-      <w:r>
-        <w:t>三</w:t>
-      </w:r>
-      <w:r>
-        <w:t xml:space="preserve">) </w:t>
-      </w:r>
-      <w:r>
-        <w:t>加入學生</w:t>
-      </w:r>
-      <w:bookmarkEnd w:id="24"/>
-    </w:p>
-    <w:p>
-      <w:pPr>
-        <w:spacing w:after="100" w:line="290" w:lineRule="auto"/>
-        <w:ind w:left="480"/>
-      </w:pPr>
-      <w:r>
-        <w:rPr>
-          <w:rFonts w:eastAsia="微軟正黑體"/>
-        </w:rPr>
-        <w:t>將特定學生加入至該班級，或調整班級名單。</w:t>
-      </w:r>
-    </w:p>
-    <w:p>
-      <w:pPr>
-        <w:spacing w:after="100" w:line="290" w:lineRule="auto"/>
-        <w:ind w:left="1140" w:hanging="480"/>
-      </w:pPr>
-      <w:r>
-        <w:rPr>
-          <w:rFonts w:eastAsia="微軟正黑體"/>
-        </w:rPr>
-        <w:t xml:space="preserve">(1) </w:t>
-      </w:r>
-      <w:r>
-        <w:rPr>
-          <w:rFonts w:eastAsia="微軟正黑體"/>
-        </w:rPr>
-        <w:t>在班級清單的「功能」欄位中，點擊左二的「加入學生」按鈕。</w:t>
-      </w:r>
-    </w:p>
-    <w:p>
-      <w:pPr>
-        <w:spacing w:after="100" w:line="290" w:lineRule="auto"/>
-        <w:ind w:left="1140" w:hanging="480"/>
-      </w:pPr>
-      <w:r>
-        <w:rPr>
-          <w:rFonts w:eastAsia="微軟正黑體"/>
-        </w:rPr>
-        <w:t xml:space="preserve">(2) </w:t>
-      </w:r>
-      <w:r>
-        <w:rPr>
-          <w:rFonts w:eastAsia="微軟正黑體"/>
-        </w:rPr>
-        <w:t>可於上方搜尋列輸入學生姓名或學校進行尋找，或在下方清單勾選欲加入的學生；若需一次加入多位，也可點擊右上角的「全選」。</w:t>
-      </w:r>
-    </w:p>
-    <w:p>
-      <w:pPr>
-        <w:spacing w:after="100" w:line="290" w:lineRule="auto"/>
-        <w:ind w:left="1140" w:hanging="480"/>
-      </w:pPr>
-      <w:r>
-        <w:rPr>
-          <w:rFonts w:eastAsia="微軟正黑體"/>
-        </w:rPr>
-        <w:t xml:space="preserve">(3) </w:t>
-      </w:r>
-      <w:r>
-        <w:rPr>
-          <w:rFonts w:eastAsia="微軟正黑體"/>
-        </w:rPr>
-        <w:t>已在班級內的學生會預設為勾選；取消勾選即代表要將該學生移出班級。</w:t>
-      </w:r>
-    </w:p>
-    <w:p>
-      <w:pPr>
-        <w:spacing w:after="100" w:line="290" w:lineRule="auto"/>
-        <w:ind w:left="1140" w:hanging="480"/>
-      </w:pPr>
-      <w:r>
-        <w:rPr>
-          <w:rFonts w:eastAsia="微軟正黑體"/>
-        </w:rPr>
-        <w:t xml:space="preserve">(4) </w:t>
-      </w:r>
-      <w:r>
-        <w:rPr>
-          <w:rFonts w:eastAsia="微軟正黑體"/>
-        </w:rPr>
-        <w:t>一位學生同時只會在一個班級：勾選已在其他班級的學生並儲存後，該生會轉入此班級並自動離開原班級，儲存後的訊息會提示有幾位學生由原班級轉入。</w:t>
-      </w:r>
-    </w:p>
-    <w:p>
-      <w:pPr>
-        <w:spacing w:after="100" w:line="290" w:lineRule="auto"/>
-        <w:ind w:left="1140" w:hanging="480"/>
-      </w:pPr>
-      <w:r>
-        <w:rPr>
-          <w:rFonts w:eastAsia="微軟正黑體"/>
-        </w:rPr>
-        <w:t xml:space="preserve">(5) </w:t>
-      </w:r>
-      <w:r>
-        <w:rPr>
-          <w:rFonts w:eastAsia="微軟正黑體"/>
-        </w:rPr>
-        <w:t>視窗下方會顯示本次變更（新增幾位、移出幾位），確認後點擊「儲存變更」；若有學生被移出，系統會再次請您確認。</w:t>
-      </w:r>
-    </w:p>
-    <w:p>
-      <w:pPr>
-        <w:pStyle w:val="2"/>
-      </w:pPr>
-      <w:bookmarkStart w:id="25" w:name="_Toc242826356"/>
-      <w:r>
-        <w:t>(</w:t>
-      </w:r>
-      <w:r>
-        <w:t>四</w:t>
-      </w:r>
-      <w:r>
-        <w:t xml:space="preserve">) </w:t>
-      </w:r>
-      <w:r>
-        <w:t>編輯班級</w:t>
-      </w:r>
-      <w:bookmarkEnd w:id="25"/>
-    </w:p>
-    <w:p>
-      <w:pPr>
-        <w:spacing w:after="100" w:line="290" w:lineRule="auto"/>
-        <w:ind w:left="480"/>
-      </w:pPr>
-      <w:r>
-        <w:rPr>
-          <w:rFonts w:eastAsia="微軟正黑體"/>
-        </w:rPr>
-        <w:t>需修改現有班級的開課資訊或上課時段。</w:t>
-      </w:r>
-    </w:p>
-    <w:p>
-      <w:pPr>
-        <w:spacing w:after="100" w:line="290" w:lineRule="auto"/>
-        <w:ind w:left="1140" w:hanging="480"/>
-      </w:pPr>
-      <w:r>
-        <w:rPr>
-          <w:rFonts w:eastAsia="微軟正黑體"/>
-        </w:rPr>
-        <w:t xml:space="preserve">(1) </w:t>
-      </w:r>
-      <w:r>
-        <w:rPr>
-          <w:rFonts w:eastAsia="微軟正黑體"/>
-        </w:rPr>
-        <w:t>在班級清單的「功能」欄位中，點擊右二的「編輯」按鈕。</w:t>
-      </w:r>
-    </w:p>
-    <w:p>
-      <w:pPr>
-        <w:spacing w:after="100" w:line="290" w:lineRule="auto"/>
-        <w:ind w:left="1140" w:hanging="480"/>
-      </w:pPr>
-      <w:r>
-        <w:rPr>
-          <w:rFonts w:eastAsia="微軟正黑體"/>
-        </w:rPr>
-        <w:t xml:space="preserve">(2) </w:t>
-      </w:r>
-      <w:r>
-        <w:rPr>
-          <w:rFonts w:eastAsia="微軟正黑體"/>
-        </w:rPr>
-        <w:t>在彈出的「編輯班級」視窗內修改所需調整的欄位。</w:t>
-      </w:r>
-    </w:p>
-    <w:p>
-      <w:pPr>
-        <w:spacing w:after="100" w:line="290" w:lineRule="auto"/>
-        <w:ind w:left="1140" w:hanging="480"/>
-      </w:pPr>
-      <w:r>
-        <w:rPr>
-          <w:rFonts w:eastAsia="微軟正黑體"/>
-        </w:rPr>
-        <w:t xml:space="preserve">(3) </w:t>
-      </w:r>
-      <w:r>
-        <w:rPr>
-          <w:rFonts w:eastAsia="微軟正黑體"/>
-        </w:rPr>
-        <w:t>編輯完成後，點擊右下角的「儲存」按鈕即可完成資料更新。</w:t>
-      </w:r>
-    </w:p>
-    <w:p>
-      <w:pPr>
-        <w:pStyle w:val="2"/>
-      </w:pPr>
-      <w:bookmarkStart w:id="26" w:name="_Toc242826357"/>
-      <w:r>
-        <w:t>(</w:t>
-      </w:r>
-      <w:r>
-        <w:t>五</w:t>
-      </w:r>
-      <w:r>
-        <w:t xml:space="preserve">) </w:t>
-      </w:r>
-      <w:r>
-        <w:t>刪除班級與垃圾桶</w:t>
-      </w:r>
-      <w:bookmarkEnd w:id="26"/>
-    </w:p>
-    <w:p>
-      <w:pPr>
-        <w:spacing w:after="100" w:line="290" w:lineRule="auto"/>
-        <w:ind w:left="480"/>
-      </w:pPr>
-      <w:r>
-        <w:rPr>
-          <w:rFonts w:eastAsia="微軟正黑體"/>
-        </w:rPr>
-        <w:t>需移除建立錯誤或已停開的班級。</w:t>
-      </w:r>
-    </w:p>
-    <w:p>
-      <w:pPr>
-        <w:spacing w:after="100" w:line="290" w:lineRule="auto"/>
-        <w:ind w:left="1140" w:hanging="480"/>
-      </w:pPr>
-      <w:r>
-        <w:rPr>
-          <w:rFonts w:eastAsia="微軟正黑體"/>
-        </w:rPr>
-        <w:t xml:space="preserve">(1) </w:t>
-      </w:r>
-      <w:r>
-        <w:rPr>
-          <w:rFonts w:eastAsia="微軟正黑體"/>
-        </w:rPr>
-        <w:t>在班級清單的「功能」欄位中，點擊最右側的「刪除」按鈕並確認，即可將該班級刪除。</w:t>
-      </w:r>
-    </w:p>
-    <w:p>
-      <w:pPr>
-        <w:spacing w:after="100" w:line="290" w:lineRule="auto"/>
-        <w:ind w:left="1140" w:hanging="480"/>
-      </w:pPr>
-      <w:r>
-        <w:rPr>
-          <w:rFonts w:eastAsia="微軟正黑體"/>
-        </w:rPr>
+        <w:t>在班級清單的「功能」欄位中，點擊最右側的「刪除」按鈕並確認，班級會移到垃圾桶，並停止產生日誌。</w:t>
+      </w:r>
+    </w:p>
+    <w:p>
+      <w:pPr>
+        <w:spacing w:after="100" w:line="290" w:lineRule="auto"/>
+        <w:ind w:left="1140" w:hanging="480"/>
+      </w:pPr>
+      <w:r>
+        <w:rPr>
+          <w:rFonts w:eastAsia="微軟正黑體"/>
+        </w:rPr>
+        <w:lastRenderedPageBreak/>
         <w:t xml:space="preserve">(2) </w:t>
       </w:r>
       <w:r>
@@ -6532,21 +6121,10 @@
         <w:pStyle w:val="1"/>
         <w:pageBreakBefore/>
       </w:pPr>
-      <w:bookmarkStart w:id="27" w:name="_Toc242826358"/>
-      <w:r>
-        <w:t>七、</w:t>
-      </w:r>
-      <w:r>
-        <w:t xml:space="preserve"> </w:t>
-      </w:r>
-      <w:r>
-        <w:t>課表（課表排程</w:t>
-      </w:r>
-      <w:r>
-        <w:t xml:space="preserve"> / </w:t>
-      </w:r>
-      <w:r>
-        <w:t>課表）</w:t>
+      <w:bookmarkStart w:id="27" w:name="_Toc242891956"/>
+      <w:r>
+        <w:lastRenderedPageBreak/>
+        <w:t>七、 課表（課表排程 / 課表）</w:t>
       </w:r>
       <w:bookmarkEnd w:id="27"/>
     </w:p>
@@ -6566,18 +6144,9 @@
       <w:pPr>
         <w:pStyle w:val="2"/>
       </w:pPr>
-      <w:bookmarkStart w:id="28" w:name="_Toc242826359"/>
-      <w:r>
-        <w:t>(</w:t>
-      </w:r>
-      <w:r>
-        <w:t>一</w:t>
-      </w:r>
-      <w:r>
-        <w:t xml:space="preserve">) </w:t>
-      </w:r>
-      <w:r>
-        <w:t>查看全體老師課表</w:t>
+      <w:bookmarkStart w:id="28" w:name="_Toc242891957"/>
+      <w:r>
+        <w:t>(一) 查看全體老師課表</w:t>
       </w:r>
       <w:bookmarkEnd w:id="28"/>
     </w:p>
@@ -6602,13 +6171,141 @@
         <w:rPr>
           <w:rFonts w:eastAsia="微軟正黑體"/>
         </w:rPr>
+        <w:t>(1) 可透過畫面上方的日期篩選器，點擊日曆圖示選擇特定日期，以查看該日的排課狀況。</w:t>
+      </w:r>
+    </w:p>
+    <w:p>
+      <w:pPr>
+        <w:spacing w:after="100" w:line="290" w:lineRule="auto"/>
+        <w:ind w:left="1140" w:hanging="480"/>
+      </w:pPr>
+      <w:r>
+        <w:rPr>
+          <w:rFonts w:eastAsia="微軟正黑體"/>
+        </w:rPr>
+        <w:t>(2) 可直接點選日期選擇器右側的星期按鈕，即可快速切換並檢視當週該日的課表資訊；點擊「今天」可立即回到當日。</w:t>
+      </w:r>
+    </w:p>
+    <w:p>
+      <w:pPr>
+        <w:spacing w:after="100" w:line="290" w:lineRule="auto"/>
+        <w:ind w:left="1140" w:hanging="480"/>
+      </w:pPr>
+      <w:r>
+        <w:rPr>
+          <w:rFonts w:eastAsia="微軟正黑體"/>
+        </w:rPr>
+        <w:t>(3) 可點擊「全部教室」下拉選單，只顯示特定教室的排課。</w:t>
+      </w:r>
+    </w:p>
+    <w:p>
+      <w:pPr>
+        <w:pStyle w:val="2"/>
+      </w:pPr>
+      <w:bookmarkStart w:id="29" w:name="_Toc242891958"/>
+      <w:r>
+        <w:t>(二) 查看單一老師課表</w:t>
+      </w:r>
+      <w:bookmarkEnd w:id="29"/>
+    </w:p>
+    <w:p>
+      <w:pPr>
+        <w:spacing w:after="100" w:line="290" w:lineRule="auto"/>
+        <w:ind w:left="480"/>
+      </w:pPr>
+      <w:r>
+        <w:rPr>
+          <w:rFonts w:eastAsia="微軟正黑體"/>
+        </w:rPr>
+        <w:t>檢視特定教師的完整排課與授課情形。</w:t>
+      </w:r>
+    </w:p>
+    <w:p>
+      <w:pPr>
+        <w:spacing w:after="100" w:line="290" w:lineRule="auto"/>
+        <w:ind w:left="1140" w:hanging="480"/>
+      </w:pPr>
+      <w:r>
+        <w:rPr>
+          <w:rFonts w:eastAsia="微軟正黑體"/>
+        </w:rPr>
+        <w:t>(1) 點擊左上方的「全部老師」下拉選單，並選擇特定的老師姓名。</w:t>
+      </w:r>
+    </w:p>
+    <w:p>
+      <w:pPr>
+        <w:spacing w:after="100" w:line="290" w:lineRule="auto"/>
+        <w:ind w:left="1140" w:hanging="480"/>
+      </w:pPr>
+      <w:r>
+        <w:rPr>
+          <w:rFonts w:eastAsia="微軟正黑體"/>
+        </w:rPr>
+        <w:t>(2) 選擇單一老師後，課表畫面將自動切換為該名老師的「週課表」，當日的欄位會以外框標示。</w:t>
+      </w:r>
+    </w:p>
+    <w:p>
+      <w:pPr>
+        <w:spacing w:after="100" w:line="290" w:lineRule="auto"/>
+        <w:ind w:left="1140" w:hanging="480"/>
+      </w:pPr>
+      <w:r>
+        <w:rPr>
+          <w:rFonts w:eastAsia="微軟正黑體"/>
+        </w:rPr>
+        <w:t>(3) 可透過上方的日期篩選器選擇特定日期（將顯示該日起往後 7 天），或以箭頭一次切換一週，藉此查看該老師的完整週課表。</w:t>
+      </w:r>
+    </w:p>
+    <w:p>
+      <w:pPr>
+        <w:pStyle w:val="2"/>
+      </w:pPr>
+      <w:bookmarkStart w:id="30" w:name="_Toc242891959"/>
+      <w:r>
+        <w:t>(三) 課程調課設定</w:t>
+      </w:r>
+      <w:bookmarkEnd w:id="30"/>
+    </w:p>
+    <w:p>
+      <w:pPr>
+        <w:spacing w:after="100" w:line="290" w:lineRule="auto"/>
+        <w:ind w:left="480"/>
+      </w:pPr>
+      <w:r>
+        <w:rPr>
+          <w:rFonts w:eastAsia="微軟正黑體"/>
+        </w:rPr>
+        <w:t>針對臨時性的課程異動，系統提供單次調課的功能。</w:t>
+      </w:r>
+    </w:p>
+    <w:p>
+      <w:pPr>
+        <w:spacing w:after="100" w:line="290" w:lineRule="auto"/>
+        <w:ind w:left="1140" w:hanging="480"/>
+      </w:pPr>
+      <w:r>
+        <w:rPr>
+          <w:rFonts w:eastAsia="微軟正黑體"/>
+        </w:rPr>
         <w:t xml:space="preserve">(1) </w:t>
       </w:r>
       <w:r>
         <w:rPr>
           <w:rFonts w:eastAsia="微軟正黑體"/>
         </w:rPr>
-        <w:t>可透過畫面上方的日期篩選器，點擊日曆圖示選擇特定日期，以查看該日的排課狀況。</w:t>
+        <w:t>點擊頁面右上角的「＋</w:t>
+      </w:r>
+      <w:r>
+        <w:rPr>
+          <w:rFonts w:eastAsia="微軟正黑體"/>
+        </w:rPr>
+        <w:t xml:space="preserve"> </w:t>
+      </w:r>
+      <w:r>
+        <w:rPr>
+          <w:rFonts w:eastAsia="微軟正黑體"/>
+        </w:rPr>
+        <w:t>調課」按鈕，開啟調課設定的表單視窗；也可直接點擊課表上的課程方塊，系統會自動帶入該堂課。</w:t>
       </w:r>
     </w:p>
     <w:p>
@@ -6626,218 +6323,25 @@
         <w:rPr>
           <w:rFonts w:eastAsia="微軟正黑體"/>
         </w:rPr>
-        <w:t>可直接點選日期選擇器右側的星期按鈕，即可快速切換並檢視當週該日的課表資訊；點擊「今天」可立即回到當日。</w:t>
-      </w:r>
-    </w:p>
-    <w:p>
-      <w:pPr>
-        <w:spacing w:after="100" w:line="290" w:lineRule="auto"/>
-        <w:ind w:left="1140" w:hanging="480"/>
-      </w:pPr>
-      <w:r>
-        <w:rPr>
-          <w:rFonts w:eastAsia="微軟正黑體"/>
-        </w:rPr>
+        <w:t>先於「選擇要調整的課」下拉選單中指定欲異動的課程，系統會自動帶入原上課時段與最近一次的上課日期。</w:t>
+      </w:r>
+    </w:p>
+    <w:p>
+      <w:pPr>
+        <w:spacing w:after="100" w:line="290" w:lineRule="auto"/>
+        <w:ind w:left="1140" w:hanging="480"/>
+      </w:pPr>
+      <w:r>
+        <w:rPr>
+          <w:rFonts w:eastAsia="微軟正黑體"/>
+        </w:rPr>
+        <w:lastRenderedPageBreak/>
         <w:t xml:space="preserve">(3) </w:t>
       </w:r>
       <w:r>
         <w:rPr>
           <w:rFonts w:eastAsia="微軟正黑體"/>
         </w:rPr>
-        <w:t>可點擊「全部教室」下拉選單，只顯示特定教室的排課。</w:t>
-      </w:r>
-    </w:p>
-    <w:p>
-      <w:pPr>
-        <w:pStyle w:val="2"/>
-      </w:pPr>
-      <w:bookmarkStart w:id="29" w:name="_Toc242826360"/>
-      <w:r>
-        <w:t>(</w:t>
-      </w:r>
-      <w:r>
-        <w:t>二</w:t>
-      </w:r>
-      <w:r>
-        <w:t xml:space="preserve">) </w:t>
-      </w:r>
-      <w:r>
-        <w:t>查看單一老師課表</w:t>
-      </w:r>
-      <w:bookmarkEnd w:id="29"/>
-    </w:p>
-    <w:p>
-      <w:pPr>
-        <w:spacing w:after="100" w:line="290" w:lineRule="auto"/>
-        <w:ind w:left="480"/>
-      </w:pPr>
-      <w:r>
-        <w:rPr>
-          <w:rFonts w:eastAsia="微軟正黑體"/>
-        </w:rPr>
-        <w:t>檢視特定教師的完整排課與授課情形。</w:t>
-      </w:r>
-    </w:p>
-    <w:p>
-      <w:pPr>
-        <w:spacing w:after="100" w:line="290" w:lineRule="auto"/>
-        <w:ind w:left="1140" w:hanging="480"/>
-      </w:pPr>
-      <w:r>
-        <w:rPr>
-          <w:rFonts w:eastAsia="微軟正黑體"/>
-        </w:rPr>
-        <w:t xml:space="preserve">(1) </w:t>
-      </w:r>
-      <w:r>
-        <w:rPr>
-          <w:rFonts w:eastAsia="微軟正黑體"/>
-        </w:rPr>
-        <w:t>點擊左上方的「全部老師」下拉選單，並選擇特定的老師姓名。</w:t>
-      </w:r>
-    </w:p>
-    <w:p>
-      <w:pPr>
-        <w:spacing w:after="100" w:line="290" w:lineRule="auto"/>
-        <w:ind w:left="1140" w:hanging="480"/>
-      </w:pPr>
-      <w:r>
-        <w:rPr>
-          <w:rFonts w:eastAsia="微軟正黑體"/>
-        </w:rPr>
-        <w:t xml:space="preserve">(2) </w:t>
-      </w:r>
-      <w:r>
-        <w:rPr>
-          <w:rFonts w:eastAsia="微軟正黑體"/>
-        </w:rPr>
-        <w:t>選擇單一老師後，課表畫面將自動切換為該名老師的「週課表」，當日的欄位會以外框標示。</w:t>
-      </w:r>
-    </w:p>
-    <w:p>
-      <w:pPr>
-        <w:spacing w:after="100" w:line="290" w:lineRule="auto"/>
-        <w:ind w:left="1140" w:hanging="480"/>
-      </w:pPr>
-      <w:r>
-        <w:rPr>
-          <w:rFonts w:eastAsia="微軟正黑體"/>
-        </w:rPr>
-        <w:t xml:space="preserve">(3) </w:t>
-      </w:r>
-      <w:r>
-        <w:rPr>
-          <w:rFonts w:eastAsia="微軟正黑體"/>
-        </w:rPr>
-        <w:t>可透過上方的日期篩選器選擇特定日期（將顯示該日起往後</w:t>
-      </w:r>
-      <w:r>
-        <w:rPr>
-          <w:rFonts w:eastAsia="微軟正黑體"/>
-        </w:rPr>
-        <w:t xml:space="preserve"> 7 </w:t>
-      </w:r>
-      <w:r>
-        <w:rPr>
-          <w:rFonts w:eastAsia="微軟正黑體"/>
-        </w:rPr>
-        <w:t>天），或以箭頭一次切換一週，藉此查看該老師的完整週課表。</w:t>
-      </w:r>
-    </w:p>
-    <w:p>
-      <w:pPr>
-        <w:pStyle w:val="2"/>
-      </w:pPr>
-      <w:bookmarkStart w:id="30" w:name="_Toc242826361"/>
-      <w:r>
-        <w:t>(</w:t>
-      </w:r>
-      <w:r>
-        <w:t>三</w:t>
-      </w:r>
-      <w:r>
-        <w:t xml:space="preserve">) </w:t>
-      </w:r>
-      <w:r>
-        <w:t>課程調課設定</w:t>
-      </w:r>
-      <w:bookmarkEnd w:id="30"/>
-    </w:p>
-    <w:p>
-      <w:pPr>
-        <w:spacing w:after="100" w:line="290" w:lineRule="auto"/>
-        <w:ind w:left="480"/>
-      </w:pPr>
-      <w:r>
-        <w:rPr>
-          <w:rFonts w:eastAsia="微軟正黑體"/>
-        </w:rPr>
-        <w:t>針對臨時性的課程異動，系統提供單次調課的功能。</w:t>
-      </w:r>
-    </w:p>
-    <w:p>
-      <w:pPr>
-        <w:spacing w:after="100" w:line="290" w:lineRule="auto"/>
-        <w:ind w:left="1140" w:hanging="480"/>
-      </w:pPr>
-      <w:r>
-        <w:rPr>
-          <w:rFonts w:eastAsia="微軟正黑體"/>
-        </w:rPr>
-        <w:t xml:space="preserve">(1) </w:t>
-      </w:r>
-      <w:r>
-        <w:rPr>
-          <w:rFonts w:eastAsia="微軟正黑體"/>
-        </w:rPr>
-        <w:t>點擊頁面右上角的「＋</w:t>
-      </w:r>
-      <w:r>
-        <w:rPr>
-          <w:rFonts w:eastAsia="微軟正黑體"/>
-        </w:rPr>
-        <w:t xml:space="preserve"> </w:t>
-      </w:r>
-      <w:r>
-        <w:rPr>
-          <w:rFonts w:eastAsia="微軟正黑體"/>
-        </w:rPr>
-        <w:t>調課」按鈕，開啟調課設定的表單視窗；也可直接點擊課表上的課程方塊，系統會自動帶入該堂課。</w:t>
-      </w:r>
-    </w:p>
-    <w:p>
-      <w:pPr>
-        <w:spacing w:after="100" w:line="290" w:lineRule="auto"/>
-        <w:ind w:left="1140" w:hanging="480"/>
-      </w:pPr>
-      <w:r>
-        <w:rPr>
-          <w:rFonts w:eastAsia="微軟正黑體"/>
-        </w:rPr>
-        <w:t xml:space="preserve">(2) </w:t>
-      </w:r>
-      <w:r>
-        <w:rPr>
-          <w:rFonts w:eastAsia="微軟正黑體"/>
-        </w:rPr>
-        <w:t>先於「選擇要調整的課」下拉選單中指定欲異動的課程，系統會自動帶入原上課時段與最近一次的上課日期。</w:t>
-      </w:r>
-    </w:p>
-    <w:p>
-      <w:pPr>
-        <w:spacing w:after="100" w:line="290" w:lineRule="auto"/>
-        <w:ind w:left="1140" w:hanging="480"/>
-      </w:pPr>
-      <w:r>
-        <w:rPr>
-          <w:rFonts w:eastAsia="微軟正黑體"/>
-        </w:rPr>
-        <w:t xml:space="preserve">(3) </w:t>
-      </w:r>
-      <w:r>
-        <w:rPr>
-          <w:rFonts w:eastAsia="微軟正黑體"/>
-        </w:rPr>
         <w:t>依實際異動需求點擊對應的「調課類型」按鈕：</w:t>
       </w:r>
     </w:p>
@@ -6959,6 +6463,72 @@
           <w:rFonts w:eastAsia="微軟正黑體"/>
         </w:rPr>
         <w:t xml:space="preserve">(7) </w:t>
+      </w:r>
+      <w:r>
+        <w:rPr>
+          <w:rFonts w:eastAsia="微軟正黑體"/>
+        </w:rPr>
+        <w:t>取消調課：點擊課表上標示「調」字的課程方塊，系統會顯示該次調課的內容並詢問是否取消，確認後即恢復原本的課表。同一堂課若要改成其他調整，請先取消原本的調課再重新設定。</w:t>
+      </w:r>
+    </w:p>
+    <w:p>
+      <w:pPr>
+        <w:spacing w:after="100" w:line="290" w:lineRule="auto"/>
+        <w:ind w:left="1140" w:hanging="480"/>
+      </w:pPr>
+      <w:r>
+        <w:rPr>
+          <w:rFonts w:eastAsia="微軟正黑體"/>
+        </w:rPr>
+        <w:t xml:space="preserve">(8) </w:t>
+      </w:r>
+      <w:r>
+        <w:rPr>
+          <w:rFonts w:eastAsia="微軟正黑體"/>
+        </w:rPr>
+        <w:t>代課老師選單不會列出已離職的老師。</w:t>
+      </w:r>
+    </w:p>
+    <w:p>
+      <w:pPr>
+        <w:spacing w:after="100" w:line="290" w:lineRule="auto"/>
+        <w:ind w:left="1140" w:hanging="480"/>
+      </w:pPr>
+      <w:r>
+        <w:rPr>
+          <w:rFonts w:eastAsia="微軟正黑體"/>
+        </w:rPr>
+        <w:t xml:space="preserve">(9) </w:t>
+      </w:r>
+      <w:r>
+        <w:rPr>
+          <w:rFonts w:eastAsia="微軟正黑體"/>
+        </w:rPr>
+        <w:t>若是整天停課（例如颱風假），不需逐堂調課，請至「系統設定</w:t>
+      </w:r>
+      <w:r>
+        <w:rPr>
+          <w:rFonts w:eastAsia="微軟正黑體"/>
+        </w:rPr>
+        <w:t xml:space="preserve"> → </w:t>
+      </w:r>
+      <w:r>
+        <w:rPr>
+          <w:rFonts w:eastAsia="微軟正黑體"/>
+        </w:rPr>
+        <w:t>國定假日與休假日設定」新增一次假日即可，當天所有課程都會停課。</w:t>
+      </w:r>
+    </w:p>
+    <w:p>
+      <w:pPr>
+        <w:spacing w:after="100" w:line="290" w:lineRule="auto"/>
+        <w:ind w:left="1140" w:hanging="480"/>
+      </w:pPr>
+      <w:r>
+        <w:rPr>
+          <w:rFonts w:eastAsia="微軟正黑體"/>
+        </w:rPr>
+        <w:t xml:space="preserve">(10) </w:t>
       </w:r>
       <w:r>
         <w:rPr>
@@ -6984,21 +6554,10 @@
         <w:pStyle w:val="1"/>
         <w:pageBreakBefore/>
       </w:pPr>
-      <w:bookmarkStart w:id="31" w:name="_Toc242826362"/>
-      <w:r>
-        <w:t>八、</w:t>
-      </w:r>
-      <w:r>
-        <w:t xml:space="preserve"> </w:t>
-      </w:r>
-      <w:r>
-        <w:t>課程列表（課表排程</w:t>
-      </w:r>
-      <w:r>
-        <w:t xml:space="preserve"> / </w:t>
-      </w:r>
-      <w:r>
-        <w:t>課程列表）</w:t>
+      <w:bookmarkStart w:id="31" w:name="_Toc242891960"/>
+      <w:r>
+        <w:lastRenderedPageBreak/>
+        <w:t>八、 課程列表（課表排程 / 課程列表）</w:t>
       </w:r>
       <w:bookmarkEnd w:id="31"/>
     </w:p>
@@ -7018,18 +6577,9 @@
       <w:pPr>
         <w:pStyle w:val="2"/>
       </w:pPr>
-      <w:bookmarkStart w:id="32" w:name="_Toc242826363"/>
-      <w:r>
-        <w:t>(</w:t>
-      </w:r>
-      <w:r>
-        <w:t>一</w:t>
-      </w:r>
-      <w:r>
-        <w:t xml:space="preserve">) </w:t>
-      </w:r>
-      <w:r>
-        <w:t>排序</w:t>
+      <w:bookmarkStart w:id="32" w:name="_Toc242891961"/>
+      <w:r>
+        <w:t>(一) 排序</w:t>
       </w:r>
       <w:bookmarkEnd w:id="32"/>
     </w:p>
@@ -7054,31 +6604,16 @@
         <w:rPr>
           <w:rFonts w:eastAsia="微軟正黑體"/>
         </w:rPr>
-        <w:t xml:space="preserve">(1) </w:t>
-      </w:r>
-      <w:r>
-        <w:rPr>
-          <w:rFonts w:eastAsia="微軟正黑體"/>
-        </w:rPr>
-        <w:t>點擊清單上方的「星期、課程名稱、時間、教室、老師」按鈕，即可依該欄位排序班級。</w:t>
+        <w:t>(1) 點擊清單上方的「星期、課程名稱、時間、教室、老師」按鈕，即可依該欄位排序班級。</w:t>
       </w:r>
     </w:p>
     <w:p>
       <w:pPr>
         <w:pStyle w:val="2"/>
       </w:pPr>
-      <w:bookmarkStart w:id="33" w:name="_Toc242826364"/>
-      <w:r>
-        <w:t>(</w:t>
-      </w:r>
-      <w:r>
-        <w:t>二</w:t>
-      </w:r>
-      <w:r>
-        <w:t xml:space="preserve">) </w:t>
-      </w:r>
-      <w:r>
-        <w:t>學生列表</w:t>
+      <w:bookmarkStart w:id="33" w:name="_Toc242891962"/>
+      <w:r>
+        <w:t>(二) 學生列表</w:t>
       </w:r>
       <w:bookmarkEnd w:id="33"/>
     </w:p>
@@ -7103,67 +6638,40 @@
         <w:rPr>
           <w:rFonts w:eastAsia="微軟正黑體"/>
         </w:rPr>
-        <w:t xml:space="preserve">(1) </w:t>
-      </w:r>
-      <w:r>
-        <w:rPr>
-          <w:rFonts w:eastAsia="微軟正黑體"/>
-        </w:rPr>
-        <w:t>在課程清單最右側的「操作」欄位中，點擊「學生列表」按鈕。</w:t>
-      </w:r>
-    </w:p>
-    <w:p>
-      <w:pPr>
-        <w:spacing w:after="100" w:line="290" w:lineRule="auto"/>
-        <w:ind w:left="1140" w:hanging="480"/>
-      </w:pPr>
-      <w:r>
-        <w:rPr>
-          <w:rFonts w:eastAsia="微軟正黑體"/>
-        </w:rPr>
-        <w:t xml:space="preserve">(2) </w:t>
-      </w:r>
-      <w:r>
-        <w:rPr>
-          <w:rFonts w:eastAsia="微軟正黑體"/>
-        </w:rPr>
-        <w:t>點擊後會彈出專屬該堂課程的「學生名單」視窗，視窗上方會顯示授課老師、教室與時間，下方則條列該課程已加入的學生名單。</w:t>
-      </w:r>
-    </w:p>
-    <w:p>
-      <w:pPr>
-        <w:spacing w:after="100" w:line="290" w:lineRule="auto"/>
-        <w:ind w:left="1140" w:hanging="480"/>
-      </w:pPr>
-      <w:r>
-        <w:rPr>
-          <w:rFonts w:eastAsia="微軟正黑體"/>
-        </w:rPr>
-        <w:t xml:space="preserve">(3) </w:t>
-      </w:r>
-      <w:r>
-        <w:rPr>
-          <w:rFonts w:eastAsia="微軟正黑體"/>
-        </w:rPr>
-        <w:t>若有學生加錯班級，可點擊該學生右側的「移除」按鈕並確認，即可將其從班級移除。</w:t>
+        <w:t>(1) 在課程清單最右側的「操作」欄位中，點擊「學生列表」按鈕。</w:t>
+      </w:r>
+    </w:p>
+    <w:p>
+      <w:pPr>
+        <w:spacing w:after="100" w:line="290" w:lineRule="auto"/>
+        <w:ind w:left="1140" w:hanging="480"/>
+      </w:pPr>
+      <w:r>
+        <w:rPr>
+          <w:rFonts w:eastAsia="微軟正黑體"/>
+        </w:rPr>
+        <w:t>(2) 點擊後會彈出專屬該堂課程的「學生名單」視窗，視窗上方會顯示授課老師、教室與時間，下方則條列該課程已加入的學生名單。</w:t>
+      </w:r>
+    </w:p>
+    <w:p>
+      <w:pPr>
+        <w:spacing w:after="100" w:line="290" w:lineRule="auto"/>
+        <w:ind w:left="1140" w:hanging="480"/>
+      </w:pPr>
+      <w:r>
+        <w:rPr>
+          <w:rFonts w:eastAsia="微軟正黑體"/>
+        </w:rPr>
+        <w:t>(3) 若有學生加錯班級，可點擊該學生右側的「移除」按鈕並確認，即可將其從班級移除。</w:t>
       </w:r>
     </w:p>
     <w:p>
       <w:pPr>
         <w:pStyle w:val="2"/>
       </w:pPr>
-      <w:bookmarkStart w:id="34" w:name="_Toc242826365"/>
-      <w:r>
-        <w:t>(</w:t>
-      </w:r>
-      <w:r>
-        <w:t>三</w:t>
-      </w:r>
-      <w:r>
-        <w:t xml:space="preserve">) </w:t>
-      </w:r>
-      <w:r>
-        <w:t>新增學生</w:t>
+      <w:bookmarkStart w:id="34" w:name="_Toc242891963"/>
+      <w:r>
+        <w:t>(三) 新增學生</w:t>
       </w:r>
       <w:bookmarkEnd w:id="34"/>
     </w:p>
@@ -7188,85 +6696,56 @@
         <w:rPr>
           <w:rFonts w:eastAsia="微軟正黑體"/>
         </w:rPr>
-        <w:t xml:space="preserve">(1) </w:t>
-      </w:r>
-      <w:r>
-        <w:rPr>
-          <w:rFonts w:eastAsia="微軟正黑體"/>
-        </w:rPr>
-        <w:t>在課程清單最右側的「操作」欄位中，點擊「新增學生」按鈕。</w:t>
-      </w:r>
-    </w:p>
-    <w:p>
-      <w:pPr>
-        <w:spacing w:after="100" w:line="290" w:lineRule="auto"/>
-        <w:ind w:left="1140" w:hanging="480"/>
-      </w:pPr>
-      <w:r>
-        <w:rPr>
-          <w:rFonts w:eastAsia="微軟正黑體"/>
-        </w:rPr>
-        <w:t xml:space="preserve">(2) </w:t>
-      </w:r>
-      <w:r>
-        <w:rPr>
-          <w:rFonts w:eastAsia="微軟正黑體"/>
-        </w:rPr>
-        <w:t>在彈出的「新增學生」視窗中，可於上方搜尋列輸入學生姓名或學校進行快速尋找，或直接在下方清單勾選欲加入的學生；也可點擊「全選」。</w:t>
-      </w:r>
-    </w:p>
-    <w:p>
-      <w:pPr>
-        <w:spacing w:after="100" w:line="290" w:lineRule="auto"/>
-        <w:ind w:left="1140" w:hanging="480"/>
-      </w:pPr>
-      <w:r>
-        <w:rPr>
-          <w:rFonts w:eastAsia="微軟正黑體"/>
-        </w:rPr>
-        <w:t xml:space="preserve">(3) </w:t>
-      </w:r>
-      <w:r>
-        <w:rPr>
-          <w:rFonts w:eastAsia="微軟正黑體"/>
-        </w:rPr>
-        <w:t>已在班級內的學生會預設為勾選；取消勾選即代表要將該學生移出班級。</w:t>
-      </w:r>
-    </w:p>
-    <w:p>
-      <w:pPr>
-        <w:spacing w:after="100" w:line="290" w:lineRule="auto"/>
-        <w:ind w:left="1140" w:hanging="480"/>
-      </w:pPr>
-      <w:r>
-        <w:rPr>
-          <w:rFonts w:eastAsia="微軟正黑體"/>
-        </w:rPr>
-        <w:t xml:space="preserve">(4) </w:t>
-      </w:r>
-      <w:r>
-        <w:rPr>
-          <w:rFonts w:eastAsia="微軟正黑體"/>
-        </w:rPr>
-        <w:t>一位學生同時只會在一個班級：勾選已在其他班級的學生並儲存後，該生會轉入此班級並自動離開原班級，儲存後的訊息會提示有幾位學生由原班級轉入。</w:t>
-      </w:r>
-    </w:p>
-    <w:p>
-      <w:pPr>
-        <w:spacing w:after="100" w:line="290" w:lineRule="auto"/>
-        <w:ind w:left="1140" w:hanging="480"/>
-      </w:pPr>
-      <w:r>
-        <w:rPr>
-          <w:rFonts w:eastAsia="微軟正黑體"/>
-        </w:rPr>
-        <w:t xml:space="preserve">(5) </w:t>
-      </w:r>
-      <w:r>
-        <w:rPr>
-          <w:rFonts w:eastAsia="微軟正黑體"/>
-        </w:rPr>
-        <w:t>確認變更內容無誤後，點擊右下角「儲存變更」按鈕，即可完成名單更新。</w:t>
+        <w:t>(1) 在課程清單最右側的「操作」欄位中，點擊「新增學生」按鈕。</w:t>
+      </w:r>
+    </w:p>
+    <w:p>
+      <w:pPr>
+        <w:spacing w:after="100" w:line="290" w:lineRule="auto"/>
+        <w:ind w:left="1140" w:hanging="480"/>
+      </w:pPr>
+      <w:r>
+        <w:rPr>
+          <w:rFonts w:eastAsia="微軟正黑體"/>
+        </w:rPr>
+        <w:t>(2) 在彈出的「新增學生」視窗中，可於上方搜尋列輸入學生姓名或學校進行快速尋找，或直接在下方清單勾選欲加入的學生；也可點擊「全選」。</w:t>
+      </w:r>
+    </w:p>
+    <w:p>
+      <w:pPr>
+        <w:spacing w:after="100" w:line="290" w:lineRule="auto"/>
+        <w:ind w:left="1140" w:hanging="480"/>
+      </w:pPr>
+      <w:r>
+        <w:rPr>
+          <w:rFonts w:eastAsia="微軟正黑體"/>
+        </w:rPr>
+        <w:t>(3) 已在班級內的學生會預設為勾選；取消勾選即代表要將該學生移出班級。</w:t>
+      </w:r>
+    </w:p>
+    <w:p>
+      <w:pPr>
+        <w:spacing w:after="100" w:line="290" w:lineRule="auto"/>
+        <w:ind w:left="1140" w:hanging="480"/>
+      </w:pPr>
+      <w:r>
+        <w:rPr>
+          <w:rFonts w:eastAsia="微軟正黑體"/>
+        </w:rPr>
+        <w:t>(4) 一位學生同時只會在一個班級：勾選已在其他班級的學生並儲存後，該生會轉入此班級並自動離開原班級，儲存後的訊息會提示有幾位學生由原班級轉入。</w:t>
+      </w:r>
+    </w:p>
+    <w:p>
+      <w:pPr>
+        <w:spacing w:after="100" w:line="290" w:lineRule="auto"/>
+        <w:ind w:left="1140" w:hanging="480"/>
+      </w:pPr>
+      <w:r>
+        <w:rPr>
+          <w:rFonts w:eastAsia="微軟正黑體"/>
+        </w:rPr>
+        <w:lastRenderedPageBreak/>
+        <w:t>(5) 確認變更內容無誤後，點擊右下角「儲存變更」按鈕，即可完成名單更新。</w:t>
       </w:r>
     </w:p>
     <w:p>
@@ -7274,15 +6753,10 @@
         <w:pStyle w:val="1"/>
         <w:pageBreakBefore/>
       </w:pPr>
-      <w:bookmarkStart w:id="35" w:name="_Toc242826366"/>
-      <w:r>
-        <w:t>九、</w:t>
-      </w:r>
-      <w:r>
-        <w:t xml:space="preserve"> </w:t>
-      </w:r>
-      <w:r>
-        <w:t>點數管理</w:t>
+      <w:bookmarkStart w:id="35" w:name="_Toc242891964"/>
+      <w:r>
+        <w:lastRenderedPageBreak/>
+        <w:t>九、 點數管理</w:t>
       </w:r>
       <w:bookmarkEnd w:id="35"/>
     </w:p>
@@ -7302,18 +6776,9 @@
       <w:pPr>
         <w:pStyle w:val="2"/>
       </w:pPr>
-      <w:bookmarkStart w:id="36" w:name="_Toc242826367"/>
-      <w:r>
-        <w:t>(</w:t>
-      </w:r>
-      <w:r>
-        <w:t>一</w:t>
-      </w:r>
-      <w:r>
-        <w:t xml:space="preserve">) </w:t>
-      </w:r>
-      <w:r>
-        <w:t>點數管理</w:t>
+      <w:bookmarkStart w:id="36" w:name="_Toc242891965"/>
+      <w:r>
+        <w:t>(一) 點數管理</w:t>
       </w:r>
       <w:bookmarkEnd w:id="36"/>
     </w:p>
@@ -7416,6 +6881,24 @@
         <w:rPr>
           <w:rFonts w:eastAsia="微軟正黑體"/>
         </w:rPr>
+        <w:t>若扣除或兌換的點數超過學生目前持有的點數，結算預覽會顯示「點數不足」，確認按鈕也無法點選。</w:t>
+      </w:r>
+    </w:p>
+    <w:p>
+      <w:pPr>
+        <w:spacing w:after="100" w:line="290" w:lineRule="auto"/>
+        <w:ind w:left="1140" w:hanging="480"/>
+      </w:pPr>
+      <w:r>
+        <w:rPr>
+          <w:rFonts w:eastAsia="微軟正黑體"/>
+        </w:rPr>
+        <w:t xml:space="preserve">(6) </w:t>
+      </w:r>
+      <w:r>
+        <w:rPr>
+          <w:rFonts w:eastAsia="微軟正黑體"/>
+        </w:rPr>
         <w:t>確認無誤後，點擊視窗下方的確認按鈕（依變動原因顯示為「確認增加、確認扣除、確認兌換、確認送出」），即可完成該名學生的點數更新。</w:t>
       </w:r>
     </w:p>
@@ -7423,18 +6906,9 @@
       <w:pPr>
         <w:pStyle w:val="2"/>
       </w:pPr>
-      <w:bookmarkStart w:id="37" w:name="_Toc242826368"/>
-      <w:r>
-        <w:t>(</w:t>
-      </w:r>
-      <w:r>
-        <w:t>二</w:t>
-      </w:r>
-      <w:r>
-        <w:t xml:space="preserve">) </w:t>
-      </w:r>
-      <w:r>
-        <w:t>點數紀錄</w:t>
+      <w:bookmarkStart w:id="37" w:name="_Toc242891966"/>
+      <w:r>
+        <w:t>(二) 點數紀錄</w:t>
       </w:r>
       <w:bookmarkEnd w:id="37"/>
     </w:p>
@@ -7459,31 +6933,19 @@
         <w:rPr>
           <w:rFonts w:eastAsia="微軟正黑體"/>
         </w:rPr>
-        <w:t xml:space="preserve">(1) </w:t>
-      </w:r>
-      <w:r>
-        <w:rPr>
-          <w:rFonts w:eastAsia="微軟正黑體"/>
-        </w:rPr>
-        <w:t>在該名學生的資料列右側「操作」欄位中，點擊「點數紀錄」圖示（文件圖示）。</w:t>
-      </w:r>
-    </w:p>
-    <w:p>
-      <w:pPr>
-        <w:spacing w:after="100" w:line="290" w:lineRule="auto"/>
-        <w:ind w:left="1140" w:hanging="480"/>
-      </w:pPr>
-      <w:r>
-        <w:rPr>
-          <w:rFonts w:eastAsia="微軟正黑體"/>
-        </w:rPr>
-        <w:t xml:space="preserve">(2) </w:t>
-      </w:r>
-      <w:r>
-        <w:rPr>
-          <w:rFonts w:eastAsia="微軟正黑體"/>
-        </w:rPr>
-        <w:t>系統會彈出該學生的「點數紀錄」視窗，可查看過往的點數異動明細與相關說明。</w:t>
+        <w:t>(1) 在該名學生的資料列右側「操作」欄位中，點擊「點數紀錄」圖示（文件圖示）。</w:t>
+      </w:r>
+    </w:p>
+    <w:p>
+      <w:pPr>
+        <w:spacing w:after="100" w:line="290" w:lineRule="auto"/>
+        <w:ind w:left="1140" w:hanging="480"/>
+      </w:pPr>
+      <w:r>
+        <w:rPr>
+          <w:rFonts w:eastAsia="微軟正黑體"/>
+        </w:rPr>
+        <w:t>(2) 系統會彈出該學生的「點數紀錄」視窗，可查看過往的點數異動明細與相關說明。</w:t>
       </w:r>
     </w:p>
     <w:p>
@@ -7491,15 +6953,10 @@
         <w:pStyle w:val="1"/>
         <w:pageBreakBefore/>
       </w:pPr>
-      <w:bookmarkStart w:id="38" w:name="_Toc242826369"/>
-      <w:r>
-        <w:t>十、</w:t>
-      </w:r>
-      <w:r>
-        <w:t xml:space="preserve"> </w:t>
-      </w:r>
-      <w:r>
-        <w:t>系統設定</w:t>
+      <w:bookmarkStart w:id="38" w:name="_Toc242891967"/>
+      <w:r>
+        <w:lastRenderedPageBreak/>
+        <w:t>十、 系統設定</w:t>
       </w:r>
       <w:bookmarkEnd w:id="38"/>
     </w:p>
@@ -7519,18 +6976,9 @@
       <w:pPr>
         <w:pStyle w:val="2"/>
       </w:pPr>
-      <w:bookmarkStart w:id="39" w:name="_Toc242826370"/>
-      <w:r>
-        <w:t>(</w:t>
-      </w:r>
-      <w:r>
-        <w:t>一</w:t>
-      </w:r>
-      <w:r>
-        <w:t xml:space="preserve">) </w:t>
-      </w:r>
-      <w:r>
-        <w:t>教室管理</w:t>
+      <w:bookmarkStart w:id="39" w:name="_Toc242891968"/>
+      <w:r>
+        <w:t>(一) 教室管理</w:t>
       </w:r>
       <w:bookmarkEnd w:id="39"/>
     </w:p>
@@ -7555,49 +7003,95 @@
         <w:rPr>
           <w:rFonts w:eastAsia="微軟正黑體"/>
         </w:rPr>
+        <w:t>(1) 新增教室：於「新增教室」列輸入教室名稱（如 西屯201）與地點（如 西屯），點擊「新增」。地點欄位會提供既有地點作為建議，以避免同一地點寫法不一致。</w:t>
+      </w:r>
+    </w:p>
+    <w:p>
+      <w:pPr>
+        <w:spacing w:after="100" w:line="290" w:lineRule="auto"/>
+        <w:ind w:left="1140" w:hanging="480"/>
+      </w:pPr>
+      <w:r>
+        <w:rPr>
+          <w:rFonts w:eastAsia="微軟正黑體"/>
+        </w:rPr>
+        <w:t>(2) 教室列表會顯示教室名稱、地點與「使用中班級」數量。</w:t>
+      </w:r>
+    </w:p>
+    <w:p>
+      <w:pPr>
+        <w:spacing w:after="100" w:line="290" w:lineRule="auto"/>
+        <w:ind w:left="1140" w:hanging="480"/>
+      </w:pPr>
+      <w:r>
+        <w:rPr>
+          <w:rFonts w:eastAsia="微軟正黑體"/>
+        </w:rPr>
+        <w:t>(3) 編輯教室：點擊該列的「編輯」圖示，直接於列表上修改名稱或地點，按「儲存」（或鍵盤 Enter）完成；按「取消」（或 Esc）放棄修改。</w:t>
+      </w:r>
+    </w:p>
+    <w:p>
+      <w:pPr>
+        <w:spacing w:after="100" w:line="290" w:lineRule="auto"/>
+        <w:ind w:left="1140" w:hanging="480"/>
+      </w:pPr>
+      <w:r>
+        <w:rPr>
+          <w:rFonts w:eastAsia="微軟正黑體"/>
+        </w:rPr>
+        <w:t>(4) 刪除教室：點擊該列的「刪除」圖示並確認。刪除後將不再出現於教室選單，歷史日誌仍會保留。</w:t>
+      </w:r>
+    </w:p>
+    <w:p>
+      <w:pPr>
+        <w:spacing w:after="100" w:line="290" w:lineRule="auto"/>
+        <w:ind w:left="1140" w:hanging="480"/>
+      </w:pPr>
+      <w:r>
+        <w:rPr>
+          <w:rFonts w:eastAsia="微軟正黑體"/>
+        </w:rPr>
+        <w:t>(5) 仍有班級使用中的教室無法刪除，請先至「課程資訊 → 班級管理」調整該班級的教室。</w:t>
+      </w:r>
+    </w:p>
+    <w:p>
+      <w:pPr>
+        <w:pStyle w:val="2"/>
+      </w:pPr>
+      <w:bookmarkStart w:id="40" w:name="_Toc242891969"/>
+      <w:r>
+        <w:t>(二) 國定假日與休假日設定</w:t>
+      </w:r>
+      <w:bookmarkEnd w:id="40"/>
+    </w:p>
+    <w:p>
+      <w:pPr>
+        <w:spacing w:after="100" w:line="290" w:lineRule="auto"/>
+        <w:ind w:left="480"/>
+      </w:pPr>
+      <w:r>
+        <w:rPr>
+          <w:rFonts w:eastAsia="微軟正黑體"/>
+        </w:rPr>
+        <w:t>設定中心停課的國定假日、專屬休假日，以及颱風假等臨時停課日。設定為假日的日期，當天所有班級都會停課：課表排程以紅色標記、不產生日誌，也不會計入老師的未完成日誌。</w:t>
+      </w:r>
+    </w:p>
+    <w:p>
+      <w:pPr>
+        <w:spacing w:after="100" w:line="290" w:lineRule="auto"/>
+        <w:ind w:left="1140" w:hanging="480"/>
+      </w:pPr>
+      <w:r>
+        <w:rPr>
+          <w:rFonts w:eastAsia="微軟正黑體"/>
+        </w:rPr>
         <w:t xml:space="preserve">(1) </w:t>
       </w:r>
       <w:r>
         <w:rPr>
           <w:rFonts w:eastAsia="微軟正黑體"/>
         </w:rPr>
-        <w:t>新增教室：於「新增教室」列輸入教室名稱（如</w:t>
-      </w:r>
-      <w:r>
-        <w:rPr>
-          <w:rFonts w:eastAsia="微軟正黑體"/>
-        </w:rPr>
-        <w:t xml:space="preserve"> </w:t>
-      </w:r>
-      <w:r>
-        <w:rPr>
-          <w:rFonts w:eastAsia="微軟正黑體"/>
-        </w:rPr>
-        <w:t>西屯</w:t>
-      </w:r>
-      <w:r>
-        <w:rPr>
-          <w:rFonts w:eastAsia="微軟正黑體"/>
-        </w:rPr>
-        <w:t>201</w:t>
-      </w:r>
-      <w:r>
-        <w:rPr>
-          <w:rFonts w:eastAsia="微軟正黑體"/>
-        </w:rPr>
-        <w:t>）與地點（如</w:t>
-      </w:r>
-      <w:r>
-        <w:rPr>
-          <w:rFonts w:eastAsia="微軟正黑體"/>
-        </w:rPr>
-        <w:t xml:space="preserve"> </w:t>
-      </w:r>
-      <w:r>
-        <w:rPr>
-          <w:rFonts w:eastAsia="微軟正黑體"/>
-        </w:rPr>
-        <w:t>西屯），點擊「新增」。地點欄位會提供既有地點作為建議，以避免同一地點寫法不一致。</w:t>
+        <w:t>點擊黃色的「假期選擇」按鈕，系統會彈出「快速匯入假期」視窗。選擇年度後，可一次勾選多個系統預設的國定假日（或點擊「全選」），再點擊右下角的「匯入」按鈕即可快速匯入。</w:t>
       </w:r>
     </w:p>
     <w:p>
@@ -7615,49 +7109,26 @@
         <w:rPr>
           <w:rFonts w:eastAsia="微軟正黑體"/>
         </w:rPr>
-        <w:t>教室列表會顯示教室名稱、地點與「使用中班級」數量。</w:t>
-      </w:r>
-    </w:p>
-    <w:p>
-      <w:pPr>
-        <w:spacing w:after="100" w:line="290" w:lineRule="auto"/>
-        <w:ind w:left="1140" w:hanging="480"/>
-      </w:pPr>
-      <w:r>
-        <w:rPr>
-          <w:rFonts w:eastAsia="微軟正黑體"/>
-        </w:rPr>
+        <w:t>農曆節日日期依曆法推算，補假與彈性放假請以行政院人事行政總處公告為準，可再以「自訂新增假日」補充。</w:t>
+      </w:r>
+    </w:p>
+    <w:p>
+      <w:pPr>
+        <w:spacing w:after="100" w:line="290" w:lineRule="auto"/>
+        <w:ind w:left="1140" w:hanging="480"/>
+      </w:pPr>
+      <w:r>
+        <w:rPr>
+          <w:rFonts w:eastAsia="微軟正黑體"/>
+        </w:rPr>
+        <w:lastRenderedPageBreak/>
         <w:t xml:space="preserve">(3) </w:t>
       </w:r>
       <w:r>
         <w:rPr>
           <w:rFonts w:eastAsia="微軟正黑體"/>
         </w:rPr>
-        <w:t>編輯教室：點擊該列的「編輯」圖示，直接於列表上修改名稱或地點，按「儲存」（或鍵盤</w:t>
-      </w:r>
-      <w:r>
-        <w:rPr>
-          <w:rFonts w:eastAsia="微軟正黑體"/>
-        </w:rPr>
-        <w:t xml:space="preserve"> Enter</w:t>
-      </w:r>
-      <w:r>
-        <w:rPr>
-          <w:rFonts w:eastAsia="微軟正黑體"/>
-        </w:rPr>
-        <w:t>）完成；按「取消」（或</w:t>
-      </w:r>
-      <w:r>
-        <w:rPr>
-          <w:rFonts w:eastAsia="微軟正黑體"/>
-        </w:rPr>
-        <w:t xml:space="preserve"> Esc</w:t>
-      </w:r>
-      <w:r>
-        <w:rPr>
-          <w:rFonts w:eastAsia="微軟正黑體"/>
-        </w:rPr>
-        <w:t>）放棄修改。</w:t>
+        <w:t>若有自訂的休假日，可於「自訂新增假日」選擇假日日期、設定規律（單次／每年），並輸入假日名稱，最後點擊「新增」按鈕即可加入列表。</w:t>
       </w:r>
     </w:p>
     <w:p>
@@ -7675,7 +7146,157 @@
         <w:rPr>
           <w:rFonts w:eastAsia="微軟正黑體"/>
         </w:rPr>
-        <w:t>刪除教室：點擊該列的「刪除」圖示並確認。刪除後將不再出現於教室選單，歷史日誌仍會保留。</w:t>
+        <w:t>範例：颱風假</w:t>
+      </w:r>
+    </w:p>
+    <w:p>
+      <w:pPr>
+        <w:spacing w:after="100" w:line="290" w:lineRule="auto"/>
+        <w:ind w:left="1560" w:hanging="360"/>
+      </w:pPr>
+      <w:r>
+        <w:rPr>
+          <w:rFonts w:eastAsia="微軟正黑體"/>
+        </w:rPr>
+        <w:t xml:space="preserve">a. </w:t>
+      </w:r>
+      <w:r>
+        <w:rPr>
+          <w:rFonts w:eastAsia="微軟正黑體"/>
+        </w:rPr>
+        <w:t>情境：</w:t>
+      </w:r>
+      <w:r>
+        <w:rPr>
+          <w:rFonts w:eastAsia="微軟正黑體"/>
+        </w:rPr>
+        <w:t xml:space="preserve">10 </w:t>
+      </w:r>
+      <w:r>
+        <w:rPr>
+          <w:rFonts w:eastAsia="微軟正黑體"/>
+        </w:rPr>
+        <w:t>月</w:t>
+      </w:r>
+      <w:r>
+        <w:rPr>
+          <w:rFonts w:eastAsia="微軟正黑體"/>
+        </w:rPr>
+        <w:t xml:space="preserve"> 21 </w:t>
+      </w:r>
+      <w:r>
+        <w:rPr>
+          <w:rFonts w:eastAsia="微軟正黑體"/>
+        </w:rPr>
+        <w:t>日因颱風宣布停班停課，當天中心共有</w:t>
+      </w:r>
+      <w:r>
+        <w:rPr>
+          <w:rFonts w:eastAsia="微軟正黑體"/>
+        </w:rPr>
+        <w:t xml:space="preserve"> 10 </w:t>
+      </w:r>
+      <w:r>
+        <w:rPr>
+          <w:rFonts w:eastAsia="微軟正黑體"/>
+        </w:rPr>
+        <w:t>堂課。</w:t>
+      </w:r>
+    </w:p>
+    <w:p>
+      <w:pPr>
+        <w:spacing w:after="100" w:line="290" w:lineRule="auto"/>
+        <w:ind w:left="1560" w:hanging="360"/>
+      </w:pPr>
+      <w:r>
+        <w:rPr>
+          <w:rFonts w:eastAsia="微軟正黑體"/>
+        </w:rPr>
+        <w:t xml:space="preserve">b. </w:t>
+      </w:r>
+      <w:r>
+        <w:rPr>
+          <w:rFonts w:eastAsia="微軟正黑體"/>
+        </w:rPr>
+        <w:t>於「自訂新增假日」選擇日期「</w:t>
+      </w:r>
+      <w:r>
+        <w:rPr>
+          <w:rFonts w:eastAsia="微軟正黑體"/>
+        </w:rPr>
+        <w:t>2026/10/21</w:t>
+      </w:r>
+      <w:r>
+        <w:rPr>
+          <w:rFonts w:eastAsia="微軟正黑體"/>
+        </w:rPr>
+        <w:t>」，規律選擇「單次」，假日名稱輸入「颱風假」，點擊「新增」。</w:t>
+      </w:r>
+    </w:p>
+    <w:p>
+      <w:pPr>
+        <w:spacing w:after="100" w:line="290" w:lineRule="auto"/>
+        <w:ind w:left="1560" w:hanging="360"/>
+      </w:pPr>
+      <w:r>
+        <w:rPr>
+          <w:rFonts w:eastAsia="微軟正黑體"/>
+        </w:rPr>
+        <w:t xml:space="preserve">c. </w:t>
+      </w:r>
+      <w:r>
+        <w:rPr>
+          <w:rFonts w:eastAsia="微軟正黑體"/>
+        </w:rPr>
+        <w:t>只需設定這一次，當天全部</w:t>
+      </w:r>
+      <w:r>
+        <w:rPr>
+          <w:rFonts w:eastAsia="微軟正黑體"/>
+        </w:rPr>
+        <w:t xml:space="preserve"> 10 </w:t>
+      </w:r>
+      <w:r>
+        <w:rPr>
+          <w:rFonts w:eastAsia="微軟正黑體"/>
+        </w:rPr>
+        <w:t>堂課都會停課：課表以紅色標記，不需要到課表逐堂調課，也不需要逐一處理日誌。</w:t>
+      </w:r>
+    </w:p>
+    <w:p>
+      <w:pPr>
+        <w:spacing w:after="100" w:line="290" w:lineRule="auto"/>
+        <w:ind w:left="1560" w:hanging="360"/>
+      </w:pPr>
+      <w:r>
+        <w:rPr>
+          <w:rFonts w:eastAsia="微軟正黑體"/>
+        </w:rPr>
+        <w:t xml:space="preserve">d. </w:t>
+      </w:r>
+      <w:r>
+        <w:rPr>
+          <w:rFonts w:eastAsia="微軟正黑體"/>
+        </w:rPr>
+        <w:t>即使停課公告較晚、系統已先建立當天的待填寫日誌，新增假日後這些日誌也不會再列入老師的未完成日誌；若老師當天已填寫日誌，內容會保留。</w:t>
+      </w:r>
+    </w:p>
+    <w:p>
+      <w:pPr>
+        <w:spacing w:after="100" w:line="290" w:lineRule="auto"/>
+        <w:ind w:left="1560" w:hanging="360"/>
+      </w:pPr>
+      <w:r>
+        <w:rPr>
+          <w:rFonts w:eastAsia="微軟正黑體"/>
+        </w:rPr>
+        <w:t xml:space="preserve">e. </w:t>
+      </w:r>
+      <w:r>
+        <w:rPr>
+          <w:rFonts w:eastAsia="微軟正黑體"/>
+        </w:rPr>
+        <w:t>若颱風假取消、改為照常上課，於「已設定假期列表」刪除該日即可恢復。</w:t>
       </w:r>
     </w:p>
     <w:p>
@@ -7693,39 +7314,36 @@
         <w:rPr>
           <w:rFonts w:eastAsia="微軟正黑體"/>
         </w:rPr>
-        <w:t>仍有班級使用中的教室無法刪除，請先至「課程資訊</w:t>
-      </w:r>
-      <w:r>
-        <w:rPr>
-          <w:rFonts w:eastAsia="微軟正黑體"/>
-        </w:rPr>
-        <w:t xml:space="preserve"> → </w:t>
-      </w:r>
-      <w:r>
-        <w:rPr>
-          <w:rFonts w:eastAsia="微軟正黑體"/>
-        </w:rPr>
-        <w:t>班級管理」調整該班級的教室。</w:t>
+        <w:t>「已設定假期列表」可依年度檢視已設定的假日，點擊該列的「刪除」圖示即可移除。</w:t>
+      </w:r>
+    </w:p>
+    <w:p>
+      <w:pPr>
+        <w:spacing w:after="100" w:line="290" w:lineRule="auto"/>
+        <w:ind w:left="1140" w:hanging="480"/>
+      </w:pPr>
+      <w:r>
+        <w:rPr>
+          <w:rFonts w:eastAsia="微軟正黑體"/>
+        </w:rPr>
+        <w:t xml:space="preserve">(6) </w:t>
+      </w:r>
+      <w:r>
+        <w:rPr>
+          <w:rFonts w:eastAsia="微軟正黑體"/>
+        </w:rPr>
+        <w:t>假日的新增與刪除會立即生效，不需另外按「儲存設定」。</w:t>
       </w:r>
     </w:p>
     <w:p>
       <w:pPr>
         <w:pStyle w:val="2"/>
       </w:pPr>
-      <w:bookmarkStart w:id="40" w:name="_Toc242826371"/>
-      <w:r>
-        <w:t>(</w:t>
-      </w:r>
-      <w:r>
-        <w:t>二</w:t>
-      </w:r>
-      <w:r>
-        <w:t xml:space="preserve">) </w:t>
-      </w:r>
-      <w:r>
-        <w:t>休假日設定</w:t>
-      </w:r>
-      <w:bookmarkEnd w:id="40"/>
+      <w:bookmarkStart w:id="41" w:name="_Toc242891970"/>
+      <w:r>
+        <w:t>(三) 提醒設定</w:t>
+      </w:r>
+      <w:bookmarkEnd w:id="41"/>
     </w:p>
     <w:p>
       <w:pPr>
@@ -7736,127 +7354,6 @@
         <w:rPr>
           <w:rFonts w:eastAsia="微軟正黑體"/>
         </w:rPr>
-        <w:t>設定中心停課的國定假日或專屬休假日，設定完成之假日將於課表排程中以紅色標記顯示。</w:t>
-      </w:r>
-    </w:p>
-    <w:p>
-      <w:pPr>
-        <w:spacing w:after="100" w:line="290" w:lineRule="auto"/>
-        <w:ind w:left="1140" w:hanging="480"/>
-      </w:pPr>
-      <w:r>
-        <w:rPr>
-          <w:rFonts w:eastAsia="微軟正黑體"/>
-        </w:rPr>
-        <w:t xml:space="preserve">(1) </w:t>
-      </w:r>
-      <w:r>
-        <w:rPr>
-          <w:rFonts w:eastAsia="微軟正黑體"/>
-        </w:rPr>
-        <w:t>點擊黃色的「假期選擇」按鈕，系統會彈出「快速匯入假期」視窗。選擇年度後，可一次勾選多個系統預設的國定假日（或點擊「全選」），再點擊右下角的「匯入」按鈕即可快速匯入。</w:t>
-      </w:r>
-    </w:p>
-    <w:p>
-      <w:pPr>
-        <w:spacing w:after="100" w:line="290" w:lineRule="auto"/>
-        <w:ind w:left="1140" w:hanging="480"/>
-      </w:pPr>
-      <w:r>
-        <w:rPr>
-          <w:rFonts w:eastAsia="微軟正黑體"/>
-        </w:rPr>
-        <w:t xml:space="preserve">(2) </w:t>
-      </w:r>
-      <w:r>
-        <w:rPr>
-          <w:rFonts w:eastAsia="微軟正黑體"/>
-        </w:rPr>
-        <w:t>農曆節日日期依曆法推算，補假與彈性放假請以行政院人事行政總處公告為準，可再以「自訂新增假日」補充。</w:t>
-      </w:r>
-    </w:p>
-    <w:p>
-      <w:pPr>
-        <w:spacing w:after="100" w:line="290" w:lineRule="auto"/>
-        <w:ind w:left="1140" w:hanging="480"/>
-      </w:pPr>
-      <w:r>
-        <w:rPr>
-          <w:rFonts w:eastAsia="微軟正黑體"/>
-        </w:rPr>
-        <w:t xml:space="preserve">(3) </w:t>
-      </w:r>
-      <w:r>
-        <w:rPr>
-          <w:rFonts w:eastAsia="微軟正黑體"/>
-        </w:rPr>
-        <w:t>若有自訂的休假日，可於「自訂新增假日」選擇假日日期、設定規律（單次／每年），並輸入假日名稱，最後點擊「新增」按鈕即可加入列表。</w:t>
-      </w:r>
-    </w:p>
-    <w:p>
-      <w:pPr>
-        <w:spacing w:after="100" w:line="290" w:lineRule="auto"/>
-        <w:ind w:left="1140" w:hanging="480"/>
-      </w:pPr>
-      <w:r>
-        <w:rPr>
-          <w:rFonts w:eastAsia="微軟正黑體"/>
-        </w:rPr>
-        <w:t xml:space="preserve">(4) </w:t>
-      </w:r>
-      <w:r>
-        <w:rPr>
-          <w:rFonts w:eastAsia="微軟正黑體"/>
-        </w:rPr>
-        <w:t>「已設定假期列表」可依年度檢視已設定的假日，點擊該列的「刪除」圖示即可移除。</w:t>
-      </w:r>
-    </w:p>
-    <w:p>
-      <w:pPr>
-        <w:spacing w:after="100" w:line="290" w:lineRule="auto"/>
-        <w:ind w:left="1140" w:hanging="480"/>
-      </w:pPr>
-      <w:r>
-        <w:rPr>
-          <w:rFonts w:eastAsia="微軟正黑體"/>
-        </w:rPr>
-        <w:t xml:space="preserve">(5) </w:t>
-      </w:r>
-      <w:r>
-        <w:rPr>
-          <w:rFonts w:eastAsia="微軟正黑體"/>
-        </w:rPr>
-        <w:t>假日的新增與刪除會立即生效，不需另外按「儲存設定」。</w:t>
-      </w:r>
-    </w:p>
-    <w:p>
-      <w:pPr>
-        <w:pStyle w:val="2"/>
-      </w:pPr>
-      <w:bookmarkStart w:id="41" w:name="_Toc242826372"/>
-      <w:r>
-        <w:t>(</w:t>
-      </w:r>
-      <w:r>
-        <w:t>三</w:t>
-      </w:r>
-      <w:r>
-        <w:t xml:space="preserve">) </w:t>
-      </w:r>
-      <w:r>
-        <w:t>提醒設定</w:t>
-      </w:r>
-      <w:bookmarkEnd w:id="41"/>
-    </w:p>
-    <w:p>
-      <w:pPr>
-        <w:spacing w:after="100" w:line="290" w:lineRule="auto"/>
-        <w:ind w:left="480"/>
-      </w:pPr>
-      <w:r>
-        <w:rPr>
-          <w:rFonts w:eastAsia="微軟正黑體"/>
-        </w:rPr>
         <w:t>提供自動通知的提醒機制，可定時發送公告，提醒教師與學生相關待辦事項。</w:t>
       </w:r>
     </w:p>
@@ -7869,49 +7366,31 @@
         <w:rPr>
           <w:rFonts w:eastAsia="微軟正黑體"/>
         </w:rPr>
-        <w:t xml:space="preserve">(1) </w:t>
-      </w:r>
-      <w:r>
-        <w:rPr>
-          <w:rFonts w:eastAsia="微軟正黑體"/>
-        </w:rPr>
-        <w:t>教師未填日誌提醒：開啟開關後，可自訂「課程結束後達＿天未填寫」時，於每日指定時間自動發送系統公告提醒授課教師。</w:t>
-      </w:r>
-    </w:p>
-    <w:p>
-      <w:pPr>
-        <w:spacing w:after="100" w:line="290" w:lineRule="auto"/>
-        <w:ind w:left="1140" w:hanging="480"/>
-      </w:pPr>
-      <w:r>
-        <w:rPr>
-          <w:rFonts w:eastAsia="微軟正黑體"/>
-        </w:rPr>
-        <w:t xml:space="preserve">(2) </w:t>
-      </w:r>
-      <w:r>
-        <w:rPr>
-          <w:rFonts w:eastAsia="微軟正黑體"/>
-        </w:rPr>
-        <w:t>學生待補課提醒：開啟開關後，可自訂「缺席後達＿天未安排補課」時，於每日指定時間發送提醒公告。</w:t>
-      </w:r>
-    </w:p>
-    <w:p>
-      <w:pPr>
-        <w:spacing w:after="100" w:line="290" w:lineRule="auto"/>
-        <w:ind w:left="1140" w:hanging="480"/>
-      </w:pPr>
-      <w:r>
-        <w:rPr>
-          <w:rFonts w:eastAsia="微軟正黑體"/>
-        </w:rPr>
-        <w:t xml:space="preserve">(3) </w:t>
-      </w:r>
-      <w:r>
-        <w:rPr>
-          <w:rFonts w:eastAsia="微軟正黑體"/>
-        </w:rPr>
-        <w:t>設定完成後，點擊右下角的「儲存設定」按鈕，以套用最新規則；有尚未儲存的變更時，畫面下方會出現提示。</w:t>
+        <w:t>(1) 教師未填日誌提醒：開啟開關後，可自訂「課程結束後達＿天未填寫」時，於每日指定時間自動發送系統公告提醒授課教師。</w:t>
+      </w:r>
+    </w:p>
+    <w:p>
+      <w:pPr>
+        <w:spacing w:after="100" w:line="290" w:lineRule="auto"/>
+        <w:ind w:left="1140" w:hanging="480"/>
+      </w:pPr>
+      <w:r>
+        <w:rPr>
+          <w:rFonts w:eastAsia="微軟正黑體"/>
+        </w:rPr>
+        <w:t>(2) 學生待補課提醒：開啟開關後，可自訂「缺席後達＿天未安排補課」時，於每日指定時間發送提醒公告。</w:t>
+      </w:r>
+    </w:p>
+    <w:p>
+      <w:pPr>
+        <w:spacing w:after="100" w:line="290" w:lineRule="auto"/>
+        <w:ind w:left="1140" w:hanging="480"/>
+      </w:pPr>
+      <w:r>
+        <w:rPr>
+          <w:rFonts w:eastAsia="微軟正黑體"/>
+        </w:rPr>
+        <w:t>(3) 設定完成後，點擊右下角的「儲存設定」按鈕，以套用最新規則；有尚未儲存的變更時，畫面下方會出現提示。</w:t>
       </w:r>
     </w:p>
     <w:p>
@@ -7919,15 +7398,10 @@
         <w:pStyle w:val="1"/>
         <w:pageBreakBefore/>
       </w:pPr>
-      <w:bookmarkStart w:id="42" w:name="_Toc242826373"/>
-      <w:r>
-        <w:t>附錄、</w:t>
-      </w:r>
-      <w:r>
-        <w:t xml:space="preserve"> </w:t>
-      </w:r>
-      <w:r>
-        <w:t>本次修訂摘要</w:t>
+      <w:bookmarkStart w:id="42" w:name="_Toc242891971"/>
+      <w:r>
+        <w:lastRenderedPageBreak/>
+        <w:t>附錄、 本次修訂摘要</w:t>
       </w:r>
       <w:bookmarkEnd w:id="42"/>
     </w:p>
@@ -7964,7 +7438,43 @@
         <w:rPr>
           <w:rFonts w:eastAsia="微軟正黑體"/>
         </w:rPr>
-        <w:t>月的系統畫面修訂，與前一版手冊的差異如下：</w:t>
+        <w:t>月</w:t>
+      </w:r>
+      <w:r>
+        <w:rPr>
+          <w:rFonts w:eastAsia="微軟正黑體"/>
+        </w:rPr>
+        <w:t xml:space="preserve"> 14 </w:t>
+      </w:r>
+      <w:r>
+        <w:rPr>
+          <w:rFonts w:eastAsia="微軟正黑體"/>
+        </w:rPr>
+        <w:t>日的系統畫面修訂，與前一版（</w:t>
+      </w:r>
+      <w:r>
+        <w:rPr>
+          <w:rFonts w:eastAsia="微軟正黑體"/>
+        </w:rPr>
+        <w:t xml:space="preserve">10 </w:t>
+      </w:r>
+      <w:r>
+        <w:rPr>
+          <w:rFonts w:eastAsia="微軟正黑體"/>
+        </w:rPr>
+        <w:t>月</w:t>
+      </w:r>
+      <w:r>
+        <w:rPr>
+          <w:rFonts w:eastAsia="微軟正黑體"/>
+        </w:rPr>
+        <w:t xml:space="preserve"> 13 </w:t>
+      </w:r>
+      <w:r>
+        <w:rPr>
+          <w:rFonts w:eastAsia="微軟正黑體"/>
+        </w:rPr>
+        <w:t>日）手冊的差異如下：</w:t>
       </w:r>
     </w:p>
     <w:tbl>
@@ -8158,7 +7668,7 @@
                 <w:sz w:val="21"/>
                 <w:szCs w:val="21"/>
               </w:rPr>
-              <w:t>新增登入說明（老師、學生、行政人員帳號皆為姓名、密碼為生日，修改生日時密碼同步更新）與點擊頭像登出。</w:t>
+              <w:t>帳號停用（老師離職、行政人員取消帳號啟用）後無法登入，正在使用的人員會立即登出。</w:t>
             </w:r>
           </w:p>
         </w:tc>
@@ -8214,7 +7724,7 @@
                 <w:sz w:val="21"/>
                 <w:szCs w:val="21"/>
               </w:rPr>
-              <w:t>老師與行政人員</w:t>
+              <w:t>學生管理</w:t>
             </w:r>
           </w:p>
         </w:tc>
@@ -8241,7 +7751,7 @@
                 <w:sz w:val="21"/>
                 <w:szCs w:val="21"/>
               </w:rPr>
-              <w:t>新增「行政人員」分頁：新增、編輯、停用與刪除行政人員帳號。</w:t>
+              <w:t>新增「在學狀態」（在學／結業）的篩選與編輯；改為結業會自動離開目前班級。</w:t>
             </w:r>
           </w:p>
         </w:tc>
@@ -8297,7 +7807,7 @@
                 <w:sz w:val="21"/>
                 <w:szCs w:val="21"/>
               </w:rPr>
-              <w:t>日誌管理</w:t>
+              <w:t>老師與行政人員</w:t>
             </w:r>
           </w:p>
         </w:tc>
@@ -8324,7 +7834,7 @@
                 <w:sz w:val="21"/>
                 <w:szCs w:val="21"/>
               </w:rPr>
-              <w:t>新增「自動建立日誌」功能說明。</w:t>
+              <w:t>新增老師「在職狀態」（在職／離職），離職即停用帳號；未完成日誌可點「查看 ›」直接開啟日誌管理，並說明未完成的計算方式。</w:t>
             </w:r>
           </w:p>
         </w:tc>
@@ -8380,7 +7890,7 @@
                 <w:sz w:val="21"/>
                 <w:szCs w:val="21"/>
               </w:rPr>
-              <w:t>課程列表</w:t>
+              <w:t>日誌管理</w:t>
             </w:r>
           </w:p>
         </w:tc>
@@ -8407,7 +7917,7 @@
                 <w:sz w:val="21"/>
                 <w:szCs w:val="21"/>
               </w:rPr>
-              <w:t>新增排序按鈕說明。</w:t>
+              <w:t>新增「未完成」狀態按鈕；說明不會建立日誌的情況（開課日期以前、假日、停課）。</w:t>
             </w:r>
           </w:p>
         </w:tc>
@@ -8463,7 +7973,7 @@
                 <w:sz w:val="21"/>
                 <w:szCs w:val="21"/>
               </w:rPr>
-              <w:t>系統設定</w:t>
+              <w:t>班級管理</w:t>
             </w:r>
           </w:p>
         </w:tc>
@@ -8490,7 +8000,7 @@
                 <w:sz w:val="21"/>
                 <w:szCs w:val="21"/>
               </w:rPr>
-              <w:t>新增「教室管理」：新增、編輯、刪除教室。</w:t>
+              <w:t>新增「開課日期」與「班級狀態」欄位；清單顯示開課日期，並依星期一至星期日排列。</w:t>
             </w:r>
           </w:p>
         </w:tc>
@@ -8519,7 +8029,7 @@
                 <w:sz w:val="21"/>
                 <w:szCs w:val="21"/>
               </w:rPr>
-              <w:t>移除</w:t>
+              <w:t>新增</w:t>
             </w:r>
           </w:p>
         </w:tc>
@@ -8546,7 +8056,7 @@
                 <w:sz w:val="21"/>
                 <w:szCs w:val="21"/>
               </w:rPr>
-              <w:t>日誌管理</w:t>
+              <w:t>課表</w:t>
             </w:r>
           </w:p>
         </w:tc>
@@ -8573,7 +8083,7 @@
                 <w:sz w:val="21"/>
                 <w:szCs w:val="21"/>
               </w:rPr>
-              <w:t>移除「編輯權限設定」（日誌清單已無「權限」按鈕）。</w:t>
+              <w:t>點擊已調課的課程方塊可取消調課；整天停課改用假日設定。</w:t>
             </w:r>
           </w:p>
         </w:tc>
@@ -8602,7 +8112,7 @@
                 <w:sz w:val="21"/>
                 <w:szCs w:val="21"/>
               </w:rPr>
-              <w:t>修正</w:t>
+              <w:t>新增</w:t>
             </w:r>
           </w:p>
         </w:tc>
@@ -8629,7 +8139,7 @@
                 <w:sz w:val="21"/>
                 <w:szCs w:val="21"/>
               </w:rPr>
-              <w:t>學生管理</w:t>
+              <w:t>系統設定</w:t>
             </w:r>
           </w:p>
         </w:tc>
@@ -8656,7 +8166,7 @@
                 <w:sz w:val="21"/>
                 <w:szCs w:val="21"/>
               </w:rPr>
-              <w:t>新增表單補充性別、電話、電子郵件、體驗課與班級欄位；家長姓名與電話、學校、教室、上課類別改為選填；選擇班級後自動帶入授課老師、教室與上課類別；清單的課程、教室、老師依目前班級顯示，上課堂數由日誌自動計算；出缺席狀態改為「出席、請假、補課、未約課」。</w:t>
+              <w:t>「休假日設定」更名為「國定假日與休假日設定」，並新增颱風假的設定範例。</w:t>
             </w:r>
           </w:p>
         </w:tc>
@@ -8712,7 +8222,7 @@
                 <w:sz w:val="21"/>
                 <w:szCs w:val="21"/>
               </w:rPr>
-              <w:t>老師管理</w:t>
+              <w:t>日誌管理</w:t>
             </w:r>
           </w:p>
         </w:tc>
@@ -8739,23 +8249,7 @@
                 <w:sz w:val="21"/>
                 <w:szCs w:val="21"/>
               </w:rPr>
-              <w:t>頁面更名為「老師與行政人員」；新增登入帳號說明（帳號為姓名、密碼為生日）；畢業學校與</w:t>
-            </w:r>
-            <w:r>
-              <w:rPr>
-                <w:rFonts w:eastAsia="微軟正黑體"/>
-                <w:sz w:val="21"/>
-                <w:szCs w:val="21"/>
-              </w:rPr>
-              <w:t xml:space="preserve"> LINE ID </w:t>
-            </w:r>
-            <w:r>
-              <w:rPr>
-                <w:rFonts w:eastAsia="微軟正黑體"/>
-                <w:sz w:val="21"/>
-                <w:szCs w:val="21"/>
-              </w:rPr>
-              <w:t>改為選填；資料卡片顯示未完成日誌數量。</w:t>
+              <w:t>時間區間預設改為從各班的開課日期起算；尚未建立的日誌改顯示為「待填寫」。</w:t>
             </w:r>
           </w:p>
         </w:tc>
@@ -8811,7 +8305,7 @@
                 <w:sz w:val="21"/>
                 <w:szCs w:val="21"/>
               </w:rPr>
-              <w:t>日誌管理</w:t>
+              <w:t>課程管理</w:t>
             </w:r>
           </w:p>
         </w:tc>
@@ -8838,7 +8332,7 @@
                 <w:sz w:val="21"/>
                 <w:szCs w:val="21"/>
               </w:rPr>
-              <w:t>填寫狀態增加「全部」；日誌詳情補充課程主題、課程備註，學生出缺席狀態為「出席、請假、補課、未約課」。</w:t>
+              <w:t>課程設為停課時，底下所有班級都停止產生日誌。</w:t>
             </w:r>
           </w:p>
         </w:tc>
@@ -8921,7 +8415,7 @@
                 <w:sz w:val="21"/>
                 <w:szCs w:val="21"/>
               </w:rPr>
-              <w:t>按鈕更名為「學生名單／加入學生」；可從名單移除學生；加入學生改為勾選後「儲存變更」；一位學生同時只會在一個班級，加入新班級即自動轉班。</w:t>
+              <w:t>班級狀態只影響該班級，不再改變整門課程的狀態；刪除班級會移到垃圾桶並停止產生日誌。</w:t>
             </w:r>
           </w:p>
         </w:tc>
@@ -8977,7 +8471,7 @@
                 <w:sz w:val="21"/>
                 <w:szCs w:val="21"/>
               </w:rPr>
-              <w:t>課表</w:t>
+              <w:t>點數管理</w:t>
             </w:r>
           </w:p>
         </w:tc>
@@ -9004,422 +8498,7 @@
                 <w:sz w:val="21"/>
                 <w:szCs w:val="21"/>
               </w:rPr>
-              <w:t>新增教室篩選、「今天」按鈕、點擊課程方塊調課；調課類型改為「時段／老師／時段及老師」三種。</w:t>
-            </w:r>
-          </w:p>
-        </w:tc>
-      </w:tr>
-      <w:tr>
-        <w:tc>
-          <w:tcPr>
-            <w:tcW w:w="1100" w:type="dxa"/>
-            <w:tcBorders>
-              <w:top w:val="single" w:sz="4" w:space="0" w:color="999999"/>
-              <w:left w:val="single" w:sz="4" w:space="0" w:color="999999"/>
-              <w:bottom w:val="single" w:sz="4" w:space="0" w:color="999999"/>
-              <w:right w:val="single" w:sz="4" w:space="0" w:color="999999"/>
-            </w:tcBorders>
-            <w:tcMar>
-              <w:top w:w="60" w:type="dxa"/>
-              <w:left w:w="100" w:type="dxa"/>
-              <w:bottom w:w="60" w:type="dxa"/>
-              <w:right w:w="100" w:type="dxa"/>
-            </w:tcMar>
-          </w:tcPr>
-          <w:p>
-            <w:r>
-              <w:rPr>
-                <w:rFonts w:eastAsia="微軟正黑體"/>
-                <w:sz w:val="21"/>
-                <w:szCs w:val="21"/>
-              </w:rPr>
-              <w:t>修正</w:t>
-            </w:r>
-          </w:p>
-        </w:tc>
-        <w:tc>
-          <w:tcPr>
-            <w:tcW w:w="2300" w:type="dxa"/>
-            <w:tcBorders>
-              <w:top w:val="single" w:sz="4" w:space="0" w:color="999999"/>
-              <w:left w:val="single" w:sz="4" w:space="0" w:color="999999"/>
-              <w:bottom w:val="single" w:sz="4" w:space="0" w:color="999999"/>
-              <w:right w:val="single" w:sz="4" w:space="0" w:color="999999"/>
-            </w:tcBorders>
-            <w:tcMar>
-              <w:top w:w="60" w:type="dxa"/>
-              <w:left w:w="100" w:type="dxa"/>
-              <w:bottom w:w="60" w:type="dxa"/>
-              <w:right w:w="100" w:type="dxa"/>
-            </w:tcMar>
-          </w:tcPr>
-          <w:p>
-            <w:r>
-              <w:rPr>
-                <w:rFonts w:eastAsia="微軟正黑體"/>
-                <w:sz w:val="21"/>
-                <w:szCs w:val="21"/>
-              </w:rPr>
-              <w:t>課程列表</w:t>
-            </w:r>
-          </w:p>
-        </w:tc>
-        <w:tc>
-          <w:tcPr>
-            <w:tcW w:w="5626" w:type="dxa"/>
-            <w:tcBorders>
-              <w:top w:val="single" w:sz="4" w:space="0" w:color="999999"/>
-              <w:left w:val="single" w:sz="4" w:space="0" w:color="999999"/>
-              <w:bottom w:val="single" w:sz="4" w:space="0" w:color="999999"/>
-              <w:right w:val="single" w:sz="4" w:space="0" w:color="999999"/>
-            </w:tcBorders>
-            <w:tcMar>
-              <w:top w:w="60" w:type="dxa"/>
-              <w:left w:w="100" w:type="dxa"/>
-              <w:bottom w:w="60" w:type="dxa"/>
-              <w:right w:w="100" w:type="dxa"/>
-            </w:tcMar>
-          </w:tcPr>
-          <w:p>
-            <w:r>
-              <w:rPr>
-                <w:rFonts w:eastAsia="微軟正黑體"/>
-                <w:sz w:val="21"/>
-                <w:szCs w:val="21"/>
-              </w:rPr>
-              <w:t>新增學生按鈕由「加入班級」改為「儲存變更」；可從名單移除學生。</w:t>
-            </w:r>
-          </w:p>
-        </w:tc>
-      </w:tr>
-      <w:tr>
-        <w:tc>
-          <w:tcPr>
-            <w:tcW w:w="1100" w:type="dxa"/>
-            <w:tcBorders>
-              <w:top w:val="single" w:sz="4" w:space="0" w:color="999999"/>
-              <w:left w:val="single" w:sz="4" w:space="0" w:color="999999"/>
-              <w:bottom w:val="single" w:sz="4" w:space="0" w:color="999999"/>
-              <w:right w:val="single" w:sz="4" w:space="0" w:color="999999"/>
-            </w:tcBorders>
-            <w:tcMar>
-              <w:top w:w="60" w:type="dxa"/>
-              <w:left w:w="100" w:type="dxa"/>
-              <w:bottom w:w="60" w:type="dxa"/>
-              <w:right w:w="100" w:type="dxa"/>
-            </w:tcMar>
-          </w:tcPr>
-          <w:p>
-            <w:r>
-              <w:rPr>
-                <w:rFonts w:eastAsia="微軟正黑體"/>
-                <w:sz w:val="21"/>
-                <w:szCs w:val="21"/>
-              </w:rPr>
-              <w:t>修正</w:t>
-            </w:r>
-          </w:p>
-        </w:tc>
-        <w:tc>
-          <w:tcPr>
-            <w:tcW w:w="2300" w:type="dxa"/>
-            <w:tcBorders>
-              <w:top w:val="single" w:sz="4" w:space="0" w:color="999999"/>
-              <w:left w:val="single" w:sz="4" w:space="0" w:color="999999"/>
-              <w:bottom w:val="single" w:sz="4" w:space="0" w:color="999999"/>
-              <w:right w:val="single" w:sz="4" w:space="0" w:color="999999"/>
-            </w:tcBorders>
-            <w:tcMar>
-              <w:top w:w="60" w:type="dxa"/>
-              <w:left w:w="100" w:type="dxa"/>
-              <w:bottom w:w="60" w:type="dxa"/>
-              <w:right w:w="100" w:type="dxa"/>
-            </w:tcMar>
-          </w:tcPr>
-          <w:p>
-            <w:r>
-              <w:rPr>
-                <w:rFonts w:eastAsia="微軟正黑體"/>
-                <w:sz w:val="21"/>
-                <w:szCs w:val="21"/>
-              </w:rPr>
-              <w:t>點數管理</w:t>
-            </w:r>
-          </w:p>
-        </w:tc>
-        <w:tc>
-          <w:tcPr>
-            <w:tcW w:w="5626" w:type="dxa"/>
-            <w:tcBorders>
-              <w:top w:val="single" w:sz="4" w:space="0" w:color="999999"/>
-              <w:left w:val="single" w:sz="4" w:space="0" w:color="999999"/>
-              <w:bottom w:val="single" w:sz="4" w:space="0" w:color="999999"/>
-              <w:right w:val="single" w:sz="4" w:space="0" w:color="999999"/>
-            </w:tcBorders>
-            <w:tcMar>
-              <w:top w:w="60" w:type="dxa"/>
-              <w:left w:w="100" w:type="dxa"/>
-              <w:bottom w:w="60" w:type="dxa"/>
-              <w:right w:w="100" w:type="dxa"/>
-            </w:tcMar>
-          </w:tcPr>
-          <w:p>
-            <w:r>
-              <w:rPr>
-                <w:rFonts w:eastAsia="微軟正黑體"/>
-                <w:sz w:val="21"/>
-                <w:szCs w:val="21"/>
-              </w:rPr>
-              <w:t>操作改為圖示按鈕；新增變動原因（增加／扣除／兌換獎品／其他）與結算預覽。</w:t>
-            </w:r>
-          </w:p>
-        </w:tc>
-      </w:tr>
-      <w:tr>
-        <w:tc>
-          <w:tcPr>
-            <w:tcW w:w="1100" w:type="dxa"/>
-            <w:tcBorders>
-              <w:top w:val="single" w:sz="4" w:space="0" w:color="999999"/>
-              <w:left w:val="single" w:sz="4" w:space="0" w:color="999999"/>
-              <w:bottom w:val="single" w:sz="4" w:space="0" w:color="999999"/>
-              <w:right w:val="single" w:sz="4" w:space="0" w:color="999999"/>
-            </w:tcBorders>
-            <w:tcMar>
-              <w:top w:w="60" w:type="dxa"/>
-              <w:left w:w="100" w:type="dxa"/>
-              <w:bottom w:w="60" w:type="dxa"/>
-              <w:right w:w="100" w:type="dxa"/>
-            </w:tcMar>
-          </w:tcPr>
-          <w:p>
-            <w:r>
-              <w:rPr>
-                <w:rFonts w:eastAsia="微軟正黑體"/>
-                <w:sz w:val="21"/>
-                <w:szCs w:val="21"/>
-              </w:rPr>
-              <w:t>修正</w:t>
-            </w:r>
-          </w:p>
-        </w:tc>
-        <w:tc>
-          <w:tcPr>
-            <w:tcW w:w="2300" w:type="dxa"/>
-            <w:tcBorders>
-              <w:top w:val="single" w:sz="4" w:space="0" w:color="999999"/>
-              <w:left w:val="single" w:sz="4" w:space="0" w:color="999999"/>
-              <w:bottom w:val="single" w:sz="4" w:space="0" w:color="999999"/>
-              <w:right w:val="single" w:sz="4" w:space="0" w:color="999999"/>
-            </w:tcBorders>
-            <w:tcMar>
-              <w:top w:w="60" w:type="dxa"/>
-              <w:left w:w="100" w:type="dxa"/>
-              <w:bottom w:w="60" w:type="dxa"/>
-              <w:right w:w="100" w:type="dxa"/>
-            </w:tcMar>
-          </w:tcPr>
-          <w:p>
-            <w:r>
-              <w:rPr>
-                <w:rFonts w:eastAsia="微軟正黑體"/>
-                <w:sz w:val="21"/>
-                <w:szCs w:val="21"/>
-              </w:rPr>
-              <w:t>系統設定</w:t>
-            </w:r>
-          </w:p>
-        </w:tc>
-        <w:tc>
-          <w:tcPr>
-            <w:tcW w:w="5626" w:type="dxa"/>
-            <w:tcBorders>
-              <w:top w:val="single" w:sz="4" w:space="0" w:color="999999"/>
-              <w:left w:val="single" w:sz="4" w:space="0" w:color="999999"/>
-              <w:bottom w:val="single" w:sz="4" w:space="0" w:color="999999"/>
-              <w:right w:val="single" w:sz="4" w:space="0" w:color="999999"/>
-            </w:tcBorders>
-            <w:tcMar>
-              <w:top w:w="60" w:type="dxa"/>
-              <w:left w:w="100" w:type="dxa"/>
-              <w:bottom w:w="60" w:type="dxa"/>
-              <w:right w:w="100" w:type="dxa"/>
-            </w:tcMar>
-          </w:tcPr>
-          <w:p>
-            <w:r>
-              <w:rPr>
-                <w:rFonts w:eastAsia="微軟正黑體"/>
-                <w:sz w:val="21"/>
-                <w:szCs w:val="21"/>
-              </w:rPr>
-              <w:t>假日匯入按鈕更名為「假期選擇」並可選年度；假日變更立即生效。</w:t>
-            </w:r>
-          </w:p>
-        </w:tc>
-      </w:tr>
-      <w:tr>
-        <w:tc>
-          <w:tcPr>
-            <w:tcW w:w="1100" w:type="dxa"/>
-            <w:tcBorders>
-              <w:top w:val="single" w:sz="4" w:space="0" w:color="999999"/>
-              <w:left w:val="single" w:sz="4" w:space="0" w:color="999999"/>
-              <w:bottom w:val="single" w:sz="4" w:space="0" w:color="999999"/>
-              <w:right w:val="single" w:sz="4" w:space="0" w:color="999999"/>
-            </w:tcBorders>
-            <w:tcMar>
-              <w:top w:w="60" w:type="dxa"/>
-              <w:left w:w="100" w:type="dxa"/>
-              <w:bottom w:w="60" w:type="dxa"/>
-              <w:right w:w="100" w:type="dxa"/>
-            </w:tcMar>
-          </w:tcPr>
-          <w:p>
-            <w:r>
-              <w:rPr>
-                <w:rFonts w:eastAsia="微軟正黑體"/>
-                <w:sz w:val="21"/>
-                <w:szCs w:val="21"/>
-              </w:rPr>
-              <w:t>移除</w:t>
-            </w:r>
-          </w:p>
-        </w:tc>
-        <w:tc>
-          <w:tcPr>
-            <w:tcW w:w="2300" w:type="dxa"/>
-            <w:tcBorders>
-              <w:top w:val="single" w:sz="4" w:space="0" w:color="999999"/>
-              <w:left w:val="single" w:sz="4" w:space="0" w:color="999999"/>
-              <w:bottom w:val="single" w:sz="4" w:space="0" w:color="999999"/>
-              <w:right w:val="single" w:sz="4" w:space="0" w:color="999999"/>
-            </w:tcBorders>
-            <w:tcMar>
-              <w:top w:w="60" w:type="dxa"/>
-              <w:left w:w="100" w:type="dxa"/>
-              <w:bottom w:w="60" w:type="dxa"/>
-              <w:right w:w="100" w:type="dxa"/>
-            </w:tcMar>
-          </w:tcPr>
-          <w:p>
-            <w:r>
-              <w:rPr>
-                <w:rFonts w:eastAsia="微軟正黑體"/>
-                <w:sz w:val="21"/>
-                <w:szCs w:val="21"/>
-              </w:rPr>
-              <w:t>功能尋找</w:t>
-            </w:r>
-          </w:p>
-        </w:tc>
-        <w:tc>
-          <w:tcPr>
-            <w:tcW w:w="5626" w:type="dxa"/>
-            <w:tcBorders>
-              <w:top w:val="single" w:sz="4" w:space="0" w:color="999999"/>
-              <w:left w:val="single" w:sz="4" w:space="0" w:color="999999"/>
-              <w:bottom w:val="single" w:sz="4" w:space="0" w:color="999999"/>
-              <w:right w:val="single" w:sz="4" w:space="0" w:color="999999"/>
-            </w:tcBorders>
-            <w:tcMar>
-              <w:top w:w="60" w:type="dxa"/>
-              <w:left w:w="100" w:type="dxa"/>
-              <w:bottom w:w="60" w:type="dxa"/>
-              <w:right w:w="100" w:type="dxa"/>
-            </w:tcMar>
-          </w:tcPr>
-          <w:p>
-            <w:r>
-              <w:rPr>
-                <w:rFonts w:eastAsia="微軟正黑體"/>
-                <w:sz w:val="21"/>
-                <w:szCs w:val="21"/>
-              </w:rPr>
-              <w:t>移除上方導覽列搜尋列的「功能尋找」說明。</w:t>
-            </w:r>
-          </w:p>
-        </w:tc>
-      </w:tr>
-      <w:tr>
-        <w:tc>
-          <w:tcPr>
-            <w:tcW w:w="1100" w:type="dxa"/>
-            <w:tcBorders>
-              <w:top w:val="single" w:sz="4" w:space="0" w:color="999999"/>
-              <w:left w:val="single" w:sz="4" w:space="0" w:color="999999"/>
-              <w:bottom w:val="single" w:sz="4" w:space="0" w:color="999999"/>
-              <w:right w:val="single" w:sz="4" w:space="0" w:color="999999"/>
-            </w:tcBorders>
-            <w:tcMar>
-              <w:top w:w="60" w:type="dxa"/>
-              <w:left w:w="100" w:type="dxa"/>
-              <w:bottom w:w="60" w:type="dxa"/>
-              <w:right w:w="100" w:type="dxa"/>
-            </w:tcMar>
-          </w:tcPr>
-          <w:p>
-            <w:r>
-              <w:rPr>
-                <w:rFonts w:eastAsia="微軟正黑體"/>
-                <w:sz w:val="21"/>
-                <w:szCs w:val="21"/>
-              </w:rPr>
-              <w:t>調整</w:t>
-            </w:r>
-          </w:p>
-        </w:tc>
-        <w:tc>
-          <w:tcPr>
-            <w:tcW w:w="2300" w:type="dxa"/>
-            <w:tcBorders>
-              <w:top w:val="single" w:sz="4" w:space="0" w:color="999999"/>
-              <w:left w:val="single" w:sz="4" w:space="0" w:color="999999"/>
-              <w:bottom w:val="single" w:sz="4" w:space="0" w:color="999999"/>
-              <w:right w:val="single" w:sz="4" w:space="0" w:color="999999"/>
-            </w:tcBorders>
-            <w:tcMar>
-              <w:top w:w="60" w:type="dxa"/>
-              <w:left w:w="100" w:type="dxa"/>
-              <w:bottom w:w="60" w:type="dxa"/>
-              <w:right w:w="100" w:type="dxa"/>
-            </w:tcMar>
-          </w:tcPr>
-          <w:p>
-            <w:r>
-              <w:rPr>
-                <w:rFonts w:eastAsia="微軟正黑體"/>
-                <w:sz w:val="21"/>
-                <w:szCs w:val="21"/>
-              </w:rPr>
-              <w:t>章節編排</w:t>
-            </w:r>
-          </w:p>
-        </w:tc>
-        <w:tc>
-          <w:tcPr>
-            <w:tcW w:w="5626" w:type="dxa"/>
-            <w:tcBorders>
-              <w:top w:val="single" w:sz="4" w:space="0" w:color="999999"/>
-              <w:left w:val="single" w:sz="4" w:space="0" w:color="999999"/>
-              <w:bottom w:val="single" w:sz="4" w:space="0" w:color="999999"/>
-              <w:right w:val="single" w:sz="4" w:space="0" w:color="999999"/>
-            </w:tcBorders>
-            <w:tcMar>
-              <w:top w:w="60" w:type="dxa"/>
-              <w:left w:w="100" w:type="dxa"/>
-              <w:bottom w:w="60" w:type="dxa"/>
-              <w:right w:w="100" w:type="dxa"/>
-            </w:tcMar>
-          </w:tcPr>
-          <w:p>
-            <w:r>
-              <w:rPr>
-                <w:rFonts w:eastAsia="微軟正黑體"/>
-                <w:sz w:val="21"/>
-                <w:szCs w:val="21"/>
-              </w:rPr>
-              <w:t>公告設定自「系統設定與公告」移至「登入與共用功能」。</w:t>
+              <w:t>扣除點數超過餘額時顯示「點數不足」，且無法確認送出。</w:t>
             </w:r>
           </w:p>
         </w:tc>
